--- a/docs/Cobertura_testing.docx
+++ b/docs/Cobertura_testing.docx
@@ -20,7 +20,7 @@
     </w:p>
     <w:p>
       <w:r>
-        <w:t>MiTienda  |  Full Stack II  |  Versión 2  |  21 de octubre de 2026</w:t>
+        <w:t>MiTienda  |  Full Stack II  |  Versión 2  |  23 de octubre de 2026</w:t>
       </w:r>
     </w:p>
     <w:p>
@@ -33,7 +33,7 @@
     </w:p>
     <w:p>
       <w:r>
-        <w:t>La suite terminó con 76 pruebas aprobadas de 76, sin fallos. Las pruebas cubren reglas del catálogo y compra, componentes React, estado compartido, navegación y regresión del panel. La revisión local del navegador también completó compra rechazada, reintento aprobado y descarga del inventario.</w:t>
+        <w:t>La suite de 41 archivos terminó con 116 pruebas aprobadas de 116, sin fallos. Las pruebas cubren reglas del catálogo y compra, componentes React, estado compartido, navegación y regresión del panel. La revisión funcional anterior completó compra rechazada, reintento aprobado y descarga del inventario. La revisión del 23 de octubre verifica separación de acciones en escritorio y móvil y la vista HTML portátil.</w:t>
       </w:r>
     </w:p>
     <w:tbl>
@@ -247,7 +247,7 @@
                 <w:color w:val="20252B"/>
                 <w:sz w:val="19"/>
               </w:rPr>
-              <w:t>4646</w:t>
+              <w:t>807</w:t>
             </w:r>
           </w:p>
         </w:tc>
@@ -279,7 +279,7 @@
                 <w:color w:val="20252B"/>
                 <w:sz w:val="19"/>
               </w:rPr>
-              <w:t>5598</w:t>
+              <w:t>966</w:t>
             </w:r>
           </w:p>
         </w:tc>
@@ -311,7 +311,7 @@
                 <w:color w:val="20252B"/>
                 <w:sz w:val="19"/>
               </w:rPr>
-              <w:t>82.99 %</w:t>
+              <w:t>83.54 %</w:t>
             </w:r>
           </w:p>
         </w:tc>
@@ -380,7 +380,7 @@
                 <w:color w:val="20252B"/>
                 <w:sz w:val="19"/>
               </w:rPr>
-              <w:t>4646</w:t>
+              <w:t>927</w:t>
             </w:r>
           </w:p>
         </w:tc>
@@ -412,7 +412,7 @@
                 <w:color w:val="20252B"/>
                 <w:sz w:val="19"/>
               </w:rPr>
-              <w:t>5598</w:t>
+              <w:t>1124</w:t>
             </w:r>
           </w:p>
         </w:tc>
@@ -444,7 +444,7 @@
                 <w:color w:val="20252B"/>
                 <w:sz w:val="19"/>
               </w:rPr>
-              <w:t>82.99 %</w:t>
+              <w:t>82.47 %</w:t>
             </w:r>
           </w:p>
         </w:tc>
@@ -513,7 +513,7 @@
                 <w:color w:val="20252B"/>
                 <w:sz w:val="19"/>
               </w:rPr>
-              <w:t>146</w:t>
+              <w:t>349</w:t>
             </w:r>
           </w:p>
         </w:tc>
@@ -545,7 +545,7 @@
                 <w:color w:val="20252B"/>
                 <w:sz w:val="19"/>
               </w:rPr>
-              <w:t>202</w:t>
+              <w:t>428</w:t>
             </w:r>
           </w:p>
         </w:tc>
@@ -577,7 +577,7 @@
                 <w:color w:val="20252B"/>
                 <w:sz w:val="19"/>
               </w:rPr>
-              <w:t>72.27 %</w:t>
+              <w:t>81.54 %</w:t>
             </w:r>
           </w:p>
         </w:tc>
@@ -646,7 +646,7 @@
                 <w:color w:val="20252B"/>
                 <w:sz w:val="19"/>
               </w:rPr>
-              <w:t>515</w:t>
+              <w:t>489</w:t>
             </w:r>
           </w:p>
         </w:tc>
@@ -678,7 +678,7 @@
                 <w:color w:val="20252B"/>
                 <w:sz w:val="19"/>
               </w:rPr>
-              <w:t>642</w:t>
+              <w:t>703</w:t>
             </w:r>
           </w:p>
         </w:tc>
@@ -710,7 +710,7 @@
                 <w:color w:val="20252B"/>
                 <w:sz w:val="19"/>
               </w:rPr>
-              <w:t>80.21 %</w:t>
+              <w:t>69.55 %</w:t>
             </w:r>
           </w:p>
         </w:tc>
@@ -718,12 +718,12 @@
     </w:tbl>
     <w:p>
       <w:r>
-        <w:t>La medición incluye todos los archivos JavaScript y JSX de src, también los que no se importan en un caso. Excluye CSS, fotografías, pruebas y dependencias. Las ramas de archivos nunca ejecutados se contabilizan según el tratamiento de V8 y c8; el porcentaje de ramas no debe interpretarse como cobertura de todas las decisiones posibles del producto.</w:t>
+        <w:t>La medición incluye todos los archivos JavaScript y JSX de src, aunque no se importen en un caso. Excluye CSS, fotografías, archivos .test y src/test. Se usa @vitest/coverage-v8, versión 5.0.5. Las métricas se calculan con el mapeo de código de Vitest; no son directamente comparables con las del ejecutor anterior.</w:t>
       </w:r>
     </w:p>
     <w:p>
       <w:r>
-        <w:t>La cobertura describe la ejecución automatizada, no certifica que todo el sistema esté libre de errores. La revisión visual y los recorridos en Edge se informan por separado y no se suman a los porcentajes de Jasmine.</w:t>
+        <w:t>La cobertura describe la ejecución automatizada, no certifica que todo el sistema esté libre de errores. La revisión visual y los recorridos en Edge se informan por separado y no se suman a los porcentajes de Vitest.</w:t>
       </w:r>
     </w:p>
     <w:p>
@@ -736,12 +736,12 @@
     </w:p>
     <w:p>
       <w:r>
-        <w:t>Windows, Node.js 24, Jasmine y JSDOM. Comandos: npm ci; npm test; npm run test:coverage; npm run build. Los scripts se encuentran en package.json y tests/run-tests.mjs.</w:t>
+        <w:t>Windows, Node.js 24, Vitest 5.0.5, React Testing Library y JSDOM. Comandos: npm ci; npm test; npm run test:coverage; npm run build. Los scripts se encuentran en package.json, vite.config.js y src/test/setup.js.</w:t>
       </w:r>
     </w:p>
     <w:p>
       <w:r>
-        <w:t>Los reportes de datos se generan en reports/jasmine-results.json y coverage/coverage-summary.json. El reporte navegable se encuentra en coverage/index.html. La revisión corresponde a la versión local basada en 396c877.</w:t>
+        <w:t>Los reportes de datos se generan en reports/vitest-results.json y coverage/coverage-summary.json. El reporte navegable se encuentra en coverage/index.html. La revisión corresponde a la versión local basada en 396c877.</w:t>
       </w:r>
     </w:p>
     <w:p>
@@ -932,7 +932,7 @@
                 <w:color w:val="20252B"/>
                 <w:sz w:val="19"/>
               </w:rPr>
-              <w:t>utils/checkout.js</w:t>
+              <w:t>components/Header.jsx</w:t>
             </w:r>
           </w:p>
         </w:tc>
@@ -964,13 +964,45 @@
                 <w:color w:val="20252B"/>
                 <w:sz w:val="19"/>
               </w:rPr>
+              <w:t>94.73 %</w:t>
+            </w:r>
+          </w:p>
+        </w:tc>
+        <w:tc>
+          <w:tcPr>
+            <w:tcW w:type="dxa" w:w="1368"/>
+            <w:vAlign w:val="center"/>
+            <w:tcBorders>
+              <w:top w:val="single" w:sz="5" w:color="D9D9D9"/>
+              <w:left w:val="single" w:sz="5" w:color="D9D9D9"/>
+              <w:bottom w:val="single" w:sz="5" w:color="D9D9D9"/>
+              <w:right w:val="single" w:sz="5" w:color="D9D9D9"/>
+            </w:tcBorders>
+            <w:shd w:fill="FFFFFF"/>
+            <w:tcMar>
+              <w:top w:w="85" w:type="dxa"/>
+              <w:left w:w="85" w:type="dxa"/>
+              <w:bottom w:w="85" w:type="dxa"/>
+              <w:right w:w="85" w:type="dxa"/>
+            </w:tcMar>
+          </w:tcPr>
+          <w:p>
+            <w:pPr>
+              <w:spacing w:after="0" w:line="259" w:lineRule="auto"/>
+            </w:pPr>
+            <w:r>
+              <w:rPr>
+                <w:b w:val="0"/>
+                <w:color w:val="20252B"/>
+                <w:sz w:val="19"/>
+              </w:rPr>
               <w:t>100 %</w:t>
             </w:r>
           </w:p>
         </w:tc>
         <w:tc>
           <w:tcPr>
-            <w:tcW w:type="dxa" w:w="1368"/>
+            <w:tcW w:type="dxa" w:w="1440"/>
             <w:vAlign w:val="center"/>
             <w:tcBorders>
               <w:top w:val="single" w:sz="5" w:color="D9D9D9"/>
@@ -996,39 +1028,7 @@
                 <w:color w:val="20252B"/>
                 <w:sz w:val="19"/>
               </w:rPr>
-              <w:t>100 %</w:t>
-            </w:r>
-          </w:p>
-        </w:tc>
-        <w:tc>
-          <w:tcPr>
-            <w:tcW w:type="dxa" w:w="1440"/>
-            <w:vAlign w:val="center"/>
-            <w:tcBorders>
-              <w:top w:val="single" w:sz="5" w:color="D9D9D9"/>
-              <w:left w:val="single" w:sz="5" w:color="D9D9D9"/>
-              <w:bottom w:val="single" w:sz="5" w:color="D9D9D9"/>
-              <w:right w:val="single" w:sz="5" w:color="D9D9D9"/>
-            </w:tcBorders>
-            <w:shd w:fill="FFFFFF"/>
-            <w:tcMar>
-              <w:top w:w="85" w:type="dxa"/>
-              <w:left w:w="85" w:type="dxa"/>
-              <w:bottom w:w="85" w:type="dxa"/>
-              <w:right w:w="85" w:type="dxa"/>
-            </w:tcMar>
-          </w:tcPr>
-          <w:p>
-            <w:pPr>
-              <w:spacing w:after="0" w:line="259" w:lineRule="auto"/>
-            </w:pPr>
-            <w:r>
-              <w:rPr>
-                <w:b w:val="0"/>
-                <w:color w:val="20252B"/>
-                <w:sz w:val="19"/>
-              </w:rPr>
-              <w:t>100 %</w:t>
+              <w:t>83.33 %</w:t>
             </w:r>
           </w:p>
         </w:tc>
@@ -1065,7 +1065,7 @@
                 <w:color w:val="20252B"/>
                 <w:sz w:val="19"/>
               </w:rPr>
-              <w:t>pages/checkout/Payment.jsx</w:t>
+              <w:t>components/ConfirmDialog.jsx</w:t>
             </w:r>
           </w:p>
         </w:tc>
@@ -1097,7 +1097,7 @@
                 <w:color w:val="20252B"/>
                 <w:sz w:val="19"/>
               </w:rPr>
-              <w:t>98.53 %</w:t>
+              <w:t>100 %</w:t>
             </w:r>
           </w:p>
         </w:tc>
@@ -1129,7 +1129,7 @@
                 <w:color w:val="20252B"/>
                 <w:sz w:val="19"/>
               </w:rPr>
-              <w:t>77.77 %</w:t>
+              <w:t>100 %</w:t>
             </w:r>
           </w:p>
         </w:tc>
@@ -1161,7 +1161,7 @@
                 <w:color w:val="20252B"/>
                 <w:sz w:val="19"/>
               </w:rPr>
-              <w:t>85.41 %</w:t>
+              <w:t>91.66 %</w:t>
             </w:r>
           </w:p>
         </w:tc>
@@ -1198,7 +1198,7 @@
                 <w:color w:val="20252B"/>
                 <w:sz w:val="19"/>
               </w:rPr>
-              <w:t>utils/filtrarProductos.js</w:t>
+              <w:t>components/CartMessage.jsx</w:t>
             </w:r>
           </w:p>
         </w:tc>
@@ -1331,7 +1331,7 @@
                 <w:color w:val="20252B"/>
                 <w:sz w:val="19"/>
               </w:rPr>
-              <w:t>components/ProductFilters.jsx</w:t>
+              <w:t>components/admin/OrderProductPicker.jsx</w:t>
             </w:r>
           </w:p>
         </w:tc>
@@ -1363,7 +1363,7 @@
                 <w:color w:val="20252B"/>
                 <w:sz w:val="19"/>
               </w:rPr>
-              <w:t>91.74 %</w:t>
+              <w:t>100 %</w:t>
             </w:r>
           </w:p>
         </w:tc>
@@ -1395,7 +1395,7 @@
                 <w:color w:val="20252B"/>
                 <w:sz w:val="19"/>
               </w:rPr>
-              <w:t>50 %</w:t>
+              <w:t>100 %</w:t>
             </w:r>
           </w:p>
         </w:tc>
@@ -1427,7 +1427,7 @@
                 <w:color w:val="20252B"/>
                 <w:sz w:val="19"/>
               </w:rPr>
-              <w:t>66.66 %</w:t>
+              <w:t>100 %</w:t>
             </w:r>
           </w:p>
         </w:tc>
@@ -1464,7 +1464,7 @@
                 <w:color w:val="20252B"/>
                 <w:sz w:val="19"/>
               </w:rPr>
-              <w:t>context/CartContext.jsx</w:t>
+              <w:t>utils/checkout.js</w:t>
             </w:r>
           </w:p>
         </w:tc>
@@ -1560,7 +1560,7 @@
                 <w:color w:val="20252B"/>
                 <w:sz w:val="19"/>
               </w:rPr>
-              <w:t>88.57 %</w:t>
+              <w:t>100 %</w:t>
             </w:r>
           </w:p>
         </w:tc>
@@ -1597,7 +1597,7 @@
                 <w:color w:val="20252B"/>
                 <w:sz w:val="19"/>
               </w:rPr>
-              <w:t>context/ProductContext.jsx</w:t>
+              <w:t>pages/checkout/Payment.jsx</w:t>
             </w:r>
           </w:p>
         </w:tc>
@@ -1629,7 +1629,7 @@
                 <w:color w:val="20252B"/>
                 <w:sz w:val="19"/>
               </w:rPr>
-              <w:t>100 %</w:t>
+              <w:t>91.52 %</w:t>
             </w:r>
           </w:p>
         </w:tc>
@@ -1661,7 +1661,7 @@
                 <w:color w:val="20252B"/>
                 <w:sz w:val="19"/>
               </w:rPr>
-              <w:t>100 %</w:t>
+              <w:t>86.66 %</w:t>
             </w:r>
           </w:p>
         </w:tc>
@@ -1693,7 +1693,7 @@
                 <w:color w:val="20252B"/>
                 <w:sz w:val="19"/>
               </w:rPr>
-              <w:t>100 %</w:t>
+              <w:t>96.22 %</w:t>
             </w:r>
           </w:p>
         </w:tc>
@@ -1730,7 +1730,7 @@
                 <w:color w:val="20252B"/>
                 <w:sz w:val="19"/>
               </w:rPr>
-              <w:t>context/AuthContext.jsx</w:t>
+              <w:t>utils/filtrarProductos.js</w:t>
             </w:r>
           </w:p>
         </w:tc>
@@ -1762,7 +1762,7 @@
                 <w:color w:val="20252B"/>
                 <w:sz w:val="19"/>
               </w:rPr>
-              <w:t>94.44 %</w:t>
+              <w:t>100 %</w:t>
             </w:r>
           </w:p>
         </w:tc>
@@ -1794,7 +1794,7 @@
                 <w:color w:val="20252B"/>
                 <w:sz w:val="19"/>
               </w:rPr>
-              <w:t>83.33 %</w:t>
+              <w:t>100 %</w:t>
             </w:r>
           </w:p>
         </w:tc>
@@ -1863,7 +1863,7 @@
                 <w:color w:val="20252B"/>
                 <w:sz w:val="19"/>
               </w:rPr>
-              <w:t>utils/reporteVentas.js</w:t>
+              <w:t>components/ProductFilters.jsx</w:t>
             </w:r>
           </w:p>
         </w:tc>
@@ -1959,7 +1959,7 @@
                 <w:color w:val="20252B"/>
                 <w:sz w:val="19"/>
               </w:rPr>
-              <w:t>97.67 %</w:t>
+              <w:t>100 %</w:t>
             </w:r>
           </w:p>
         </w:tc>
@@ -1996,6 +1996,538 @@
                 <w:color w:val="20252B"/>
                 <w:sz w:val="19"/>
               </w:rPr>
+              <w:t>context/CartContext.jsx</w:t>
+            </w:r>
+          </w:p>
+        </w:tc>
+        <w:tc>
+          <w:tcPr>
+            <w:tcW w:type="dxa" w:w="1368"/>
+            <w:vAlign w:val="center"/>
+            <w:tcBorders>
+              <w:top w:val="single" w:sz="5" w:color="D9D9D9"/>
+              <w:left w:val="single" w:sz="5" w:color="D9D9D9"/>
+              <w:bottom w:val="single" w:sz="5" w:color="D9D9D9"/>
+              <w:right w:val="single" w:sz="5" w:color="D9D9D9"/>
+            </w:tcBorders>
+            <w:shd w:fill="FFFFFF"/>
+            <w:tcMar>
+              <w:top w:w="85" w:type="dxa"/>
+              <w:left w:w="85" w:type="dxa"/>
+              <w:bottom w:w="85" w:type="dxa"/>
+              <w:right w:w="85" w:type="dxa"/>
+            </w:tcMar>
+          </w:tcPr>
+          <w:p>
+            <w:pPr>
+              <w:spacing w:after="0" w:line="259" w:lineRule="auto"/>
+            </w:pPr>
+            <w:r>
+              <w:rPr>
+                <w:b w:val="0"/>
+                <w:color w:val="20252B"/>
+                <w:sz w:val="19"/>
+              </w:rPr>
+              <w:t>100 %</w:t>
+            </w:r>
+          </w:p>
+        </w:tc>
+        <w:tc>
+          <w:tcPr>
+            <w:tcW w:type="dxa" w:w="1368"/>
+            <w:vAlign w:val="center"/>
+            <w:tcBorders>
+              <w:top w:val="single" w:sz="5" w:color="D9D9D9"/>
+              <w:left w:val="single" w:sz="5" w:color="D9D9D9"/>
+              <w:bottom w:val="single" w:sz="5" w:color="D9D9D9"/>
+              <w:right w:val="single" w:sz="5" w:color="D9D9D9"/>
+            </w:tcBorders>
+            <w:shd w:fill="FFFFFF"/>
+            <w:tcMar>
+              <w:top w:w="85" w:type="dxa"/>
+              <w:left w:w="85" w:type="dxa"/>
+              <w:bottom w:w="85" w:type="dxa"/>
+              <w:right w:w="85" w:type="dxa"/>
+            </w:tcMar>
+          </w:tcPr>
+          <w:p>
+            <w:pPr>
+              <w:spacing w:after="0" w:line="259" w:lineRule="auto"/>
+            </w:pPr>
+            <w:r>
+              <w:rPr>
+                <w:b w:val="0"/>
+                <w:color w:val="20252B"/>
+                <w:sz w:val="19"/>
+              </w:rPr>
+              <w:t>95.83 %</w:t>
+            </w:r>
+          </w:p>
+        </w:tc>
+        <w:tc>
+          <w:tcPr>
+            <w:tcW w:type="dxa" w:w="1440"/>
+            <w:vAlign w:val="center"/>
+            <w:tcBorders>
+              <w:top w:val="single" w:sz="5" w:color="D9D9D9"/>
+              <w:left w:val="single" w:sz="5" w:color="D9D9D9"/>
+              <w:bottom w:val="single" w:sz="5" w:color="D9D9D9"/>
+              <w:right w:val="single" w:sz="5" w:color="D9D9D9"/>
+            </w:tcBorders>
+            <w:shd w:fill="FFFFFF"/>
+            <w:tcMar>
+              <w:top w:w="85" w:type="dxa"/>
+              <w:left w:w="85" w:type="dxa"/>
+              <w:bottom w:w="85" w:type="dxa"/>
+              <w:right w:w="85" w:type="dxa"/>
+            </w:tcMar>
+          </w:tcPr>
+          <w:p>
+            <w:pPr>
+              <w:spacing w:after="0" w:line="259" w:lineRule="auto"/>
+            </w:pPr>
+            <w:r>
+              <w:rPr>
+                <w:b w:val="0"/>
+                <w:color w:val="20252B"/>
+                <w:sz w:val="19"/>
+              </w:rPr>
+              <w:t>77.77 %</w:t>
+            </w:r>
+          </w:p>
+        </w:tc>
+      </w:tr>
+      <w:tr>
+        <w:trPr>
+          <w:cantSplit/>
+        </w:trPr>
+        <w:tc>
+          <w:tcPr>
+            <w:tcW w:type="dxa" w:w="5184"/>
+            <w:vAlign w:val="center"/>
+            <w:tcBorders>
+              <w:top w:val="single" w:sz="5" w:color="D9D9D9"/>
+              <w:left w:val="single" w:sz="5" w:color="D9D9D9"/>
+              <w:bottom w:val="single" w:sz="5" w:color="D9D9D9"/>
+              <w:right w:val="single" w:sz="5" w:color="D9D9D9"/>
+            </w:tcBorders>
+            <w:shd w:fill="F2F5F8"/>
+            <w:tcMar>
+              <w:top w:w="85" w:type="dxa"/>
+              <w:left w:w="85" w:type="dxa"/>
+              <w:bottom w:w="85" w:type="dxa"/>
+              <w:right w:w="85" w:type="dxa"/>
+            </w:tcMar>
+          </w:tcPr>
+          <w:p>
+            <w:pPr>
+              <w:spacing w:after="0" w:line="259" w:lineRule="auto"/>
+            </w:pPr>
+            <w:r>
+              <w:rPr>
+                <w:b w:val="0"/>
+                <w:color w:val="20252B"/>
+                <w:sz w:val="19"/>
+              </w:rPr>
+              <w:t>context/ProductContext.jsx</w:t>
+            </w:r>
+          </w:p>
+        </w:tc>
+        <w:tc>
+          <w:tcPr>
+            <w:tcW w:type="dxa" w:w="1368"/>
+            <w:vAlign w:val="center"/>
+            <w:tcBorders>
+              <w:top w:val="single" w:sz="5" w:color="D9D9D9"/>
+              <w:left w:val="single" w:sz="5" w:color="D9D9D9"/>
+              <w:bottom w:val="single" w:sz="5" w:color="D9D9D9"/>
+              <w:right w:val="single" w:sz="5" w:color="D9D9D9"/>
+            </w:tcBorders>
+            <w:shd w:fill="F2F5F8"/>
+            <w:tcMar>
+              <w:top w:w="85" w:type="dxa"/>
+              <w:left w:w="85" w:type="dxa"/>
+              <w:bottom w:w="85" w:type="dxa"/>
+              <w:right w:w="85" w:type="dxa"/>
+            </w:tcMar>
+          </w:tcPr>
+          <w:p>
+            <w:pPr>
+              <w:spacing w:after="0" w:line="259" w:lineRule="auto"/>
+            </w:pPr>
+            <w:r>
+              <w:rPr>
+                <w:b w:val="0"/>
+                <w:color w:val="20252B"/>
+                <w:sz w:val="19"/>
+              </w:rPr>
+              <w:t>100 %</w:t>
+            </w:r>
+          </w:p>
+        </w:tc>
+        <w:tc>
+          <w:tcPr>
+            <w:tcW w:type="dxa" w:w="1368"/>
+            <w:vAlign w:val="center"/>
+            <w:tcBorders>
+              <w:top w:val="single" w:sz="5" w:color="D9D9D9"/>
+              <w:left w:val="single" w:sz="5" w:color="D9D9D9"/>
+              <w:bottom w:val="single" w:sz="5" w:color="D9D9D9"/>
+              <w:right w:val="single" w:sz="5" w:color="D9D9D9"/>
+            </w:tcBorders>
+            <w:shd w:fill="F2F5F8"/>
+            <w:tcMar>
+              <w:top w:w="85" w:type="dxa"/>
+              <w:left w:w="85" w:type="dxa"/>
+              <w:bottom w:w="85" w:type="dxa"/>
+              <w:right w:w="85" w:type="dxa"/>
+            </w:tcMar>
+          </w:tcPr>
+          <w:p>
+            <w:pPr>
+              <w:spacing w:after="0" w:line="259" w:lineRule="auto"/>
+            </w:pPr>
+            <w:r>
+              <w:rPr>
+                <w:b w:val="0"/>
+                <w:color w:val="20252B"/>
+                <w:sz w:val="19"/>
+              </w:rPr>
+              <w:t>100 %</w:t>
+            </w:r>
+          </w:p>
+        </w:tc>
+        <w:tc>
+          <w:tcPr>
+            <w:tcW w:type="dxa" w:w="1440"/>
+            <w:vAlign w:val="center"/>
+            <w:tcBorders>
+              <w:top w:val="single" w:sz="5" w:color="D9D9D9"/>
+              <w:left w:val="single" w:sz="5" w:color="D9D9D9"/>
+              <w:bottom w:val="single" w:sz="5" w:color="D9D9D9"/>
+              <w:right w:val="single" w:sz="5" w:color="D9D9D9"/>
+            </w:tcBorders>
+            <w:shd w:fill="F2F5F8"/>
+            <w:tcMar>
+              <w:top w:w="85" w:type="dxa"/>
+              <w:left w:w="85" w:type="dxa"/>
+              <w:bottom w:w="85" w:type="dxa"/>
+              <w:right w:w="85" w:type="dxa"/>
+            </w:tcMar>
+          </w:tcPr>
+          <w:p>
+            <w:pPr>
+              <w:spacing w:after="0" w:line="259" w:lineRule="auto"/>
+            </w:pPr>
+            <w:r>
+              <w:rPr>
+                <w:b w:val="0"/>
+                <w:color w:val="20252B"/>
+                <w:sz w:val="19"/>
+              </w:rPr>
+              <w:t>100 %</w:t>
+            </w:r>
+          </w:p>
+        </w:tc>
+      </w:tr>
+      <w:tr>
+        <w:trPr>
+          <w:cantSplit/>
+        </w:trPr>
+        <w:tc>
+          <w:tcPr>
+            <w:tcW w:type="dxa" w:w="5184"/>
+            <w:vAlign w:val="center"/>
+            <w:tcBorders>
+              <w:top w:val="single" w:sz="5" w:color="D9D9D9"/>
+              <w:left w:val="single" w:sz="5" w:color="D9D9D9"/>
+              <w:bottom w:val="single" w:sz="5" w:color="D9D9D9"/>
+              <w:right w:val="single" w:sz="5" w:color="D9D9D9"/>
+            </w:tcBorders>
+            <w:shd w:fill="FFFFFF"/>
+            <w:tcMar>
+              <w:top w:w="85" w:type="dxa"/>
+              <w:left w:w="85" w:type="dxa"/>
+              <w:bottom w:w="85" w:type="dxa"/>
+              <w:right w:w="85" w:type="dxa"/>
+            </w:tcMar>
+          </w:tcPr>
+          <w:p>
+            <w:pPr>
+              <w:spacing w:after="0" w:line="259" w:lineRule="auto"/>
+            </w:pPr>
+            <w:r>
+              <w:rPr>
+                <w:b w:val="0"/>
+                <w:color w:val="20252B"/>
+                <w:sz w:val="19"/>
+              </w:rPr>
+              <w:t>context/AuthContext.jsx</w:t>
+            </w:r>
+          </w:p>
+        </w:tc>
+        <w:tc>
+          <w:tcPr>
+            <w:tcW w:type="dxa" w:w="1368"/>
+            <w:vAlign w:val="center"/>
+            <w:tcBorders>
+              <w:top w:val="single" w:sz="5" w:color="D9D9D9"/>
+              <w:left w:val="single" w:sz="5" w:color="D9D9D9"/>
+              <w:bottom w:val="single" w:sz="5" w:color="D9D9D9"/>
+              <w:right w:val="single" w:sz="5" w:color="D9D9D9"/>
+            </w:tcBorders>
+            <w:shd w:fill="FFFFFF"/>
+            <w:tcMar>
+              <w:top w:w="85" w:type="dxa"/>
+              <w:left w:w="85" w:type="dxa"/>
+              <w:bottom w:w="85" w:type="dxa"/>
+              <w:right w:w="85" w:type="dxa"/>
+            </w:tcMar>
+          </w:tcPr>
+          <w:p>
+            <w:pPr>
+              <w:spacing w:after="0" w:line="259" w:lineRule="auto"/>
+            </w:pPr>
+            <w:r>
+              <w:rPr>
+                <w:b w:val="0"/>
+                <w:color w:val="20252B"/>
+                <w:sz w:val="19"/>
+              </w:rPr>
+              <w:t>100 %</w:t>
+            </w:r>
+          </w:p>
+        </w:tc>
+        <w:tc>
+          <w:tcPr>
+            <w:tcW w:type="dxa" w:w="1368"/>
+            <w:vAlign w:val="center"/>
+            <w:tcBorders>
+              <w:top w:val="single" w:sz="5" w:color="D9D9D9"/>
+              <w:left w:val="single" w:sz="5" w:color="D9D9D9"/>
+              <w:bottom w:val="single" w:sz="5" w:color="D9D9D9"/>
+              <w:right w:val="single" w:sz="5" w:color="D9D9D9"/>
+            </w:tcBorders>
+            <w:shd w:fill="FFFFFF"/>
+            <w:tcMar>
+              <w:top w:w="85" w:type="dxa"/>
+              <w:left w:w="85" w:type="dxa"/>
+              <w:bottom w:w="85" w:type="dxa"/>
+              <w:right w:w="85" w:type="dxa"/>
+            </w:tcMar>
+          </w:tcPr>
+          <w:p>
+            <w:pPr>
+              <w:spacing w:after="0" w:line="259" w:lineRule="auto"/>
+            </w:pPr>
+            <w:r>
+              <w:rPr>
+                <w:b w:val="0"/>
+                <w:color w:val="20252B"/>
+                <w:sz w:val="19"/>
+              </w:rPr>
+              <w:t>100 %</w:t>
+            </w:r>
+          </w:p>
+        </w:tc>
+        <w:tc>
+          <w:tcPr>
+            <w:tcW w:type="dxa" w:w="1440"/>
+            <w:vAlign w:val="center"/>
+            <w:tcBorders>
+              <w:top w:val="single" w:sz="5" w:color="D9D9D9"/>
+              <w:left w:val="single" w:sz="5" w:color="D9D9D9"/>
+              <w:bottom w:val="single" w:sz="5" w:color="D9D9D9"/>
+              <w:right w:val="single" w:sz="5" w:color="D9D9D9"/>
+            </w:tcBorders>
+            <w:shd w:fill="FFFFFF"/>
+            <w:tcMar>
+              <w:top w:w="85" w:type="dxa"/>
+              <w:left w:w="85" w:type="dxa"/>
+              <w:bottom w:w="85" w:type="dxa"/>
+              <w:right w:w="85" w:type="dxa"/>
+            </w:tcMar>
+          </w:tcPr>
+          <w:p>
+            <w:pPr>
+              <w:spacing w:after="0" w:line="259" w:lineRule="auto"/>
+            </w:pPr>
+            <w:r>
+              <w:rPr>
+                <w:b w:val="0"/>
+                <w:color w:val="20252B"/>
+                <w:sz w:val="19"/>
+              </w:rPr>
+              <w:t>100 %</w:t>
+            </w:r>
+          </w:p>
+        </w:tc>
+      </w:tr>
+      <w:tr>
+        <w:trPr>
+          <w:cantSplit/>
+        </w:trPr>
+        <w:tc>
+          <w:tcPr>
+            <w:tcW w:type="dxa" w:w="5184"/>
+            <w:vAlign w:val="center"/>
+            <w:tcBorders>
+              <w:top w:val="single" w:sz="5" w:color="D9D9D9"/>
+              <w:left w:val="single" w:sz="5" w:color="D9D9D9"/>
+              <w:bottom w:val="single" w:sz="5" w:color="D9D9D9"/>
+              <w:right w:val="single" w:sz="5" w:color="D9D9D9"/>
+            </w:tcBorders>
+            <w:shd w:fill="F2F5F8"/>
+            <w:tcMar>
+              <w:top w:w="85" w:type="dxa"/>
+              <w:left w:w="85" w:type="dxa"/>
+              <w:bottom w:w="85" w:type="dxa"/>
+              <w:right w:w="85" w:type="dxa"/>
+            </w:tcMar>
+          </w:tcPr>
+          <w:p>
+            <w:pPr>
+              <w:spacing w:after="0" w:line="259" w:lineRule="auto"/>
+            </w:pPr>
+            <w:r>
+              <w:rPr>
+                <w:b w:val="0"/>
+                <w:color w:val="20252B"/>
+                <w:sz w:val="19"/>
+              </w:rPr>
+              <w:t>utils/reporteVentas.js</w:t>
+            </w:r>
+          </w:p>
+        </w:tc>
+        <w:tc>
+          <w:tcPr>
+            <w:tcW w:type="dxa" w:w="1368"/>
+            <w:vAlign w:val="center"/>
+            <w:tcBorders>
+              <w:top w:val="single" w:sz="5" w:color="D9D9D9"/>
+              <w:left w:val="single" w:sz="5" w:color="D9D9D9"/>
+              <w:bottom w:val="single" w:sz="5" w:color="D9D9D9"/>
+              <w:right w:val="single" w:sz="5" w:color="D9D9D9"/>
+            </w:tcBorders>
+            <w:shd w:fill="F2F5F8"/>
+            <w:tcMar>
+              <w:top w:w="85" w:type="dxa"/>
+              <w:left w:w="85" w:type="dxa"/>
+              <w:bottom w:w="85" w:type="dxa"/>
+              <w:right w:w="85" w:type="dxa"/>
+            </w:tcMar>
+          </w:tcPr>
+          <w:p>
+            <w:pPr>
+              <w:spacing w:after="0" w:line="259" w:lineRule="auto"/>
+            </w:pPr>
+            <w:r>
+              <w:rPr>
+                <w:b w:val="0"/>
+                <w:color w:val="20252B"/>
+                <w:sz w:val="19"/>
+              </w:rPr>
+              <w:t>98.07 %</w:t>
+            </w:r>
+          </w:p>
+        </w:tc>
+        <w:tc>
+          <w:tcPr>
+            <w:tcW w:type="dxa" w:w="1368"/>
+            <w:vAlign w:val="center"/>
+            <w:tcBorders>
+              <w:top w:val="single" w:sz="5" w:color="D9D9D9"/>
+              <w:left w:val="single" w:sz="5" w:color="D9D9D9"/>
+              <w:bottom w:val="single" w:sz="5" w:color="D9D9D9"/>
+              <w:right w:val="single" w:sz="5" w:color="D9D9D9"/>
+            </w:tcBorders>
+            <w:shd w:fill="F2F5F8"/>
+            <w:tcMar>
+              <w:top w:w="85" w:type="dxa"/>
+              <w:left w:w="85" w:type="dxa"/>
+              <w:bottom w:w="85" w:type="dxa"/>
+              <w:right w:w="85" w:type="dxa"/>
+            </w:tcMar>
+          </w:tcPr>
+          <w:p>
+            <w:pPr>
+              <w:spacing w:after="0" w:line="259" w:lineRule="auto"/>
+            </w:pPr>
+            <w:r>
+              <w:rPr>
+                <w:b w:val="0"/>
+                <w:color w:val="20252B"/>
+                <w:sz w:val="19"/>
+              </w:rPr>
+              <w:t>95.23 %</w:t>
+            </w:r>
+          </w:p>
+        </w:tc>
+        <w:tc>
+          <w:tcPr>
+            <w:tcW w:type="dxa" w:w="1440"/>
+            <w:vAlign w:val="center"/>
+            <w:tcBorders>
+              <w:top w:val="single" w:sz="5" w:color="D9D9D9"/>
+              <w:left w:val="single" w:sz="5" w:color="D9D9D9"/>
+              <w:bottom w:val="single" w:sz="5" w:color="D9D9D9"/>
+              <w:right w:val="single" w:sz="5" w:color="D9D9D9"/>
+            </w:tcBorders>
+            <w:shd w:fill="F2F5F8"/>
+            <w:tcMar>
+              <w:top w:w="85" w:type="dxa"/>
+              <w:left w:w="85" w:type="dxa"/>
+              <w:bottom w:w="85" w:type="dxa"/>
+              <w:right w:w="85" w:type="dxa"/>
+            </w:tcMar>
+          </w:tcPr>
+          <w:p>
+            <w:pPr>
+              <w:spacing w:after="0" w:line="259" w:lineRule="auto"/>
+            </w:pPr>
+            <w:r>
+              <w:rPr>
+                <w:b w:val="0"/>
+                <w:color w:val="20252B"/>
+                <w:sz w:val="19"/>
+              </w:rPr>
+              <w:t>96.66 %</w:t>
+            </w:r>
+          </w:p>
+        </w:tc>
+      </w:tr>
+      <w:tr>
+        <w:trPr>
+          <w:cantSplit/>
+        </w:trPr>
+        <w:tc>
+          <w:tcPr>
+            <w:tcW w:type="dxa" w:w="5184"/>
+            <w:vAlign w:val="center"/>
+            <w:tcBorders>
+              <w:top w:val="single" w:sz="5" w:color="D9D9D9"/>
+              <w:left w:val="single" w:sz="5" w:color="D9D9D9"/>
+              <w:bottom w:val="single" w:sz="5" w:color="D9D9D9"/>
+              <w:right w:val="single" w:sz="5" w:color="D9D9D9"/>
+            </w:tcBorders>
+            <w:shd w:fill="FFFFFF"/>
+            <w:tcMar>
+              <w:top w:w="85" w:type="dxa"/>
+              <w:left w:w="85" w:type="dxa"/>
+              <w:bottom w:w="85" w:type="dxa"/>
+              <w:right w:w="85" w:type="dxa"/>
+            </w:tcMar>
+          </w:tcPr>
+          <w:p>
+            <w:pPr>
+              <w:spacing w:after="0" w:line="259" w:lineRule="auto"/>
+            </w:pPr>
+            <w:r>
+              <w:rPr>
+                <w:b w:val="0"/>
+                <w:color w:val="20252B"/>
+                <w:sz w:val="19"/>
+              </w:rPr>
               <w:t>pages/admin/ProductReports.jsx</w:t>
             </w:r>
           </w:p>
@@ -2028,7 +2560,7 @@
                 <w:color w:val="20252B"/>
                 <w:sz w:val="19"/>
               </w:rPr>
-              <w:t>96.9 %</w:t>
+              <w:t>91.66 %</w:t>
             </w:r>
           </w:p>
         </w:tc>
@@ -2060,7 +2592,7 @@
                 <w:color w:val="20252B"/>
                 <w:sz w:val="19"/>
               </w:rPr>
-              <w:t>66.66 %</w:t>
+              <w:t>85.71 %</w:t>
             </w:r>
           </w:p>
         </w:tc>
@@ -2092,7 +2624,7 @@
                 <w:color w:val="20252B"/>
                 <w:sz w:val="19"/>
               </w:rPr>
-              <w:t>53.84 %</w:t>
+              <w:t>57.14 %</w:t>
             </w:r>
           </w:p>
         </w:tc>
@@ -2139,7 +2671,7 @@
     </w:p>
     <w:p>
       <w:r>
-        <w:t>Las páginas siguientes enumeran todos los casos ejecutados y sus estados. UT identifica reglas unitarias, UI componentes y navegación, y CK compra integrada. Los casos de compra ejercitan contextos reales y almacenamiento del navegador simulado.</w:t>
+        <w:t>Las páginas siguientes enumeran todos los casos ejecutados y sus estados. UT identifica reglas unitarias, UI componentes y navegación, CK compra integrada y CP los nuevos casos de componentes reutilizables. Los casos de compra ejercitan contextos reales y almacenamiento del navegador simulado.</w:t>
       </w:r>
     </w:p>
     <w:p>
@@ -4184,6 +4716,107 @@
           </w:p>
         </w:tc>
       </w:tr>
+      <w:tr>
+        <w:trPr>
+          <w:cantSplit/>
+        </w:trPr>
+        <w:tc>
+          <w:tcPr>
+            <w:tcW w:type="dxa" w:w="936"/>
+            <w:vAlign w:val="center"/>
+            <w:tcBorders>
+              <w:top w:val="single" w:sz="5" w:color="D9D9D9"/>
+              <w:left w:val="single" w:sz="5" w:color="D9D9D9"/>
+              <w:bottom w:val="single" w:sz="5" w:color="D9D9D9"/>
+              <w:right w:val="single" w:sz="5" w:color="D9D9D9"/>
+            </w:tcBorders>
+            <w:shd w:fill="F2F5F8"/>
+            <w:tcMar>
+              <w:top w:w="85" w:type="dxa"/>
+              <w:left w:w="85" w:type="dxa"/>
+              <w:bottom w:w="85" w:type="dxa"/>
+              <w:right w:w="85" w:type="dxa"/>
+            </w:tcMar>
+          </w:tcPr>
+          <w:p>
+            <w:pPr>
+              <w:spacing w:after="0" w:line="259" w:lineRule="auto"/>
+            </w:pPr>
+            <w:r>
+              <w:rPr>
+                <w:b w:val="0"/>
+                <w:color w:val="20252B"/>
+                <w:sz w:val="19"/>
+              </w:rPr>
+              <w:t>UT20</w:t>
+            </w:r>
+          </w:p>
+        </w:tc>
+        <w:tc>
+          <w:tcPr>
+            <w:tcW w:type="dxa" w:w="7200"/>
+            <w:vAlign w:val="center"/>
+            <w:tcBorders>
+              <w:top w:val="single" w:sz="5" w:color="D9D9D9"/>
+              <w:left w:val="single" w:sz="5" w:color="D9D9D9"/>
+              <w:bottom w:val="single" w:sz="5" w:color="D9D9D9"/>
+              <w:right w:val="single" w:sz="5" w:color="D9D9D9"/>
+            </w:tcBorders>
+            <w:shd w:fill="F2F5F8"/>
+            <w:tcMar>
+              <w:top w:w="85" w:type="dxa"/>
+              <w:left w:w="85" w:type="dxa"/>
+              <w:bottom w:w="85" w:type="dxa"/>
+              <w:right w:w="85" w:type="dxa"/>
+            </w:tcMar>
+          </w:tcPr>
+          <w:p>
+            <w:pPr>
+              <w:spacing w:after="0" w:line="259" w:lineRule="auto"/>
+            </w:pPr>
+            <w:r>
+              <w:rPr>
+                <w:b w:val="0"/>
+                <w:color w:val="20252B"/>
+                <w:sz w:val="19"/>
+              </w:rPr>
+              <w:t>combina marca precio y disponibilidad</w:t>
+            </w:r>
+          </w:p>
+        </w:tc>
+        <w:tc>
+          <w:tcPr>
+            <w:tcW w:type="dxa" w:w="1224"/>
+            <w:vAlign w:val="center"/>
+            <w:tcBorders>
+              <w:top w:val="single" w:sz="5" w:color="D9D9D9"/>
+              <w:left w:val="single" w:sz="5" w:color="D9D9D9"/>
+              <w:bottom w:val="single" w:sz="5" w:color="D9D9D9"/>
+              <w:right w:val="single" w:sz="5" w:color="D9D9D9"/>
+            </w:tcBorders>
+            <w:shd w:fill="F2F5F8"/>
+            <w:tcMar>
+              <w:top w:w="85" w:type="dxa"/>
+              <w:left w:w="85" w:type="dxa"/>
+              <w:bottom w:w="85" w:type="dxa"/>
+              <w:right w:w="85" w:type="dxa"/>
+            </w:tcMar>
+          </w:tcPr>
+          <w:p>
+            <w:pPr>
+              <w:spacing w:after="0" w:line="259" w:lineRule="auto"/>
+            </w:pPr>
+            <w:r>
+              <w:rPr>
+                <w:b w:val="0"/>
+                <w:color w:val="20252B"/>
+                <w:sz w:val="19"/>
+              </w:rPr>
+              <w:t>Aprobada</w:t>
+            </w:r>
+          </w:p>
+        </w:tc>
+      </w:tr>
     </w:tbl>
     <w:p>
       <w:pPr>
@@ -4340,7 +4973,7 @@
                 <w:color w:val="20252B"/>
                 <w:sz w:val="19"/>
               </w:rPr>
-              <w:t>UT20</w:t>
+              <w:t>UT21</w:t>
             </w:r>
           </w:p>
         </w:tc>
@@ -4372,7 +5005,7 @@
                 <w:color w:val="20252B"/>
                 <w:sz w:val="19"/>
               </w:rPr>
-              <w:t>combina marca precio y disponibilidad</w:t>
+              <w:t>ordena sin mutar el catálogo</w:t>
             </w:r>
           </w:p>
         </w:tc>
@@ -4441,7 +5074,7 @@
                 <w:color w:val="20252B"/>
                 <w:sz w:val="19"/>
               </w:rPr>
-              <w:t>UT21</w:t>
+              <w:t>UT22</w:t>
             </w:r>
           </w:p>
         </w:tc>
@@ -4473,7 +5106,7 @@
                 <w:color w:val="20252B"/>
                 <w:sz w:val="19"/>
               </w:rPr>
-              <w:t>ordena sin mutar el catálogo</w:t>
+              <w:t>devuelve vacío para límites incompatibles</w:t>
             </w:r>
           </w:p>
         </w:tc>
@@ -4542,7 +5175,7 @@
                 <w:color w:val="20252B"/>
                 <w:sz w:val="19"/>
               </w:rPr>
-              <w:t>UT22</w:t>
+              <w:t>UT23</w:t>
             </w:r>
           </w:p>
         </w:tc>
@@ -4574,7 +5207,7 @@
                 <w:color w:val="20252B"/>
                 <w:sz w:val="19"/>
               </w:rPr>
-              <w:t>devuelve vacío para límites incompatibles</w:t>
+              <w:t>cuenta marcas y agrupa productos sin marca</w:t>
             </w:r>
           </w:p>
         </w:tc>
@@ -4643,7 +5276,7 @@
                 <w:color w:val="20252B"/>
                 <w:sz w:val="19"/>
               </w:rPr>
-              <w:t>UT23</w:t>
+              <w:t>UT24</w:t>
             </w:r>
           </w:p>
         </w:tc>
@@ -4675,7 +5308,7 @@
                 <w:color w:val="20252B"/>
                 <w:sz w:val="19"/>
               </w:rPr>
-              <w:t>cuenta marcas y agrupa productos sin marca</w:t>
+              <w:t>calcula valor unidades y productos críticos</w:t>
             </w:r>
           </w:p>
         </w:tc>
@@ -4744,7 +5377,7 @@
                 <w:color w:val="20252B"/>
                 <w:sz w:val="19"/>
               </w:rPr>
-              <w:t>UT24</w:t>
+              <w:t>UT25</w:t>
             </w:r>
           </w:p>
         </w:tc>
@@ -4776,7 +5409,7 @@
                 <w:color w:val="20252B"/>
                 <w:sz w:val="19"/>
               </w:rPr>
-              <w:t>calcula valor unidades y productos críticos</w:t>
+              <w:t>CSV escapa comillas separadores y fórmulas</w:t>
             </w:r>
           </w:p>
         </w:tc>
@@ -4845,7 +5478,7 @@
                 <w:color w:val="20252B"/>
                 <w:sz w:val="19"/>
               </w:rPr>
-              <w:t>UT25</w:t>
+              <w:t>UT26</w:t>
             </w:r>
           </w:p>
         </w:tc>
@@ -4877,7 +5510,7 @@
                 <w:color w:val="20252B"/>
                 <w:sz w:val="19"/>
               </w:rPr>
-              <w:t>CSV escapa comillas separadores y fórmulas</w:t>
+              <w:t>JSON corrupto usa el valor por defecto</w:t>
             </w:r>
           </w:p>
         </w:tc>
@@ -4946,7 +5579,7 @@
                 <w:color w:val="20252B"/>
                 <w:sz w:val="19"/>
               </w:rPr>
-              <w:t>UT26</w:t>
+              <w:t>UT27</w:t>
             </w:r>
           </w:p>
         </w:tc>
@@ -4978,7 +5611,7 @@
                 <w:color w:val="20252B"/>
                 <w:sz w:val="19"/>
               </w:rPr>
-              <w:t>JSON corrupto usa el valor por defecto</w:t>
+              <w:t>guarda y recupera datos versionados</w:t>
             </w:r>
           </w:p>
         </w:tc>
@@ -5047,7 +5680,7 @@
                 <w:color w:val="20252B"/>
                 <w:sz w:val="19"/>
               </w:rPr>
-              <w:t>UT27</w:t>
+              <w:t>UT28</w:t>
             </w:r>
           </w:p>
         </w:tc>
@@ -5079,7 +5712,7 @@
                 <w:color w:val="20252B"/>
                 <w:sz w:val="19"/>
               </w:rPr>
-              <w:t>guarda y recupera datos versionados</w:t>
+              <w:t>calcula inicios de día semana y mes</w:t>
             </w:r>
           </w:p>
         </w:tc>
@@ -5148,7 +5781,7 @@
                 <w:color w:val="20252B"/>
                 <w:sz w:val="19"/>
               </w:rPr>
-              <w:t>UT28</w:t>
+              <w:t>UT29</w:t>
             </w:r>
           </w:p>
         </w:tc>
@@ -5180,7 +5813,7 @@
                 <w:color w:val="20252B"/>
                 <w:sz w:val="19"/>
               </w:rPr>
-              <w:t>calcula inicios de día semana y mes</w:t>
+              <w:t>desplaza fechas y compara año anterior</w:t>
             </w:r>
           </w:p>
         </w:tc>
@@ -5249,7 +5882,7 @@
                 <w:color w:val="20252B"/>
                 <w:sz w:val="19"/>
               </w:rPr>
-              <w:t>UT29</w:t>
+              <w:t>UT30</w:t>
             </w:r>
           </w:p>
         </w:tc>
@@ -5281,7 +5914,7 @@
                 <w:color w:val="20252B"/>
                 <w:sz w:val="19"/>
               </w:rPr>
-              <w:t>desplaza fechas y compara año anterior</w:t>
+              <w:t>excluye cancelados y respeta rango final abierto</w:t>
             </w:r>
           </w:p>
         </w:tc>
@@ -5350,7 +5983,7 @@
                 <w:color w:val="20252B"/>
                 <w:sz w:val="19"/>
               </w:rPr>
-              <w:t>UT30</w:t>
+              <w:t>UT31</w:t>
             </w:r>
           </w:p>
         </w:tc>
@@ -5382,7 +6015,7 @@
                 <w:color w:val="20252B"/>
                 <w:sz w:val="19"/>
               </w:rPr>
-              <w:t>excluye cancelados y respeta rango final abierto</w:t>
+              <w:t>produce serie y desglose de ventas incluso productos eliminados</w:t>
             </w:r>
           </w:p>
         </w:tc>
@@ -5451,7 +6084,7 @@
                 <w:color w:val="20252B"/>
                 <w:sz w:val="19"/>
               </w:rPr>
-              <w:t>UT31</w:t>
+              <w:t>UI01</w:t>
             </w:r>
           </w:p>
         </w:tc>
@@ -5483,7 +6116,7 @@
                 <w:color w:val="20252B"/>
                 <w:sz w:val="19"/>
               </w:rPr>
-              <w:t>produce serie y desglose de ventas incluso productos eliminados</w:t>
+              <w:t>renderiza las props y la insignia de producto</w:t>
             </w:r>
           </w:p>
         </w:tc>
@@ -5552,7 +6185,7 @@
                 <w:color w:val="20252B"/>
                 <w:sz w:val="19"/>
               </w:rPr>
-              <w:t>UI01</w:t>
+              <w:t>UI02</w:t>
             </w:r>
           </w:p>
         </w:tc>
@@ -5584,7 +6217,7 @@
                 <w:color w:val="20252B"/>
                 <w:sz w:val="19"/>
               </w:rPr>
-              <w:t>renderiza las props y la insignia de producto</w:t>
+              <w:t>clic añade al carrito y actualiza estado</w:t>
             </w:r>
           </w:p>
         </w:tc>
@@ -5653,7 +6286,7 @@
                 <w:color w:val="20252B"/>
                 <w:sz w:val="19"/>
               </w:rPr>
-              <w:t>UI02</w:t>
+              <w:t>UI03</w:t>
             </w:r>
           </w:p>
         </w:tc>
@@ -5685,7 +6318,7 @@
                 <w:color w:val="20252B"/>
                 <w:sz w:val="19"/>
               </w:rPr>
-              <w:t>clic añade al carrito y actualiza estado</w:t>
+              <w:t>no permite agregar más unidades que el stock</w:t>
             </w:r>
           </w:p>
         </w:tc>
@@ -5754,7 +6387,7 @@
                 <w:color w:val="20252B"/>
                 <w:sz w:val="19"/>
               </w:rPr>
-              <w:t>UI03</w:t>
+              <w:t>UI04</w:t>
             </w:r>
           </w:p>
         </w:tc>
@@ -5786,7 +6419,7 @@
                 <w:color w:val="20252B"/>
                 <w:sz w:val="19"/>
               </w:rPr>
-              <w:t>no permite agregar más unidades que el stock</w:t>
+              <w:t>producto agotado deshabilita compra</w:t>
             </w:r>
           </w:p>
         </w:tc>
@@ -5855,7 +6488,7 @@
                 <w:color w:val="20252B"/>
                 <w:sz w:val="19"/>
               </w:rPr>
-              <w:t>UI04</w:t>
+              <w:t>UI05</w:t>
             </w:r>
           </w:p>
         </w:tc>
@@ -5887,7 +6520,7 @@
                 <w:color w:val="20252B"/>
                 <w:sz w:val="19"/>
               </w:rPr>
-              <w:t>producto agotado deshabilita compra</w:t>
+              <w:t>filtros notifican eventos y props</w:t>
             </w:r>
           </w:p>
         </w:tc>
@@ -5956,7 +6589,7 @@
                 <w:color w:val="20252B"/>
                 <w:sz w:val="19"/>
               </w:rPr>
-              <w:t>UI05</w:t>
+              <w:t>UI06</w:t>
             </w:r>
           </w:p>
         </w:tc>
@@ -5988,7 +6621,7 @@
                 <w:color w:val="20252B"/>
                 <w:sz w:val="19"/>
               </w:rPr>
-              <w:t>filtros notifican eventos y props</w:t>
+              <w:t>inicio limita las selecciones a ocho productos</w:t>
             </w:r>
           </w:p>
         </w:tc>
@@ -6057,7 +6690,7 @@
                 <w:color w:val="20252B"/>
                 <w:sz w:val="19"/>
               </w:rPr>
-              <w:t>UI06</w:t>
+              <w:t>UI07</w:t>
             </w:r>
           </w:p>
         </w:tc>
@@ -6089,7 +6722,7 @@
                 <w:color w:val="20252B"/>
                 <w:sz w:val="19"/>
               </w:rPr>
-              <w:t>inicio limita las selecciones a ocho productos</w:t>
+              <w:t>búsqueda del catálogo muestra estado vacío</w:t>
             </w:r>
           </w:p>
         </w:tc>
@@ -6158,7 +6791,7 @@
                 <w:color w:val="20252B"/>
                 <w:sz w:val="19"/>
               </w:rPr>
-              <w:t>UI07</w:t>
+              <w:t>UI08</w:t>
             </w:r>
           </w:p>
         </w:tc>
@@ -6190,7 +6823,7 @@
                 <w:color w:val="20252B"/>
                 <w:sz w:val="19"/>
               </w:rPr>
-              <w:t>búsqueda del catálogo muestra estado vacío</w:t>
+              <w:t>login informa credenciales inválidas</w:t>
             </w:r>
           </w:p>
         </w:tc>
@@ -6205,6 +6838,107 @@
               <w:right w:val="single" w:sz="5" w:color="D9D9D9"/>
             </w:tcBorders>
             <w:shd w:fill="FFFFFF"/>
+            <w:tcMar>
+              <w:top w:w="85" w:type="dxa"/>
+              <w:left w:w="85" w:type="dxa"/>
+              <w:bottom w:w="85" w:type="dxa"/>
+              <w:right w:w="85" w:type="dxa"/>
+            </w:tcMar>
+          </w:tcPr>
+          <w:p>
+            <w:pPr>
+              <w:spacing w:after="0" w:line="259" w:lineRule="auto"/>
+            </w:pPr>
+            <w:r>
+              <w:rPr>
+                <w:b w:val="0"/>
+                <w:color w:val="20252B"/>
+                <w:sz w:val="19"/>
+              </w:rPr>
+              <w:t>Aprobada</w:t>
+            </w:r>
+          </w:p>
+        </w:tc>
+      </w:tr>
+      <w:tr>
+        <w:trPr>
+          <w:cantSplit/>
+        </w:trPr>
+        <w:tc>
+          <w:tcPr>
+            <w:tcW w:type="dxa" w:w="936"/>
+            <w:vAlign w:val="center"/>
+            <w:tcBorders>
+              <w:top w:val="single" w:sz="5" w:color="D9D9D9"/>
+              <w:left w:val="single" w:sz="5" w:color="D9D9D9"/>
+              <w:bottom w:val="single" w:sz="5" w:color="D9D9D9"/>
+              <w:right w:val="single" w:sz="5" w:color="D9D9D9"/>
+            </w:tcBorders>
+            <w:shd w:fill="F2F5F8"/>
+            <w:tcMar>
+              <w:top w:w="85" w:type="dxa"/>
+              <w:left w:w="85" w:type="dxa"/>
+              <w:bottom w:w="85" w:type="dxa"/>
+              <w:right w:w="85" w:type="dxa"/>
+            </w:tcMar>
+          </w:tcPr>
+          <w:p>
+            <w:pPr>
+              <w:spacing w:after="0" w:line="259" w:lineRule="auto"/>
+            </w:pPr>
+            <w:r>
+              <w:rPr>
+                <w:b w:val="0"/>
+                <w:color w:val="20252B"/>
+                <w:sz w:val="19"/>
+              </w:rPr>
+              <w:t>UI09</w:t>
+            </w:r>
+          </w:p>
+        </w:tc>
+        <w:tc>
+          <w:tcPr>
+            <w:tcW w:type="dxa" w:w="7200"/>
+            <w:vAlign w:val="center"/>
+            <w:tcBorders>
+              <w:top w:val="single" w:sz="5" w:color="D9D9D9"/>
+              <w:left w:val="single" w:sz="5" w:color="D9D9D9"/>
+              <w:bottom w:val="single" w:sz="5" w:color="D9D9D9"/>
+              <w:right w:val="single" w:sz="5" w:color="D9D9D9"/>
+            </w:tcBorders>
+            <w:shd w:fill="F2F5F8"/>
+            <w:tcMar>
+              <w:top w:w="85" w:type="dxa"/>
+              <w:left w:w="85" w:type="dxa"/>
+              <w:bottom w:w="85" w:type="dxa"/>
+              <w:right w:w="85" w:type="dxa"/>
+            </w:tcMar>
+          </w:tcPr>
+          <w:p>
+            <w:pPr>
+              <w:spacing w:after="0" w:line="259" w:lineRule="auto"/>
+            </w:pPr>
+            <w:r>
+              <w:rPr>
+                <w:b w:val="0"/>
+                <w:color w:val="20252B"/>
+                <w:sz w:val="19"/>
+              </w:rPr>
+              <w:t>cliente demo puede iniciar sesión y cierra el modal</w:t>
+            </w:r>
+          </w:p>
+        </w:tc>
+        <w:tc>
+          <w:tcPr>
+            <w:tcW w:type="dxa" w:w="1224"/>
+            <w:vAlign w:val="center"/>
+            <w:tcBorders>
+              <w:top w:val="single" w:sz="5" w:color="D9D9D9"/>
+              <w:left w:val="single" w:sz="5" w:color="D9D9D9"/>
+              <w:bottom w:val="single" w:sz="5" w:color="D9D9D9"/>
+              <w:right w:val="single" w:sz="5" w:color="D9D9D9"/>
+            </w:tcBorders>
+            <w:shd w:fill="F2F5F8"/>
             <w:tcMar>
               <w:top w:w="85" w:type="dxa"/>
               <w:left w:w="85" w:type="dxa"/>
@@ -6383,7 +7117,7 @@
                 <w:color w:val="20252B"/>
                 <w:sz w:val="19"/>
               </w:rPr>
-              <w:t>UI08</w:t>
+              <w:t>UI10</w:t>
             </w:r>
           </w:p>
         </w:tc>
@@ -6415,7 +7149,7 @@
                 <w:color w:val="20252B"/>
                 <w:sz w:val="19"/>
               </w:rPr>
-              <w:t>login informa credenciales inválidas</w:t>
+              <w:t>registro público no ofrece rol administrador</w:t>
             </w:r>
           </w:p>
         </w:tc>
@@ -6484,7 +7218,7 @@
                 <w:color w:val="20252B"/>
                 <w:sz w:val="19"/>
               </w:rPr>
-              <w:t>UI09</w:t>
+              <w:t>UI11</w:t>
             </w:r>
           </w:p>
         </w:tc>
@@ -6516,7 +7250,7 @@
                 <w:color w:val="20252B"/>
                 <w:sz w:val="19"/>
               </w:rPr>
-              <w:t>cliente demo puede iniciar sesión y cierra el modal</w:t>
+              <w:t>registrar normaliza correo y bloquea duplicados y rol admin</w:t>
             </w:r>
           </w:p>
         </w:tc>
@@ -6585,7 +7319,7 @@
                 <w:color w:val="20252B"/>
                 <w:sz w:val="19"/>
               </w:rPr>
-              <w:t>UI10</w:t>
+              <w:t>UI12</w:t>
             </w:r>
           </w:p>
         </w:tc>
@@ -6617,7 +7351,7 @@
                 <w:color w:val="20252B"/>
                 <w:sz w:val="19"/>
               </w:rPr>
-              <w:t>registro público no ofrece rol administrador</w:t>
+              <w:t>contacto guarda consulta local y confirma sin enviar correo</w:t>
             </w:r>
           </w:p>
         </w:tc>
@@ -6686,7 +7420,7 @@
                 <w:color w:val="20252B"/>
                 <w:sz w:val="19"/>
               </w:rPr>
-              <w:t>UI11</w:t>
+              <w:t>UI13</w:t>
             </w:r>
           </w:p>
         </w:tc>
@@ -6718,7 +7452,7 @@
                 <w:color w:val="20252B"/>
                 <w:sz w:val="19"/>
               </w:rPr>
-              <w:t>registrar normaliza correo y bloquea duplicados y rol admin</w:t>
+              <w:t>inventario filtra stock crítico</w:t>
             </w:r>
           </w:p>
         </w:tc>
@@ -6787,7 +7521,7 @@
                 <w:color w:val="20252B"/>
                 <w:sz w:val="19"/>
               </w:rPr>
-              <w:t>UI12</w:t>
+              <w:t>UI14</w:t>
             </w:r>
           </w:p>
         </w:tc>
@@ -6819,7 +7553,7 @@
                 <w:color w:val="20252B"/>
                 <w:sz w:val="19"/>
               </w:rPr>
-              <w:t>contacto guarda consulta local y confirma sin enviar correo</w:t>
+              <w:t>CRUD de producto y stock actualiza catálogo</w:t>
             </w:r>
           </w:p>
         </w:tc>
@@ -6888,7 +7622,7 @@
                 <w:color w:val="20252B"/>
                 <w:sz w:val="19"/>
               </w:rPr>
-              <w:t>UI13</w:t>
+              <w:t>UI15</w:t>
             </w:r>
           </w:p>
         </w:tc>
@@ -6920,7 +7654,7 @@
                 <w:color w:val="20252B"/>
                 <w:sz w:val="19"/>
               </w:rPr>
-              <w:t>inventario filtra stock crítico</w:t>
+              <w:t>carrito reduce elimina y vacía sin superar stock</w:t>
             </w:r>
           </w:p>
         </w:tc>
@@ -6989,7 +7723,7 @@
                 <w:color w:val="20252B"/>
                 <w:sz w:val="19"/>
               </w:rPr>
-              <w:t>UI14</w:t>
+              <w:t>UI16</w:t>
             </w:r>
           </w:p>
         </w:tc>
@@ -7021,7 +7755,7 @@
                 <w:color w:val="20252B"/>
                 <w:sz w:val="19"/>
               </w:rPr>
-              <w:t>CRUD de producto y stock actualiza catálogo</w:t>
+              <w:t>catálogo eliminado retira el producto del carrito</w:t>
             </w:r>
           </w:p>
         </w:tc>
@@ -7090,7 +7824,7 @@
                 <w:color w:val="20252B"/>
                 <w:sz w:val="19"/>
               </w:rPr>
-              <w:t>UI15</w:t>
+              <w:t>UI17</w:t>
             </w:r>
           </w:p>
         </w:tc>
@@ -7122,7 +7856,7 @@
                 <w:color w:val="20252B"/>
                 <w:sz w:val="19"/>
               </w:rPr>
-              <w:t>carrito reduce elimina y vacía sin superar stock</w:t>
+              <w:t>pedidos conservan identificador y cambios de estado</w:t>
             </w:r>
           </w:p>
         </w:tc>
@@ -7191,7 +7925,7 @@
                 <w:color w:val="20252B"/>
                 <w:sz w:val="19"/>
               </w:rPr>
-              <w:t>UI16</w:t>
+              <w:t>UI18</w:t>
             </w:r>
           </w:p>
         </w:tc>
@@ -7223,7 +7957,7 @@
                 <w:color w:val="20252B"/>
                 <w:sz w:val="19"/>
               </w:rPr>
-              <w:t>catálogo eliminado retira el producto del carrito</w:t>
+              <w:t>muestra /about</w:t>
             </w:r>
           </w:p>
         </w:tc>
@@ -7292,7 +8026,7 @@
                 <w:color w:val="20252B"/>
                 <w:sz w:val="19"/>
               </w:rPr>
-              <w:t>UI17</w:t>
+              <w:t>UI19</w:t>
             </w:r>
           </w:p>
         </w:tc>
@@ -7324,7 +8058,7 @@
                 <w:color w:val="20252B"/>
                 <w:sz w:val="19"/>
               </w:rPr>
-              <w:t>pedidos conservan identificador y cambios de estado</w:t>
+              <w:t>muestra /blog</w:t>
             </w:r>
           </w:p>
         </w:tc>
@@ -7393,7 +8127,7 @@
                 <w:color w:val="20252B"/>
                 <w:sz w:val="19"/>
               </w:rPr>
-              <w:t>CK01</w:t>
+              <w:t>UI20</w:t>
             </w:r>
           </w:p>
         </w:tc>
@@ -7425,7 +8159,7 @@
                 <w:color w:val="20252B"/>
                 <w:sz w:val="19"/>
               </w:rPr>
-              <w:t>no permite pagar un carrito vacío</w:t>
+              <w:t>muestra /blog/1</w:t>
             </w:r>
           </w:p>
         </w:tc>
@@ -7494,7 +8228,7 @@
                 <w:color w:val="20252B"/>
                 <w:sz w:val="19"/>
               </w:rPr>
-              <w:t>CK02</w:t>
+              <w:t>UI21</w:t>
             </w:r>
           </w:p>
         </w:tc>
@@ -7526,7 +8260,7 @@
                 <w:color w:val="20252B"/>
                 <w:sz w:val="19"/>
               </w:rPr>
-              <w:t>envío solicita dirección y muestra costo</w:t>
+              <w:t>muestra /categories/7</w:t>
             </w:r>
           </w:p>
         </w:tc>
@@ -7595,7 +8329,7 @@
                 <w:color w:val="20252B"/>
                 <w:sz w:val="19"/>
               </w:rPr>
-              <w:t>CK03</w:t>
+              <w:t>UI22</w:t>
             </w:r>
           </w:p>
         </w:tc>
@@ -7627,7 +8361,7 @@
                 <w:color w:val="20252B"/>
                 <w:sz w:val="19"/>
               </w:rPr>
-              <w:t>contacto inválido bloquea el paso a tarjeta</w:t>
+              <w:t>muestra /products/90</w:t>
             </w:r>
           </w:p>
         </w:tc>
@@ -7696,7 +8430,7 @@
                 <w:color w:val="20252B"/>
                 <w:sz w:val="19"/>
               </w:rPr>
-              <w:t>CK04</w:t>
+              <w:t>UI23</w:t>
             </w:r>
           </w:p>
         </w:tc>
@@ -7728,7 +8462,7 @@
                 <w:color w:val="20252B"/>
                 <w:sz w:val="19"/>
               </w:rPr>
-              <w:t>aprueba envío registra total descuenta stock y vacía</w:t>
+              <w:t>muestra /cart</w:t>
             </w:r>
           </w:p>
         </w:tc>
@@ -7797,7 +8531,7 @@
                 <w:color w:val="20252B"/>
                 <w:sz w:val="19"/>
               </w:rPr>
-              <w:t>CK05</w:t>
+              <w:t>UI24</w:t>
             </w:r>
           </w:p>
         </w:tc>
@@ -7829,7 +8563,7 @@
                 <w:color w:val="20252B"/>
                 <w:sz w:val="19"/>
               </w:rPr>
-              <w:t>rechazo conserva carrito stock y pedidos</w:t>
+              <w:t>muestra /ruta-no-existe</w:t>
             </w:r>
           </w:p>
         </w:tc>
@@ -7898,7 +8632,7 @@
                 <w:color w:val="20252B"/>
                 <w:sz w:val="19"/>
               </w:rPr>
-              <w:t>CK06</w:t>
+              <w:t>UI25</w:t>
             </w:r>
           </w:p>
         </w:tc>
@@ -7930,7 +8664,7 @@
                 <w:color w:val="20252B"/>
                 <w:sz w:val="19"/>
               </w:rPr>
-              <w:t>reintento aprobado crea un único pedido</w:t>
+              <w:t>muestra /admin</w:t>
             </w:r>
           </w:p>
         </w:tc>
@@ -7999,7 +8733,7 @@
                 <w:color w:val="20252B"/>
                 <w:sz w:val="19"/>
               </w:rPr>
-              <w:t>CK07</w:t>
+              <w:t>UI26</w:t>
             </w:r>
           </w:p>
         </w:tc>
@@ -8031,7 +8765,7 @@
                 <w:color w:val="20252B"/>
                 <w:sz w:val="19"/>
               </w:rPr>
-              <w:t>tarjeta no autorizada bloquea revisión</w:t>
+              <w:t>renderiza /admin para administrador</w:t>
             </w:r>
           </w:p>
         </w:tc>
@@ -8100,7 +8834,7 @@
                 <w:color w:val="20252B"/>
                 <w:sz w:val="19"/>
               </w:rPr>
-              <w:t>CK08</w:t>
+              <w:t>UI27</w:t>
             </w:r>
           </w:p>
         </w:tc>
@@ -8132,7 +8866,7 @@
                 <w:color w:val="20252B"/>
                 <w:sz w:val="19"/>
               </w:rPr>
-              <w:t>volver entre pasos conserva los datos de entrega</w:t>
+              <w:t>renderiza /admin/products para administrador</w:t>
             </w:r>
           </w:p>
         </w:tc>
@@ -8201,7 +8935,7 @@
                 <w:color w:val="20252B"/>
                 <w:sz w:val="19"/>
               </w:rPr>
-              <w:t>UI18</w:t>
+              <w:t>UI28</w:t>
             </w:r>
           </w:p>
         </w:tc>
@@ -8233,7 +8967,7 @@
                 <w:color w:val="20252B"/>
                 <w:sz w:val="19"/>
               </w:rPr>
-              <w:t>muestra /about</w:t>
+              <w:t>renderiza /admin/categories para administrador</w:t>
             </w:r>
           </w:p>
         </w:tc>
@@ -8248,6 +8982,107 @@
               <w:right w:val="single" w:sz="5" w:color="D9D9D9"/>
             </w:tcBorders>
             <w:shd w:fill="FFFFFF"/>
+            <w:tcMar>
+              <w:top w:w="85" w:type="dxa"/>
+              <w:left w:w="85" w:type="dxa"/>
+              <w:bottom w:w="85" w:type="dxa"/>
+              <w:right w:w="85" w:type="dxa"/>
+            </w:tcMar>
+          </w:tcPr>
+          <w:p>
+            <w:pPr>
+              <w:spacing w:after="0" w:line="259" w:lineRule="auto"/>
+            </w:pPr>
+            <w:r>
+              <w:rPr>
+                <w:b w:val="0"/>
+                <w:color w:val="20252B"/>
+                <w:sz w:val="19"/>
+              </w:rPr>
+              <w:t>Aprobada</w:t>
+            </w:r>
+          </w:p>
+        </w:tc>
+      </w:tr>
+      <w:tr>
+        <w:trPr>
+          <w:cantSplit/>
+        </w:trPr>
+        <w:tc>
+          <w:tcPr>
+            <w:tcW w:type="dxa" w:w="936"/>
+            <w:vAlign w:val="center"/>
+            <w:tcBorders>
+              <w:top w:val="single" w:sz="5" w:color="D9D9D9"/>
+              <w:left w:val="single" w:sz="5" w:color="D9D9D9"/>
+              <w:bottom w:val="single" w:sz="5" w:color="D9D9D9"/>
+              <w:right w:val="single" w:sz="5" w:color="D9D9D9"/>
+            </w:tcBorders>
+            <w:shd w:fill="F2F5F8"/>
+            <w:tcMar>
+              <w:top w:w="85" w:type="dxa"/>
+              <w:left w:w="85" w:type="dxa"/>
+              <w:bottom w:w="85" w:type="dxa"/>
+              <w:right w:w="85" w:type="dxa"/>
+            </w:tcMar>
+          </w:tcPr>
+          <w:p>
+            <w:pPr>
+              <w:spacing w:after="0" w:line="259" w:lineRule="auto"/>
+            </w:pPr>
+            <w:r>
+              <w:rPr>
+                <w:b w:val="0"/>
+                <w:color w:val="20252B"/>
+                <w:sz w:val="19"/>
+              </w:rPr>
+              <w:t>UI29</w:t>
+            </w:r>
+          </w:p>
+        </w:tc>
+        <w:tc>
+          <w:tcPr>
+            <w:tcW w:type="dxa" w:w="7200"/>
+            <w:vAlign w:val="center"/>
+            <w:tcBorders>
+              <w:top w:val="single" w:sz="5" w:color="D9D9D9"/>
+              <w:left w:val="single" w:sz="5" w:color="D9D9D9"/>
+              <w:bottom w:val="single" w:sz="5" w:color="D9D9D9"/>
+              <w:right w:val="single" w:sz="5" w:color="D9D9D9"/>
+            </w:tcBorders>
+            <w:shd w:fill="F2F5F8"/>
+            <w:tcMar>
+              <w:top w:w="85" w:type="dxa"/>
+              <w:left w:w="85" w:type="dxa"/>
+              <w:bottom w:w="85" w:type="dxa"/>
+              <w:right w:w="85" w:type="dxa"/>
+            </w:tcMar>
+          </w:tcPr>
+          <w:p>
+            <w:pPr>
+              <w:spacing w:after="0" w:line="259" w:lineRule="auto"/>
+            </w:pPr>
+            <w:r>
+              <w:rPr>
+                <w:b w:val="0"/>
+                <w:color w:val="20252B"/>
+                <w:sz w:val="19"/>
+              </w:rPr>
+              <w:t>renderiza /admin/users para administrador</w:t>
+            </w:r>
+          </w:p>
+        </w:tc>
+        <w:tc>
+          <w:tcPr>
+            <w:tcW w:type="dxa" w:w="1224"/>
+            <w:vAlign w:val="center"/>
+            <w:tcBorders>
+              <w:top w:val="single" w:sz="5" w:color="D9D9D9"/>
+              <w:left w:val="single" w:sz="5" w:color="D9D9D9"/>
+              <w:bottom w:val="single" w:sz="5" w:color="D9D9D9"/>
+              <w:right w:val="single" w:sz="5" w:color="D9D9D9"/>
+            </w:tcBorders>
+            <w:shd w:fill="F2F5F8"/>
             <w:tcMar>
               <w:top w:w="85" w:type="dxa"/>
               <w:left w:w="85" w:type="dxa"/>
@@ -8426,7 +9261,7 @@
                 <w:color w:val="20252B"/>
                 <w:sz w:val="19"/>
               </w:rPr>
-              <w:t>UI19</w:t>
+              <w:t>UI30</w:t>
             </w:r>
           </w:p>
         </w:tc>
@@ -8458,7 +9293,7 @@
                 <w:color w:val="20252B"/>
                 <w:sz w:val="19"/>
               </w:rPr>
-              <w:t>muestra /blog</w:t>
+              <w:t>renderiza /admin/orders para administrador</w:t>
             </w:r>
           </w:p>
         </w:tc>
@@ -8527,7 +9362,7 @@
                 <w:color w:val="20252B"/>
                 <w:sz w:val="19"/>
               </w:rPr>
-              <w:t>UI20</w:t>
+              <w:t>UI31</w:t>
             </w:r>
           </w:p>
         </w:tc>
@@ -8559,7 +9394,7 @@
                 <w:color w:val="20252B"/>
                 <w:sz w:val="19"/>
               </w:rPr>
-              <w:t>muestra /blog/1</w:t>
+              <w:t>renderiza /admin/reports para administrador</w:t>
             </w:r>
           </w:p>
         </w:tc>
@@ -8628,7 +9463,7 @@
                 <w:color w:val="20252B"/>
                 <w:sz w:val="19"/>
               </w:rPr>
-              <w:t>UI21</w:t>
+              <w:t>UI32</w:t>
             </w:r>
           </w:p>
         </w:tc>
@@ -8660,7 +9495,7 @@
                 <w:color w:val="20252B"/>
                 <w:sz w:val="19"/>
               </w:rPr>
-              <w:t>muestra /categories/7</w:t>
+              <w:t>renderiza /admin/profile para administrador</w:t>
             </w:r>
           </w:p>
         </w:tc>
@@ -8729,7 +9564,7 @@
                 <w:color w:val="20252B"/>
                 <w:sz w:val="19"/>
               </w:rPr>
-              <w:t>UI22</w:t>
+              <w:t>UI33</w:t>
             </w:r>
           </w:p>
         </w:tc>
@@ -8761,7 +9596,7 @@
                 <w:color w:val="20252B"/>
                 <w:sz w:val="19"/>
               </w:rPr>
-              <w:t>muestra /products/90</w:t>
+              <w:t>cliente no accede al panel</w:t>
             </w:r>
           </w:p>
         </w:tc>
@@ -8830,7 +9665,7 @@
                 <w:color w:val="20252B"/>
                 <w:sz w:val="19"/>
               </w:rPr>
-              <w:t>UI23</w:t>
+              <w:t>UI34</w:t>
             </w:r>
           </w:p>
         </w:tc>
@@ -8862,7 +9697,7 @@
                 <w:color w:val="20252B"/>
                 <w:sz w:val="19"/>
               </w:rPr>
-              <w:t>muestra /cart</w:t>
+              <w:t>login emergente se abre desde la tienda</w:t>
             </w:r>
           </w:p>
         </w:tc>
@@ -8931,7 +9766,7 @@
                 <w:color w:val="20252B"/>
                 <w:sz w:val="19"/>
               </w:rPr>
-              <w:t>UI24</w:t>
+              <w:t>UI35</w:t>
             </w:r>
           </w:p>
         </w:tc>
@@ -8963,7 +9798,7 @@
                 <w:color w:val="20252B"/>
                 <w:sz w:val="19"/>
               </w:rPr>
-              <w:t>muestra /ruta-no-existe</w:t>
+              <w:t>categoría nueva se crea y navega al listado</w:t>
             </w:r>
           </w:p>
         </w:tc>
@@ -9032,7 +9867,7 @@
                 <w:color w:val="20252B"/>
                 <w:sz w:val="19"/>
               </w:rPr>
-              <w:t>UI25</w:t>
+              <w:t>UI36</w:t>
             </w:r>
           </w:p>
         </w:tc>
@@ -9064,7 +9899,7 @@
                 <w:color w:val="20252B"/>
                 <w:sz w:val="19"/>
               </w:rPr>
-              <w:t>muestra /admin</w:t>
+              <w:t>producto nuevo valida código duplicado</w:t>
             </w:r>
           </w:p>
         </w:tc>
@@ -9133,7 +9968,7 @@
                 <w:color w:val="20252B"/>
                 <w:sz w:val="19"/>
               </w:rPr>
-              <w:t>UI26</w:t>
+              <w:t>UI37</w:t>
             </w:r>
           </w:p>
         </w:tc>
@@ -9165,7 +10000,7 @@
                 <w:color w:val="20252B"/>
                 <w:sz w:val="19"/>
               </w:rPr>
-              <w:t>renderiza /admin para administrador</w:t>
+              <w:t>cancelar pedido devuelve stock una sola vez</w:t>
             </w:r>
           </w:p>
         </w:tc>
@@ -9234,7 +10069,7 @@
                 <w:color w:val="20252B"/>
                 <w:sz w:val="19"/>
               </w:rPr>
-              <w:t>UI27</w:t>
+              <w:t>CK01</w:t>
             </w:r>
           </w:p>
         </w:tc>
@@ -9266,7 +10101,7 @@
                 <w:color w:val="20252B"/>
                 <w:sz w:val="19"/>
               </w:rPr>
-              <w:t>renderiza /admin/products para administrador</w:t>
+              <w:t>no permite pagar un carrito vacío</w:t>
             </w:r>
           </w:p>
         </w:tc>
@@ -9335,7 +10170,7 @@
                 <w:color w:val="20252B"/>
                 <w:sz w:val="19"/>
               </w:rPr>
-              <w:t>UI28</w:t>
+              <w:t>CK02</w:t>
             </w:r>
           </w:p>
         </w:tc>
@@ -9367,7 +10202,7 @@
                 <w:color w:val="20252B"/>
                 <w:sz w:val="19"/>
               </w:rPr>
-              <w:t>renderiza /admin/categories para administrador</w:t>
+              <w:t>envío solicita dirección y muestra costo</w:t>
             </w:r>
           </w:p>
         </w:tc>
@@ -9436,7 +10271,7 @@
                 <w:color w:val="20252B"/>
                 <w:sz w:val="19"/>
               </w:rPr>
-              <w:t>UI29</w:t>
+              <w:t>CK03</w:t>
             </w:r>
           </w:p>
         </w:tc>
@@ -9468,7 +10303,7 @@
                 <w:color w:val="20252B"/>
                 <w:sz w:val="19"/>
               </w:rPr>
-              <w:t>renderiza /admin/users para administrador</w:t>
+              <w:t>contacto inválido bloquea el paso a tarjeta</w:t>
             </w:r>
           </w:p>
         </w:tc>
@@ -9537,7 +10372,7 @@
                 <w:color w:val="20252B"/>
                 <w:sz w:val="19"/>
               </w:rPr>
-              <w:t>UI30</w:t>
+              <w:t>CK04</w:t>
             </w:r>
           </w:p>
         </w:tc>
@@ -9569,7 +10404,7 @@
                 <w:color w:val="20252B"/>
                 <w:sz w:val="19"/>
               </w:rPr>
-              <w:t>renderiza /admin/orders para administrador</w:t>
+              <w:t>aprueba envío registra total descuenta stock y vacía</w:t>
             </w:r>
           </w:p>
         </w:tc>
@@ -9638,7 +10473,7 @@
                 <w:color w:val="20252B"/>
                 <w:sz w:val="19"/>
               </w:rPr>
-              <w:t>UI31</w:t>
+              <w:t>CK05</w:t>
             </w:r>
           </w:p>
         </w:tc>
@@ -9670,7 +10505,7 @@
                 <w:color w:val="20252B"/>
                 <w:sz w:val="19"/>
               </w:rPr>
-              <w:t>renderiza /admin/reports para administrador</w:t>
+              <w:t>rechazo conserva carrito stock y pedidos</w:t>
             </w:r>
           </w:p>
         </w:tc>
@@ -9739,7 +10574,7 @@
                 <w:color w:val="20252B"/>
                 <w:sz w:val="19"/>
               </w:rPr>
-              <w:t>UI32</w:t>
+              <w:t>CK06</w:t>
             </w:r>
           </w:p>
         </w:tc>
@@ -9771,7 +10606,7 @@
                 <w:color w:val="20252B"/>
                 <w:sz w:val="19"/>
               </w:rPr>
-              <w:t>renderiza /admin/profile para administrador</w:t>
+              <w:t>reintento aprobado crea un único pedido</w:t>
             </w:r>
           </w:p>
         </w:tc>
@@ -9840,7 +10675,7 @@
                 <w:color w:val="20252B"/>
                 <w:sz w:val="19"/>
               </w:rPr>
-              <w:t>UI33</w:t>
+              <w:t>CK07</w:t>
             </w:r>
           </w:p>
         </w:tc>
@@ -9872,7 +10707,7 @@
                 <w:color w:val="20252B"/>
                 <w:sz w:val="19"/>
               </w:rPr>
-              <w:t>cliente no accede al panel</w:t>
+              <w:t>tarjeta no autorizada bloquea revisión</w:t>
             </w:r>
           </w:p>
         </w:tc>
@@ -9941,7 +10776,7 @@
                 <w:color w:val="20252B"/>
                 <w:sz w:val="19"/>
               </w:rPr>
-              <w:t>UI34</w:t>
+              <w:t>CK08</w:t>
             </w:r>
           </w:p>
         </w:tc>
@@ -9973,7 +10808,7 @@
                 <w:color w:val="20252B"/>
                 <w:sz w:val="19"/>
               </w:rPr>
-              <w:t>login emergente se abre desde la tienda</w:t>
+              <w:t>volver entre pasos conserva los datos de entrega</w:t>
             </w:r>
           </w:p>
         </w:tc>
@@ -10042,7 +10877,7 @@
                 <w:color w:val="20252B"/>
                 <w:sz w:val="19"/>
               </w:rPr>
-              <w:t>UI35</w:t>
+              <w:t>CP01</w:t>
             </w:r>
           </w:p>
         </w:tc>
@@ -10074,7 +10909,7 @@
                 <w:color w:val="20252B"/>
                 <w:sz w:val="19"/>
               </w:rPr>
-              <w:t>categoría nueva se crea y navega al listado</w:t>
+              <w:t>enlaza los antecesores y marca la página actual</w:t>
             </w:r>
           </w:p>
         </w:tc>
@@ -10143,7 +10978,7 @@
                 <w:color w:val="20252B"/>
                 <w:sz w:val="19"/>
               </w:rPr>
-              <w:t>UI36</w:t>
+              <w:t>CP02</w:t>
             </w:r>
           </w:p>
         </w:tc>
@@ -10175,7 +11010,7 @@
                 <w:color w:val="20252B"/>
                 <w:sz w:val="19"/>
               </w:rPr>
-              <w:t>producto nuevo valida código duplicado</w:t>
+              <w:t>oculto no presenta acciones</w:t>
             </w:r>
           </w:p>
         </w:tc>
@@ -10244,7 +11079,7 @@
                 <w:color w:val="20252B"/>
                 <w:sz w:val="19"/>
               </w:rPr>
-              <w:t>UI37</w:t>
+              <w:t>CP03</w:t>
             </w:r>
           </w:p>
         </w:tc>
@@ -10276,7 +11111,7 @@
                 <w:color w:val="20252B"/>
                 <w:sz w:val="19"/>
               </w:rPr>
-              <w:t>cancelar pedido devuelve stock una sola vez</w:t>
+              <w:t>presenta las props, enfoca cancelar y confirma al pulsar</w:t>
             </w:r>
           </w:p>
         </w:tc>
@@ -10291,6 +11126,3991 @@
               <w:right w:val="single" w:sz="5" w:color="D9D9D9"/>
             </w:tcBorders>
             <w:shd w:fill="FFFFFF"/>
+            <w:tcMar>
+              <w:top w:w="85" w:type="dxa"/>
+              <w:left w:w="85" w:type="dxa"/>
+              <w:bottom w:w="85" w:type="dxa"/>
+              <w:right w:w="85" w:type="dxa"/>
+            </w:tcMar>
+          </w:tcPr>
+          <w:p>
+            <w:pPr>
+              <w:spacing w:after="0" w:line="259" w:lineRule="auto"/>
+            </w:pPr>
+            <w:r>
+              <w:rPr>
+                <w:b w:val="0"/>
+                <w:color w:val="20252B"/>
+                <w:sz w:val="19"/>
+              </w:rPr>
+              <w:t>Aprobada</w:t>
+            </w:r>
+          </w:p>
+        </w:tc>
+      </w:tr>
+      <w:tr>
+        <w:trPr>
+          <w:cantSplit/>
+        </w:trPr>
+        <w:tc>
+          <w:tcPr>
+            <w:tcW w:type="dxa" w:w="936"/>
+            <w:vAlign w:val="center"/>
+            <w:tcBorders>
+              <w:top w:val="single" w:sz="5" w:color="D9D9D9"/>
+              <w:left w:val="single" w:sz="5" w:color="D9D9D9"/>
+              <w:bottom w:val="single" w:sz="5" w:color="D9D9D9"/>
+              <w:right w:val="single" w:sz="5" w:color="D9D9D9"/>
+            </w:tcBorders>
+            <w:shd w:fill="F2F5F8"/>
+            <w:tcMar>
+              <w:top w:w="85" w:type="dxa"/>
+              <w:left w:w="85" w:type="dxa"/>
+              <w:bottom w:w="85" w:type="dxa"/>
+              <w:right w:w="85" w:type="dxa"/>
+            </w:tcMar>
+          </w:tcPr>
+          <w:p>
+            <w:pPr>
+              <w:spacing w:after="0" w:line="259" w:lineRule="auto"/>
+            </w:pPr>
+            <w:r>
+              <w:rPr>
+                <w:b w:val="0"/>
+                <w:color w:val="20252B"/>
+                <w:sz w:val="19"/>
+              </w:rPr>
+              <w:t>CP04</w:t>
+            </w:r>
+          </w:p>
+        </w:tc>
+        <w:tc>
+          <w:tcPr>
+            <w:tcW w:type="dxa" w:w="7200"/>
+            <w:vAlign w:val="center"/>
+            <w:tcBorders>
+              <w:top w:val="single" w:sz="5" w:color="D9D9D9"/>
+              <w:left w:val="single" w:sz="5" w:color="D9D9D9"/>
+              <w:bottom w:val="single" w:sz="5" w:color="D9D9D9"/>
+              <w:right w:val="single" w:sz="5" w:color="D9D9D9"/>
+            </w:tcBorders>
+            <w:shd w:fill="F2F5F8"/>
+            <w:tcMar>
+              <w:top w:w="85" w:type="dxa"/>
+              <w:left w:w="85" w:type="dxa"/>
+              <w:bottom w:w="85" w:type="dxa"/>
+              <w:right w:w="85" w:type="dxa"/>
+            </w:tcMar>
+          </w:tcPr>
+          <w:p>
+            <w:pPr>
+              <w:spacing w:after="0" w:line="259" w:lineRule="auto"/>
+            </w:pPr>
+            <w:r>
+              <w:rPr>
+                <w:b w:val="0"/>
+                <w:color w:val="20252B"/>
+                <w:sz w:val="19"/>
+              </w:rPr>
+              <w:t>cancelar, Escape y fondo cancelan; el contenido no cancela</w:t>
+            </w:r>
+          </w:p>
+        </w:tc>
+        <w:tc>
+          <w:tcPr>
+            <w:tcW w:type="dxa" w:w="1224"/>
+            <w:vAlign w:val="center"/>
+            <w:tcBorders>
+              <w:top w:val="single" w:sz="5" w:color="D9D9D9"/>
+              <w:left w:val="single" w:sz="5" w:color="D9D9D9"/>
+              <w:bottom w:val="single" w:sz="5" w:color="D9D9D9"/>
+              <w:right w:val="single" w:sz="5" w:color="D9D9D9"/>
+            </w:tcBorders>
+            <w:shd w:fill="F2F5F8"/>
+            <w:tcMar>
+              <w:top w:w="85" w:type="dxa"/>
+              <w:left w:w="85" w:type="dxa"/>
+              <w:bottom w:w="85" w:type="dxa"/>
+              <w:right w:w="85" w:type="dxa"/>
+            </w:tcMar>
+          </w:tcPr>
+          <w:p>
+            <w:pPr>
+              <w:spacing w:after="0" w:line="259" w:lineRule="auto"/>
+            </w:pPr>
+            <w:r>
+              <w:rPr>
+                <w:b w:val="0"/>
+                <w:color w:val="20252B"/>
+                <w:sz w:val="19"/>
+              </w:rPr>
+              <w:t>Aprobada</w:t>
+            </w:r>
+          </w:p>
+        </w:tc>
+      </w:tr>
+    </w:tbl>
+    <w:p>
+      <w:pPr>
+        <w:pStyle w:val="Heading1"/>
+        <w:pageBreakBefore/>
+      </w:pPr>
+      <w:r>
+        <w:t>7 Casos ejecutados</w:t>
+      </w:r>
+    </w:p>
+    <w:tbl>
+      <w:tblPr>
+        <w:tblW w:type="auto" w:w="0"/>
+        <w:jc w:val="center"/>
+        <w:tblLayout w:type="fixed"/>
+        <w:tblLook w:firstColumn="1" w:firstRow="1" w:lastColumn="0" w:lastRow="0" w:noHBand="0" w:noVBand="1" w:val="04A0"/>
+      </w:tblPr>
+      <w:tblGrid>
+        <w:gridCol w:w="936"/>
+        <w:gridCol w:w="7200"/>
+        <w:gridCol w:w="1224"/>
+      </w:tblGrid>
+      <w:tr>
+        <w:trPr>
+          <w:cantSplit/>
+          <w:tblHeader/>
+        </w:trPr>
+        <w:tc>
+          <w:tcPr>
+            <w:tcW w:type="dxa" w:w="936"/>
+            <w:vAlign w:val="center"/>
+            <w:tcBorders>
+              <w:top w:val="single" w:sz="5" w:color="D9D9D9"/>
+              <w:left w:val="single" w:sz="5" w:color="D9D9D9"/>
+              <w:bottom w:val="single" w:sz="5" w:color="D9D9D9"/>
+              <w:right w:val="single" w:sz="5" w:color="D9D9D9"/>
+            </w:tcBorders>
+            <w:shd w:fill="243348"/>
+            <w:tcMar>
+              <w:top w:w="85" w:type="dxa"/>
+              <w:left w:w="85" w:type="dxa"/>
+              <w:bottom w:w="85" w:type="dxa"/>
+              <w:right w:w="85" w:type="dxa"/>
+            </w:tcMar>
+          </w:tcPr>
+          <w:p>
+            <w:pPr>
+              <w:spacing w:after="0" w:line="259" w:lineRule="auto"/>
+            </w:pPr>
+            <w:r>
+              <w:rPr>
+                <w:b/>
+                <w:color w:val="FFFFFF"/>
+                <w:sz w:val="19"/>
+              </w:rPr>
+              <w:t>ID</w:t>
+            </w:r>
+          </w:p>
+        </w:tc>
+        <w:tc>
+          <w:tcPr>
+            <w:tcW w:type="dxa" w:w="7200"/>
+            <w:vAlign w:val="center"/>
+            <w:tcBorders>
+              <w:top w:val="single" w:sz="5" w:color="D9D9D9"/>
+              <w:left w:val="single" w:sz="5" w:color="D9D9D9"/>
+              <w:bottom w:val="single" w:sz="5" w:color="D9D9D9"/>
+              <w:right w:val="single" w:sz="5" w:color="D9D9D9"/>
+            </w:tcBorders>
+            <w:shd w:fill="243348"/>
+            <w:tcMar>
+              <w:top w:w="85" w:type="dxa"/>
+              <w:left w:w="85" w:type="dxa"/>
+              <w:bottom w:w="85" w:type="dxa"/>
+              <w:right w:w="85" w:type="dxa"/>
+            </w:tcMar>
+          </w:tcPr>
+          <w:p>
+            <w:pPr>
+              <w:spacing w:after="0" w:line="259" w:lineRule="auto"/>
+            </w:pPr>
+            <w:r>
+              <w:rPr>
+                <w:b/>
+                <w:color w:val="FFFFFF"/>
+                <w:sz w:val="19"/>
+              </w:rPr>
+              <w:t>Verificación</w:t>
+            </w:r>
+          </w:p>
+        </w:tc>
+        <w:tc>
+          <w:tcPr>
+            <w:tcW w:type="dxa" w:w="1224"/>
+            <w:vAlign w:val="center"/>
+            <w:tcBorders>
+              <w:top w:val="single" w:sz="5" w:color="D9D9D9"/>
+              <w:left w:val="single" w:sz="5" w:color="D9D9D9"/>
+              <w:bottom w:val="single" w:sz="5" w:color="D9D9D9"/>
+              <w:right w:val="single" w:sz="5" w:color="D9D9D9"/>
+            </w:tcBorders>
+            <w:shd w:fill="243348"/>
+            <w:tcMar>
+              <w:top w:w="85" w:type="dxa"/>
+              <w:left w:w="85" w:type="dxa"/>
+              <w:bottom w:w="85" w:type="dxa"/>
+              <w:right w:w="85" w:type="dxa"/>
+            </w:tcMar>
+          </w:tcPr>
+          <w:p>
+            <w:pPr>
+              <w:spacing w:after="0" w:line="259" w:lineRule="auto"/>
+            </w:pPr>
+            <w:r>
+              <w:rPr>
+                <w:b/>
+                <w:color w:val="FFFFFF"/>
+                <w:sz w:val="19"/>
+              </w:rPr>
+              <w:t>Estado</w:t>
+            </w:r>
+          </w:p>
+        </w:tc>
+      </w:tr>
+      <w:tr>
+        <w:trPr>
+          <w:cantSplit/>
+        </w:trPr>
+        <w:tc>
+          <w:tcPr>
+            <w:tcW w:type="dxa" w:w="936"/>
+            <w:vAlign w:val="center"/>
+            <w:tcBorders>
+              <w:top w:val="single" w:sz="5" w:color="D9D9D9"/>
+              <w:left w:val="single" w:sz="5" w:color="D9D9D9"/>
+              <w:bottom w:val="single" w:sz="5" w:color="D9D9D9"/>
+              <w:right w:val="single" w:sz="5" w:color="D9D9D9"/>
+            </w:tcBorders>
+            <w:shd w:fill="FFFFFF"/>
+            <w:tcMar>
+              <w:top w:w="85" w:type="dxa"/>
+              <w:left w:w="85" w:type="dxa"/>
+              <w:bottom w:w="85" w:type="dxa"/>
+              <w:right w:w="85" w:type="dxa"/>
+            </w:tcMar>
+          </w:tcPr>
+          <w:p>
+            <w:pPr>
+              <w:spacing w:after="0" w:line="259" w:lineRule="auto"/>
+            </w:pPr>
+            <w:r>
+              <w:rPr>
+                <w:b w:val="0"/>
+                <w:color w:val="20252B"/>
+                <w:sz w:val="19"/>
+              </w:rPr>
+              <w:t>CP05</w:t>
+            </w:r>
+          </w:p>
+        </w:tc>
+        <w:tc>
+          <w:tcPr>
+            <w:tcW w:type="dxa" w:w="7200"/>
+            <w:vAlign w:val="center"/>
+            <w:tcBorders>
+              <w:top w:val="single" w:sz="5" w:color="D9D9D9"/>
+              <w:left w:val="single" w:sz="5" w:color="D9D9D9"/>
+              <w:bottom w:val="single" w:sz="5" w:color="D9D9D9"/>
+              <w:right w:val="single" w:sz="5" w:color="D9D9D9"/>
+            </w:tcBorders>
+            <w:shd w:fill="FFFFFF"/>
+            <w:tcMar>
+              <w:top w:w="85" w:type="dxa"/>
+              <w:left w:w="85" w:type="dxa"/>
+              <w:bottom w:w="85" w:type="dxa"/>
+              <w:right w:w="85" w:type="dxa"/>
+            </w:tcMar>
+          </w:tcPr>
+          <w:p>
+            <w:pPr>
+              <w:spacing w:after="0" w:line="259" w:lineRule="auto"/>
+            </w:pPr>
+            <w:r>
+              <w:rPr>
+                <w:b w:val="0"/>
+                <w:color w:val="20252B"/>
+                <w:sz w:val="19"/>
+              </w:rPr>
+              <w:t>abre el diálogo nativo y presenta el formulario</w:t>
+            </w:r>
+          </w:p>
+        </w:tc>
+        <w:tc>
+          <w:tcPr>
+            <w:tcW w:type="dxa" w:w="1224"/>
+            <w:vAlign w:val="center"/>
+            <w:tcBorders>
+              <w:top w:val="single" w:sz="5" w:color="D9D9D9"/>
+              <w:left w:val="single" w:sz="5" w:color="D9D9D9"/>
+              <w:bottom w:val="single" w:sz="5" w:color="D9D9D9"/>
+              <w:right w:val="single" w:sz="5" w:color="D9D9D9"/>
+            </w:tcBorders>
+            <w:shd w:fill="FFFFFF"/>
+            <w:tcMar>
+              <w:top w:w="85" w:type="dxa"/>
+              <w:left w:w="85" w:type="dxa"/>
+              <w:bottom w:w="85" w:type="dxa"/>
+              <w:right w:w="85" w:type="dxa"/>
+            </w:tcMar>
+          </w:tcPr>
+          <w:p>
+            <w:pPr>
+              <w:spacing w:after="0" w:line="259" w:lineRule="auto"/>
+            </w:pPr>
+            <w:r>
+              <w:rPr>
+                <w:b w:val="0"/>
+                <w:color w:val="20252B"/>
+                <w:sz w:val="19"/>
+              </w:rPr>
+              <w:t>Aprobada</w:t>
+            </w:r>
+          </w:p>
+        </w:tc>
+      </w:tr>
+      <w:tr>
+        <w:trPr>
+          <w:cantSplit/>
+        </w:trPr>
+        <w:tc>
+          <w:tcPr>
+            <w:tcW w:type="dxa" w:w="936"/>
+            <w:vAlign w:val="center"/>
+            <w:tcBorders>
+              <w:top w:val="single" w:sz="5" w:color="D9D9D9"/>
+              <w:left w:val="single" w:sz="5" w:color="D9D9D9"/>
+              <w:bottom w:val="single" w:sz="5" w:color="D9D9D9"/>
+              <w:right w:val="single" w:sz="5" w:color="D9D9D9"/>
+            </w:tcBorders>
+            <w:shd w:fill="F2F5F8"/>
+            <w:tcMar>
+              <w:top w:w="85" w:type="dxa"/>
+              <w:left w:w="85" w:type="dxa"/>
+              <w:bottom w:w="85" w:type="dxa"/>
+              <w:right w:w="85" w:type="dxa"/>
+            </w:tcMar>
+          </w:tcPr>
+          <w:p>
+            <w:pPr>
+              <w:spacing w:after="0" w:line="259" w:lineRule="auto"/>
+            </w:pPr>
+            <w:r>
+              <w:rPr>
+                <w:b w:val="0"/>
+                <w:color w:val="20252B"/>
+                <w:sz w:val="19"/>
+              </w:rPr>
+              <w:t>CP06</w:t>
+            </w:r>
+          </w:p>
+        </w:tc>
+        <w:tc>
+          <w:tcPr>
+            <w:tcW w:type="dxa" w:w="7200"/>
+            <w:vAlign w:val="center"/>
+            <w:tcBorders>
+              <w:top w:val="single" w:sz="5" w:color="D9D9D9"/>
+              <w:left w:val="single" w:sz="5" w:color="D9D9D9"/>
+              <w:bottom w:val="single" w:sz="5" w:color="D9D9D9"/>
+              <w:right w:val="single" w:sz="5" w:color="D9D9D9"/>
+            </w:tcBorders>
+            <w:shd w:fill="F2F5F8"/>
+            <w:tcMar>
+              <w:top w:w="85" w:type="dxa"/>
+              <w:left w:w="85" w:type="dxa"/>
+              <w:bottom w:w="85" w:type="dxa"/>
+              <w:right w:w="85" w:type="dxa"/>
+            </w:tcMar>
+          </w:tcPr>
+          <w:p>
+            <w:pPr>
+              <w:spacing w:after="0" w:line="259" w:lineRule="auto"/>
+            </w:pPr>
+            <w:r>
+              <w:rPr>
+                <w:b w:val="0"/>
+                <w:color w:val="20252B"/>
+                <w:sz w:val="19"/>
+              </w:rPr>
+              <w:t>cerrar, cancelar nativo y fondo notifican sin cerrar por clic interno</w:t>
+            </w:r>
+          </w:p>
+        </w:tc>
+        <w:tc>
+          <w:tcPr>
+            <w:tcW w:type="dxa" w:w="1224"/>
+            <w:vAlign w:val="center"/>
+            <w:tcBorders>
+              <w:top w:val="single" w:sz="5" w:color="D9D9D9"/>
+              <w:left w:val="single" w:sz="5" w:color="D9D9D9"/>
+              <w:bottom w:val="single" w:sz="5" w:color="D9D9D9"/>
+              <w:right w:val="single" w:sz="5" w:color="D9D9D9"/>
+            </w:tcBorders>
+            <w:shd w:fill="F2F5F8"/>
+            <w:tcMar>
+              <w:top w:w="85" w:type="dxa"/>
+              <w:left w:w="85" w:type="dxa"/>
+              <w:bottom w:w="85" w:type="dxa"/>
+              <w:right w:w="85" w:type="dxa"/>
+            </w:tcMar>
+          </w:tcPr>
+          <w:p>
+            <w:pPr>
+              <w:spacing w:after="0" w:line="259" w:lineRule="auto"/>
+            </w:pPr>
+            <w:r>
+              <w:rPr>
+                <w:b w:val="0"/>
+                <w:color w:val="20252B"/>
+                <w:sz w:val="19"/>
+              </w:rPr>
+              <w:t>Aprobada</w:t>
+            </w:r>
+          </w:p>
+        </w:tc>
+      </w:tr>
+      <w:tr>
+        <w:trPr>
+          <w:cantSplit/>
+        </w:trPr>
+        <w:tc>
+          <w:tcPr>
+            <w:tcW w:type="dxa" w:w="936"/>
+            <w:vAlign w:val="center"/>
+            <w:tcBorders>
+              <w:top w:val="single" w:sz="5" w:color="D9D9D9"/>
+              <w:left w:val="single" w:sz="5" w:color="D9D9D9"/>
+              <w:bottom w:val="single" w:sz="5" w:color="D9D9D9"/>
+              <w:right w:val="single" w:sz="5" w:color="D9D9D9"/>
+            </w:tcBorders>
+            <w:shd w:fill="FFFFFF"/>
+            <w:tcMar>
+              <w:top w:w="85" w:type="dxa"/>
+              <w:left w:w="85" w:type="dxa"/>
+              <w:bottom w:w="85" w:type="dxa"/>
+              <w:right w:w="85" w:type="dxa"/>
+            </w:tcMar>
+          </w:tcPr>
+          <w:p>
+            <w:pPr>
+              <w:spacing w:after="0" w:line="259" w:lineRule="auto"/>
+            </w:pPr>
+            <w:r>
+              <w:rPr>
+                <w:b w:val="0"/>
+                <w:color w:val="20252B"/>
+                <w:sz w:val="19"/>
+              </w:rPr>
+              <w:t>CP07</w:t>
+            </w:r>
+          </w:p>
+        </w:tc>
+        <w:tc>
+          <w:tcPr>
+            <w:tcW w:type="dxa" w:w="7200"/>
+            <w:vAlign w:val="center"/>
+            <w:tcBorders>
+              <w:top w:val="single" w:sz="5" w:color="D9D9D9"/>
+              <w:left w:val="single" w:sz="5" w:color="D9D9D9"/>
+              <w:bottom w:val="single" w:sz="5" w:color="D9D9D9"/>
+              <w:right w:val="single" w:sz="5" w:color="D9D9D9"/>
+            </w:tcBorders>
+            <w:shd w:fill="FFFFFF"/>
+            <w:tcMar>
+              <w:top w:w="85" w:type="dxa"/>
+              <w:left w:w="85" w:type="dxa"/>
+              <w:bottom w:w="85" w:type="dxa"/>
+              <w:right w:w="85" w:type="dxa"/>
+            </w:tcMar>
+          </w:tcPr>
+          <w:p>
+            <w:pPr>
+              <w:spacing w:after="0" w:line="259" w:lineRule="auto"/>
+            </w:pPr>
+            <w:r>
+              <w:rPr>
+                <w:b w:val="0"/>
+                <w:color w:val="20252B"/>
+                <w:sz w:val="19"/>
+              </w:rPr>
+              <w:t>cerrado no muestra un formulario interactivo</w:t>
+            </w:r>
+          </w:p>
+        </w:tc>
+        <w:tc>
+          <w:tcPr>
+            <w:tcW w:type="dxa" w:w="1224"/>
+            <w:vAlign w:val="center"/>
+            <w:tcBorders>
+              <w:top w:val="single" w:sz="5" w:color="D9D9D9"/>
+              <w:left w:val="single" w:sz="5" w:color="D9D9D9"/>
+              <w:bottom w:val="single" w:sz="5" w:color="D9D9D9"/>
+              <w:right w:val="single" w:sz="5" w:color="D9D9D9"/>
+            </w:tcBorders>
+            <w:shd w:fill="FFFFFF"/>
+            <w:tcMar>
+              <w:top w:w="85" w:type="dxa"/>
+              <w:left w:w="85" w:type="dxa"/>
+              <w:bottom w:w="85" w:type="dxa"/>
+              <w:right w:w="85" w:type="dxa"/>
+            </w:tcMar>
+          </w:tcPr>
+          <w:p>
+            <w:pPr>
+              <w:spacing w:after="0" w:line="259" w:lineRule="auto"/>
+            </w:pPr>
+            <w:r>
+              <w:rPr>
+                <w:b w:val="0"/>
+                <w:color w:val="20252B"/>
+                <w:sz w:val="19"/>
+              </w:rPr>
+              <w:t>Aprobada</w:t>
+            </w:r>
+          </w:p>
+        </w:tc>
+      </w:tr>
+      <w:tr>
+        <w:trPr>
+          <w:cantSplit/>
+        </w:trPr>
+        <w:tc>
+          <w:tcPr>
+            <w:tcW w:type="dxa" w:w="936"/>
+            <w:vAlign w:val="center"/>
+            <w:tcBorders>
+              <w:top w:val="single" w:sz="5" w:color="D9D9D9"/>
+              <w:left w:val="single" w:sz="5" w:color="D9D9D9"/>
+              <w:bottom w:val="single" w:sz="5" w:color="D9D9D9"/>
+              <w:right w:val="single" w:sz="5" w:color="D9D9D9"/>
+            </w:tcBorders>
+            <w:shd w:fill="F2F5F8"/>
+            <w:tcMar>
+              <w:top w:w="85" w:type="dxa"/>
+              <w:left w:w="85" w:type="dxa"/>
+              <w:bottom w:w="85" w:type="dxa"/>
+              <w:right w:w="85" w:type="dxa"/>
+            </w:tcMar>
+          </w:tcPr>
+          <w:p>
+            <w:pPr>
+              <w:spacing w:after="0" w:line="259" w:lineRule="auto"/>
+            </w:pPr>
+            <w:r>
+              <w:rPr>
+                <w:b w:val="0"/>
+                <w:color w:val="20252B"/>
+                <w:sz w:val="19"/>
+              </w:rPr>
+              <w:t>CP08</w:t>
+            </w:r>
+          </w:p>
+        </w:tc>
+        <w:tc>
+          <w:tcPr>
+            <w:tcW w:type="dxa" w:w="7200"/>
+            <w:vAlign w:val="center"/>
+            <w:tcBorders>
+              <w:top w:val="single" w:sz="5" w:color="D9D9D9"/>
+              <w:left w:val="single" w:sz="5" w:color="D9D9D9"/>
+              <w:bottom w:val="single" w:sz="5" w:color="D9D9D9"/>
+              <w:right w:val="single" w:sz="5" w:color="D9D9D9"/>
+            </w:tcBorders>
+            <w:shd w:fill="F2F5F8"/>
+            <w:tcMar>
+              <w:top w:w="85" w:type="dxa"/>
+              <w:left w:w="85" w:type="dxa"/>
+              <w:bottom w:w="85" w:type="dxa"/>
+              <w:right w:w="85" w:type="dxa"/>
+            </w:tcMar>
+          </w:tcPr>
+          <w:p>
+            <w:pPr>
+              <w:spacing w:after="0" w:line="259" w:lineRule="auto"/>
+            </w:pPr>
+            <w:r>
+              <w:rPr>
+                <w:b w:val="0"/>
+                <w:color w:val="20252B"/>
+                <w:sz w:val="19"/>
+              </w:rPr>
+              <w:t>precarga q y envía la búsqueda recortada y codificada</w:t>
+            </w:r>
+          </w:p>
+        </w:tc>
+        <w:tc>
+          <w:tcPr>
+            <w:tcW w:type="dxa" w:w="1224"/>
+            <w:vAlign w:val="center"/>
+            <w:tcBorders>
+              <w:top w:val="single" w:sz="5" w:color="D9D9D9"/>
+              <w:left w:val="single" w:sz="5" w:color="D9D9D9"/>
+              <w:bottom w:val="single" w:sz="5" w:color="D9D9D9"/>
+              <w:right w:val="single" w:sz="5" w:color="D9D9D9"/>
+            </w:tcBorders>
+            <w:shd w:fill="F2F5F8"/>
+            <w:tcMar>
+              <w:top w:w="85" w:type="dxa"/>
+              <w:left w:w="85" w:type="dxa"/>
+              <w:bottom w:w="85" w:type="dxa"/>
+              <w:right w:w="85" w:type="dxa"/>
+            </w:tcMar>
+          </w:tcPr>
+          <w:p>
+            <w:pPr>
+              <w:spacing w:after="0" w:line="259" w:lineRule="auto"/>
+            </w:pPr>
+            <w:r>
+              <w:rPr>
+                <w:b w:val="0"/>
+                <w:color w:val="20252B"/>
+                <w:sz w:val="19"/>
+              </w:rPr>
+              <w:t>Aprobada</w:t>
+            </w:r>
+          </w:p>
+        </w:tc>
+      </w:tr>
+      <w:tr>
+        <w:trPr>
+          <w:cantSplit/>
+        </w:trPr>
+        <w:tc>
+          <w:tcPr>
+            <w:tcW w:type="dxa" w:w="936"/>
+            <w:vAlign w:val="center"/>
+            <w:tcBorders>
+              <w:top w:val="single" w:sz="5" w:color="D9D9D9"/>
+              <w:left w:val="single" w:sz="5" w:color="D9D9D9"/>
+              <w:bottom w:val="single" w:sz="5" w:color="D9D9D9"/>
+              <w:right w:val="single" w:sz="5" w:color="D9D9D9"/>
+            </w:tcBorders>
+            <w:shd w:fill="FFFFFF"/>
+            <w:tcMar>
+              <w:top w:w="85" w:type="dxa"/>
+              <w:left w:w="85" w:type="dxa"/>
+              <w:bottom w:w="85" w:type="dxa"/>
+              <w:right w:w="85" w:type="dxa"/>
+            </w:tcMar>
+          </w:tcPr>
+          <w:p>
+            <w:pPr>
+              <w:spacing w:after="0" w:line="259" w:lineRule="auto"/>
+            </w:pPr>
+            <w:r>
+              <w:rPr>
+                <w:b w:val="0"/>
+                <w:color w:val="20252B"/>
+                <w:sz w:val="19"/>
+              </w:rPr>
+              <w:t>CP09</w:t>
+            </w:r>
+          </w:p>
+        </w:tc>
+        <w:tc>
+          <w:tcPr>
+            <w:tcW w:type="dxa" w:w="7200"/>
+            <w:vAlign w:val="center"/>
+            <w:tcBorders>
+              <w:top w:val="single" w:sz="5" w:color="D9D9D9"/>
+              <w:left w:val="single" w:sz="5" w:color="D9D9D9"/>
+              <w:bottom w:val="single" w:sz="5" w:color="D9D9D9"/>
+              <w:right w:val="single" w:sz="5" w:color="D9D9D9"/>
+            </w:tcBorders>
+            <w:shd w:fill="FFFFFF"/>
+            <w:tcMar>
+              <w:top w:w="85" w:type="dxa"/>
+              <w:left w:w="85" w:type="dxa"/>
+              <w:bottom w:w="85" w:type="dxa"/>
+              <w:right w:w="85" w:type="dxa"/>
+            </w:tcMar>
+          </w:tcPr>
+          <w:p>
+            <w:pPr>
+              <w:spacing w:after="0" w:line="259" w:lineRule="auto"/>
+            </w:pPr>
+            <w:r>
+              <w:rPr>
+                <w:b w:val="0"/>
+                <w:color w:val="20252B"/>
+                <w:sz w:val="19"/>
+              </w:rPr>
+              <w:t>búsqueda vacía navega al catálogo sin q</w:t>
+            </w:r>
+          </w:p>
+        </w:tc>
+        <w:tc>
+          <w:tcPr>
+            <w:tcW w:type="dxa" w:w="1224"/>
+            <w:vAlign w:val="center"/>
+            <w:tcBorders>
+              <w:top w:val="single" w:sz="5" w:color="D9D9D9"/>
+              <w:left w:val="single" w:sz="5" w:color="D9D9D9"/>
+              <w:bottom w:val="single" w:sz="5" w:color="D9D9D9"/>
+              <w:right w:val="single" w:sz="5" w:color="D9D9D9"/>
+            </w:tcBorders>
+            <w:shd w:fill="FFFFFF"/>
+            <w:tcMar>
+              <w:top w:w="85" w:type="dxa"/>
+              <w:left w:w="85" w:type="dxa"/>
+              <w:bottom w:w="85" w:type="dxa"/>
+              <w:right w:w="85" w:type="dxa"/>
+            </w:tcMar>
+          </w:tcPr>
+          <w:p>
+            <w:pPr>
+              <w:spacing w:after="0" w:line="259" w:lineRule="auto"/>
+            </w:pPr>
+            <w:r>
+              <w:rPr>
+                <w:b w:val="0"/>
+                <w:color w:val="20252B"/>
+                <w:sz w:val="19"/>
+              </w:rPr>
+              <w:t>Aprobada</w:t>
+            </w:r>
+          </w:p>
+        </w:tc>
+      </w:tr>
+      <w:tr>
+        <w:trPr>
+          <w:cantSplit/>
+        </w:trPr>
+        <w:tc>
+          <w:tcPr>
+            <w:tcW w:type="dxa" w:w="936"/>
+            <w:vAlign w:val="center"/>
+            <w:tcBorders>
+              <w:top w:val="single" w:sz="5" w:color="D9D9D9"/>
+              <w:left w:val="single" w:sz="5" w:color="D9D9D9"/>
+              <w:bottom w:val="single" w:sz="5" w:color="D9D9D9"/>
+              <w:right w:val="single" w:sz="5" w:color="D9D9D9"/>
+            </w:tcBorders>
+            <w:shd w:fill="F2F5F8"/>
+            <w:tcMar>
+              <w:top w:w="85" w:type="dxa"/>
+              <w:left w:w="85" w:type="dxa"/>
+              <w:bottom w:w="85" w:type="dxa"/>
+              <w:right w:w="85" w:type="dxa"/>
+            </w:tcMar>
+          </w:tcPr>
+          <w:p>
+            <w:pPr>
+              <w:spacing w:after="0" w:line="259" w:lineRule="auto"/>
+            </w:pPr>
+            <w:r>
+              <w:rPr>
+                <w:b w:val="0"/>
+                <w:color w:val="20252B"/>
+                <w:sz w:val="19"/>
+              </w:rPr>
+              <w:t>CP10</w:t>
+            </w:r>
+          </w:p>
+        </w:tc>
+        <w:tc>
+          <w:tcPr>
+            <w:tcW w:type="dxa" w:w="7200"/>
+            <w:vAlign w:val="center"/>
+            <w:tcBorders>
+              <w:top w:val="single" w:sz="5" w:color="D9D9D9"/>
+              <w:left w:val="single" w:sz="5" w:color="D9D9D9"/>
+              <w:bottom w:val="single" w:sz="5" w:color="D9D9D9"/>
+              <w:right w:val="single" w:sz="5" w:color="D9D9D9"/>
+            </w:tcBorders>
+            <w:shd w:fill="F2F5F8"/>
+            <w:tcMar>
+              <w:top w:w="85" w:type="dxa"/>
+              <w:left w:w="85" w:type="dxa"/>
+              <w:bottom w:w="85" w:type="dxa"/>
+              <w:right w:w="85" w:type="dxa"/>
+            </w:tcMar>
+          </w:tcPr>
+          <w:p>
+            <w:pPr>
+              <w:spacing w:after="0" w:line="259" w:lineRule="auto"/>
+            </w:pPr>
+            <w:r>
+              <w:rPr>
+                <w:b w:val="0"/>
+                <w:color w:val="20252B"/>
+                <w:sz w:val="19"/>
+              </w:rPr>
+              <w:t>abre el portal y Escape lo cierra</w:t>
+            </w:r>
+          </w:p>
+        </w:tc>
+        <w:tc>
+          <w:tcPr>
+            <w:tcW w:type="dxa" w:w="1224"/>
+            <w:vAlign w:val="center"/>
+            <w:tcBorders>
+              <w:top w:val="single" w:sz="5" w:color="D9D9D9"/>
+              <w:left w:val="single" w:sz="5" w:color="D9D9D9"/>
+              <w:bottom w:val="single" w:sz="5" w:color="D9D9D9"/>
+              <w:right w:val="single" w:sz="5" w:color="D9D9D9"/>
+            </w:tcBorders>
+            <w:shd w:fill="F2F5F8"/>
+            <w:tcMar>
+              <w:top w:w="85" w:type="dxa"/>
+              <w:left w:w="85" w:type="dxa"/>
+              <w:bottom w:w="85" w:type="dxa"/>
+              <w:right w:w="85" w:type="dxa"/>
+            </w:tcMar>
+          </w:tcPr>
+          <w:p>
+            <w:pPr>
+              <w:spacing w:after="0" w:line="259" w:lineRule="auto"/>
+            </w:pPr>
+            <w:r>
+              <w:rPr>
+                <w:b w:val="0"/>
+                <w:color w:val="20252B"/>
+                <w:sz w:val="19"/>
+              </w:rPr>
+              <w:t>Aprobada</w:t>
+            </w:r>
+          </w:p>
+        </w:tc>
+      </w:tr>
+      <w:tr>
+        <w:trPr>
+          <w:cantSplit/>
+        </w:trPr>
+        <w:tc>
+          <w:tcPr>
+            <w:tcW w:type="dxa" w:w="936"/>
+            <w:vAlign w:val="center"/>
+            <w:tcBorders>
+              <w:top w:val="single" w:sz="5" w:color="D9D9D9"/>
+              <w:left w:val="single" w:sz="5" w:color="D9D9D9"/>
+              <w:bottom w:val="single" w:sz="5" w:color="D9D9D9"/>
+              <w:right w:val="single" w:sz="5" w:color="D9D9D9"/>
+            </w:tcBorders>
+            <w:shd w:fill="FFFFFF"/>
+            <w:tcMar>
+              <w:top w:w="85" w:type="dxa"/>
+              <w:left w:w="85" w:type="dxa"/>
+              <w:bottom w:w="85" w:type="dxa"/>
+              <w:right w:w="85" w:type="dxa"/>
+            </w:tcMar>
+          </w:tcPr>
+          <w:p>
+            <w:pPr>
+              <w:spacing w:after="0" w:line="259" w:lineRule="auto"/>
+            </w:pPr>
+            <w:r>
+              <w:rPr>
+                <w:b w:val="0"/>
+                <w:color w:val="20252B"/>
+                <w:sz w:val="19"/>
+              </w:rPr>
+              <w:t>CP11</w:t>
+            </w:r>
+          </w:p>
+        </w:tc>
+        <w:tc>
+          <w:tcPr>
+            <w:tcW w:type="dxa" w:w="7200"/>
+            <w:vAlign w:val="center"/>
+            <w:tcBorders>
+              <w:top w:val="single" w:sz="5" w:color="D9D9D9"/>
+              <w:left w:val="single" w:sz="5" w:color="D9D9D9"/>
+              <w:bottom w:val="single" w:sz="5" w:color="D9D9D9"/>
+              <w:right w:val="single" w:sz="5" w:color="D9D9D9"/>
+            </w:tcBorders>
+            <w:shd w:fill="FFFFFF"/>
+            <w:tcMar>
+              <w:top w:w="85" w:type="dxa"/>
+              <w:left w:w="85" w:type="dxa"/>
+              <w:bottom w:w="85" w:type="dxa"/>
+              <w:right w:w="85" w:type="dxa"/>
+            </w:tcMar>
+          </w:tcPr>
+          <w:p>
+            <w:pPr>
+              <w:spacing w:after="0" w:line="259" w:lineRule="auto"/>
+            </w:pPr>
+            <w:r>
+              <w:rPr>
+                <w:b w:val="0"/>
+                <w:color w:val="20252B"/>
+                <w:sz w:val="19"/>
+              </w:rPr>
+              <w:t>cierra al elegir categoría y al pulsar fuera</w:t>
+            </w:r>
+          </w:p>
+        </w:tc>
+        <w:tc>
+          <w:tcPr>
+            <w:tcW w:type="dxa" w:w="1224"/>
+            <w:vAlign w:val="center"/>
+            <w:tcBorders>
+              <w:top w:val="single" w:sz="5" w:color="D9D9D9"/>
+              <w:left w:val="single" w:sz="5" w:color="D9D9D9"/>
+              <w:bottom w:val="single" w:sz="5" w:color="D9D9D9"/>
+              <w:right w:val="single" w:sz="5" w:color="D9D9D9"/>
+            </w:tcBorders>
+            <w:shd w:fill="FFFFFF"/>
+            <w:tcMar>
+              <w:top w:w="85" w:type="dxa"/>
+              <w:left w:w="85" w:type="dxa"/>
+              <w:bottom w:w="85" w:type="dxa"/>
+              <w:right w:w="85" w:type="dxa"/>
+            </w:tcMar>
+          </w:tcPr>
+          <w:p>
+            <w:pPr>
+              <w:spacing w:after="0" w:line="259" w:lineRule="auto"/>
+            </w:pPr>
+            <w:r>
+              <w:rPr>
+                <w:b w:val="0"/>
+                <w:color w:val="20252B"/>
+                <w:sz w:val="19"/>
+              </w:rPr>
+              <w:t>Aprobada</w:t>
+            </w:r>
+          </w:p>
+        </w:tc>
+      </w:tr>
+      <w:tr>
+        <w:trPr>
+          <w:cantSplit/>
+        </w:trPr>
+        <w:tc>
+          <w:tcPr>
+            <w:tcW w:type="dxa" w:w="936"/>
+            <w:vAlign w:val="center"/>
+            <w:tcBorders>
+              <w:top w:val="single" w:sz="5" w:color="D9D9D9"/>
+              <w:left w:val="single" w:sz="5" w:color="D9D9D9"/>
+              <w:bottom w:val="single" w:sz="5" w:color="D9D9D9"/>
+              <w:right w:val="single" w:sz="5" w:color="D9D9D9"/>
+            </w:tcBorders>
+            <w:shd w:fill="F2F5F8"/>
+            <w:tcMar>
+              <w:top w:w="85" w:type="dxa"/>
+              <w:left w:w="85" w:type="dxa"/>
+              <w:bottom w:w="85" w:type="dxa"/>
+              <w:right w:w="85" w:type="dxa"/>
+            </w:tcMar>
+          </w:tcPr>
+          <w:p>
+            <w:pPr>
+              <w:spacing w:after="0" w:line="259" w:lineRule="auto"/>
+            </w:pPr>
+            <w:r>
+              <w:rPr>
+                <w:b w:val="0"/>
+                <w:color w:val="20252B"/>
+                <w:sz w:val="19"/>
+              </w:rPr>
+              <w:t>CP12</w:t>
+            </w:r>
+          </w:p>
+        </w:tc>
+        <w:tc>
+          <w:tcPr>
+            <w:tcW w:type="dxa" w:w="7200"/>
+            <w:vAlign w:val="center"/>
+            <w:tcBorders>
+              <w:top w:val="single" w:sz="5" w:color="D9D9D9"/>
+              <w:left w:val="single" w:sz="5" w:color="D9D9D9"/>
+              <w:bottom w:val="single" w:sz="5" w:color="D9D9D9"/>
+              <w:right w:val="single" w:sz="5" w:color="D9D9D9"/>
+            </w:tcBorders>
+            <w:shd w:fill="F2F5F8"/>
+            <w:tcMar>
+              <w:top w:w="85" w:type="dxa"/>
+              <w:left w:w="85" w:type="dxa"/>
+              <w:bottom w:w="85" w:type="dxa"/>
+              <w:right w:w="85" w:type="dxa"/>
+            </w:tcMar>
+          </w:tcPr>
+          <w:p>
+            <w:pPr>
+              <w:spacing w:after="0" w:line="259" w:lineRule="auto"/>
+            </w:pPr>
+            <w:r>
+              <w:rPr>
+                <w:b w:val="0"/>
+                <w:color w:val="20252B"/>
+                <w:sz w:val="19"/>
+              </w:rPr>
+              <w:t>muestra enlaces de categorías y resalta la categoría activa</w:t>
+            </w:r>
+          </w:p>
+        </w:tc>
+        <w:tc>
+          <w:tcPr>
+            <w:tcW w:type="dxa" w:w="1224"/>
+            <w:vAlign w:val="center"/>
+            <w:tcBorders>
+              <w:top w:val="single" w:sz="5" w:color="D9D9D9"/>
+              <w:left w:val="single" w:sz="5" w:color="D9D9D9"/>
+              <w:bottom w:val="single" w:sz="5" w:color="D9D9D9"/>
+              <w:right w:val="single" w:sz="5" w:color="D9D9D9"/>
+            </w:tcBorders>
+            <w:shd w:fill="F2F5F8"/>
+            <w:tcMar>
+              <w:top w:w="85" w:type="dxa"/>
+              <w:left w:w="85" w:type="dxa"/>
+              <w:bottom w:w="85" w:type="dxa"/>
+              <w:right w:w="85" w:type="dxa"/>
+            </w:tcMar>
+          </w:tcPr>
+          <w:p>
+            <w:pPr>
+              <w:spacing w:after="0" w:line="259" w:lineRule="auto"/>
+            </w:pPr>
+            <w:r>
+              <w:rPr>
+                <w:b w:val="0"/>
+                <w:color w:val="20252B"/>
+                <w:sz w:val="19"/>
+              </w:rPr>
+              <w:t>Aprobada</w:t>
+            </w:r>
+          </w:p>
+        </w:tc>
+      </w:tr>
+      <w:tr>
+        <w:trPr>
+          <w:cantSplit/>
+        </w:trPr>
+        <w:tc>
+          <w:tcPr>
+            <w:tcW w:type="dxa" w:w="936"/>
+            <w:vAlign w:val="center"/>
+            <w:tcBorders>
+              <w:top w:val="single" w:sz="5" w:color="D9D9D9"/>
+              <w:left w:val="single" w:sz="5" w:color="D9D9D9"/>
+              <w:bottom w:val="single" w:sz="5" w:color="D9D9D9"/>
+              <w:right w:val="single" w:sz="5" w:color="D9D9D9"/>
+            </w:tcBorders>
+            <w:shd w:fill="FFFFFF"/>
+            <w:tcMar>
+              <w:top w:w="85" w:type="dxa"/>
+              <w:left w:w="85" w:type="dxa"/>
+              <w:bottom w:w="85" w:type="dxa"/>
+              <w:right w:w="85" w:type="dxa"/>
+            </w:tcMar>
+          </w:tcPr>
+          <w:p>
+            <w:pPr>
+              <w:spacing w:after="0" w:line="259" w:lineRule="auto"/>
+            </w:pPr>
+            <w:r>
+              <w:rPr>
+                <w:b w:val="0"/>
+                <w:color w:val="20252B"/>
+                <w:sz w:val="19"/>
+              </w:rPr>
+              <w:t>CP13</w:t>
+            </w:r>
+          </w:p>
+        </w:tc>
+        <w:tc>
+          <w:tcPr>
+            <w:tcW w:type="dxa" w:w="7200"/>
+            <w:vAlign w:val="center"/>
+            <w:tcBorders>
+              <w:top w:val="single" w:sz="5" w:color="D9D9D9"/>
+              <w:left w:val="single" w:sz="5" w:color="D9D9D9"/>
+              <w:bottom w:val="single" w:sz="5" w:color="D9D9D9"/>
+              <w:right w:val="single" w:sz="5" w:color="D9D9D9"/>
+            </w:tcBorders>
+            <w:shd w:fill="FFFFFF"/>
+            <w:tcMar>
+              <w:top w:w="85" w:type="dxa"/>
+              <w:left w:w="85" w:type="dxa"/>
+              <w:bottom w:w="85" w:type="dxa"/>
+              <w:right w:w="85" w:type="dxa"/>
+            </w:tcMar>
+          </w:tcPr>
+          <w:p>
+            <w:pPr>
+              <w:spacing w:after="0" w:line="259" w:lineRule="auto"/>
+            </w:pPr>
+            <w:r>
+              <w:rPr>
+                <w:b w:val="0"/>
+                <w:color w:val="20252B"/>
+                <w:sz w:val="19"/>
+              </w:rPr>
+              <w:t>ofrece catálogo, información de la empresa y registro</w:t>
+            </w:r>
+          </w:p>
+        </w:tc>
+        <w:tc>
+          <w:tcPr>
+            <w:tcW w:type="dxa" w:w="1224"/>
+            <w:vAlign w:val="center"/>
+            <w:tcBorders>
+              <w:top w:val="single" w:sz="5" w:color="D9D9D9"/>
+              <w:left w:val="single" w:sz="5" w:color="D9D9D9"/>
+              <w:bottom w:val="single" w:sz="5" w:color="D9D9D9"/>
+              <w:right w:val="single" w:sz="5" w:color="D9D9D9"/>
+            </w:tcBorders>
+            <w:shd w:fill="FFFFFF"/>
+            <w:tcMar>
+              <w:top w:w="85" w:type="dxa"/>
+              <w:left w:w="85" w:type="dxa"/>
+              <w:bottom w:w="85" w:type="dxa"/>
+              <w:right w:w="85" w:type="dxa"/>
+            </w:tcMar>
+          </w:tcPr>
+          <w:p>
+            <w:pPr>
+              <w:spacing w:after="0" w:line="259" w:lineRule="auto"/>
+            </w:pPr>
+            <w:r>
+              <w:rPr>
+                <w:b w:val="0"/>
+                <w:color w:val="20252B"/>
+                <w:sz w:val="19"/>
+              </w:rPr>
+              <w:t>Aprobada</w:t>
+            </w:r>
+          </w:p>
+        </w:tc>
+      </w:tr>
+      <w:tr>
+        <w:trPr>
+          <w:cantSplit/>
+        </w:trPr>
+        <w:tc>
+          <w:tcPr>
+            <w:tcW w:type="dxa" w:w="936"/>
+            <w:vAlign w:val="center"/>
+            <w:tcBorders>
+              <w:top w:val="single" w:sz="5" w:color="D9D9D9"/>
+              <w:left w:val="single" w:sz="5" w:color="D9D9D9"/>
+              <w:bottom w:val="single" w:sz="5" w:color="D9D9D9"/>
+              <w:right w:val="single" w:sz="5" w:color="D9D9D9"/>
+            </w:tcBorders>
+            <w:shd w:fill="F2F5F8"/>
+            <w:tcMar>
+              <w:top w:w="85" w:type="dxa"/>
+              <w:left w:w="85" w:type="dxa"/>
+              <w:bottom w:w="85" w:type="dxa"/>
+              <w:right w:w="85" w:type="dxa"/>
+            </w:tcMar>
+          </w:tcPr>
+          <w:p>
+            <w:pPr>
+              <w:spacing w:after="0" w:line="259" w:lineRule="auto"/>
+            </w:pPr>
+            <w:r>
+              <w:rPr>
+                <w:b w:val="0"/>
+                <w:color w:val="20252B"/>
+                <w:sz w:val="19"/>
+              </w:rPr>
+              <w:t>CP14</w:t>
+            </w:r>
+          </w:p>
+        </w:tc>
+        <w:tc>
+          <w:tcPr>
+            <w:tcW w:type="dxa" w:w="7200"/>
+            <w:vAlign w:val="center"/>
+            <w:tcBorders>
+              <w:top w:val="single" w:sz="5" w:color="D9D9D9"/>
+              <w:left w:val="single" w:sz="5" w:color="D9D9D9"/>
+              <w:bottom w:val="single" w:sz="5" w:color="D9D9D9"/>
+              <w:right w:val="single" w:sz="5" w:color="D9D9D9"/>
+            </w:tcBorders>
+            <w:shd w:fill="F2F5F8"/>
+            <w:tcMar>
+              <w:top w:w="85" w:type="dxa"/>
+              <w:left w:w="85" w:type="dxa"/>
+              <w:bottom w:w="85" w:type="dxa"/>
+              <w:right w:w="85" w:type="dxa"/>
+            </w:tcMar>
+          </w:tcPr>
+          <w:p>
+            <w:pPr>
+              <w:spacing w:after="0" w:line="259" w:lineRule="auto"/>
+            </w:pPr>
+            <w:r>
+              <w:rPr>
+                <w:b w:val="0"/>
+                <w:color w:val="20252B"/>
+                <w:sz w:val="19"/>
+              </w:rPr>
+              <w:t>refleja las unidades del carrito y abre/cierra el inicio de sesión</w:t>
+            </w:r>
+          </w:p>
+        </w:tc>
+        <w:tc>
+          <w:tcPr>
+            <w:tcW w:type="dxa" w:w="1224"/>
+            <w:vAlign w:val="center"/>
+            <w:tcBorders>
+              <w:top w:val="single" w:sz="5" w:color="D9D9D9"/>
+              <w:left w:val="single" w:sz="5" w:color="D9D9D9"/>
+              <w:bottom w:val="single" w:sz="5" w:color="D9D9D9"/>
+              <w:right w:val="single" w:sz="5" w:color="D9D9D9"/>
+            </w:tcBorders>
+            <w:shd w:fill="F2F5F8"/>
+            <w:tcMar>
+              <w:top w:w="85" w:type="dxa"/>
+              <w:left w:w="85" w:type="dxa"/>
+              <w:bottom w:w="85" w:type="dxa"/>
+              <w:right w:w="85" w:type="dxa"/>
+            </w:tcMar>
+          </w:tcPr>
+          <w:p>
+            <w:pPr>
+              <w:spacing w:after="0" w:line="259" w:lineRule="auto"/>
+            </w:pPr>
+            <w:r>
+              <w:rPr>
+                <w:b w:val="0"/>
+                <w:color w:val="20252B"/>
+                <w:sz w:val="19"/>
+              </w:rPr>
+              <w:t>Aprobada</w:t>
+            </w:r>
+          </w:p>
+        </w:tc>
+      </w:tr>
+      <w:tr>
+        <w:trPr>
+          <w:cantSplit/>
+        </w:trPr>
+        <w:tc>
+          <w:tcPr>
+            <w:tcW w:type="dxa" w:w="936"/>
+            <w:vAlign w:val="center"/>
+            <w:tcBorders>
+              <w:top w:val="single" w:sz="5" w:color="D9D9D9"/>
+              <w:left w:val="single" w:sz="5" w:color="D9D9D9"/>
+              <w:bottom w:val="single" w:sz="5" w:color="D9D9D9"/>
+              <w:right w:val="single" w:sz="5" w:color="D9D9D9"/>
+            </w:tcBorders>
+            <w:shd w:fill="FFFFFF"/>
+            <w:tcMar>
+              <w:top w:w="85" w:type="dxa"/>
+              <w:left w:w="85" w:type="dxa"/>
+              <w:bottom w:w="85" w:type="dxa"/>
+              <w:right w:w="85" w:type="dxa"/>
+            </w:tcMar>
+          </w:tcPr>
+          <w:p>
+            <w:pPr>
+              <w:spacing w:after="0" w:line="259" w:lineRule="auto"/>
+            </w:pPr>
+            <w:r>
+              <w:rPr>
+                <w:b w:val="0"/>
+                <w:color w:val="20252B"/>
+                <w:sz w:val="19"/>
+              </w:rPr>
+              <w:t>CP15</w:t>
+            </w:r>
+          </w:p>
+        </w:tc>
+        <w:tc>
+          <w:tcPr>
+            <w:tcW w:type="dxa" w:w="7200"/>
+            <w:vAlign w:val="center"/>
+            <w:tcBorders>
+              <w:top w:val="single" w:sz="5" w:color="D9D9D9"/>
+              <w:left w:val="single" w:sz="5" w:color="D9D9D9"/>
+              <w:bottom w:val="single" w:sz="5" w:color="D9D9D9"/>
+              <w:right w:val="single" w:sz="5" w:color="D9D9D9"/>
+            </w:tcBorders>
+            <w:shd w:fill="FFFFFF"/>
+            <w:tcMar>
+              <w:top w:w="85" w:type="dxa"/>
+              <w:left w:w="85" w:type="dxa"/>
+              <w:bottom w:w="85" w:type="dxa"/>
+              <w:right w:w="85" w:type="dxa"/>
+            </w:tcMar>
+          </w:tcPr>
+          <w:p>
+            <w:pPr>
+              <w:spacing w:after="0" w:line="259" w:lineRule="auto"/>
+            </w:pPr>
+            <w:r>
+              <w:rPr>
+                <w:b w:val="0"/>
+                <w:color w:val="20252B"/>
+                <w:sz w:val="19"/>
+              </w:rPr>
+              <w:t>administrador ve su panel y cerrar sesión actualiza el header</w:t>
+            </w:r>
+          </w:p>
+        </w:tc>
+        <w:tc>
+          <w:tcPr>
+            <w:tcW w:type="dxa" w:w="1224"/>
+            <w:vAlign w:val="center"/>
+            <w:tcBorders>
+              <w:top w:val="single" w:sz="5" w:color="D9D9D9"/>
+              <w:left w:val="single" w:sz="5" w:color="D9D9D9"/>
+              <w:bottom w:val="single" w:sz="5" w:color="D9D9D9"/>
+              <w:right w:val="single" w:sz="5" w:color="D9D9D9"/>
+            </w:tcBorders>
+            <w:shd w:fill="FFFFFF"/>
+            <w:tcMar>
+              <w:top w:w="85" w:type="dxa"/>
+              <w:left w:w="85" w:type="dxa"/>
+              <w:bottom w:w="85" w:type="dxa"/>
+              <w:right w:w="85" w:type="dxa"/>
+            </w:tcMar>
+          </w:tcPr>
+          <w:p>
+            <w:pPr>
+              <w:spacing w:after="0" w:line="259" w:lineRule="auto"/>
+            </w:pPr>
+            <w:r>
+              <w:rPr>
+                <w:b w:val="0"/>
+                <w:color w:val="20252B"/>
+                <w:sz w:val="19"/>
+              </w:rPr>
+              <w:t>Aprobada</w:t>
+            </w:r>
+          </w:p>
+        </w:tc>
+      </w:tr>
+      <w:tr>
+        <w:trPr>
+          <w:cantSplit/>
+        </w:trPr>
+        <w:tc>
+          <w:tcPr>
+            <w:tcW w:type="dxa" w:w="936"/>
+            <w:vAlign w:val="center"/>
+            <w:tcBorders>
+              <w:top w:val="single" w:sz="5" w:color="D9D9D9"/>
+              <w:left w:val="single" w:sz="5" w:color="D9D9D9"/>
+              <w:bottom w:val="single" w:sz="5" w:color="D9D9D9"/>
+              <w:right w:val="single" w:sz="5" w:color="D9D9D9"/>
+            </w:tcBorders>
+            <w:shd w:fill="F2F5F8"/>
+            <w:tcMar>
+              <w:top w:w="85" w:type="dxa"/>
+              <w:left w:w="85" w:type="dxa"/>
+              <w:bottom w:w="85" w:type="dxa"/>
+              <w:right w:w="85" w:type="dxa"/>
+            </w:tcMar>
+          </w:tcPr>
+          <w:p>
+            <w:pPr>
+              <w:spacing w:after="0" w:line="259" w:lineRule="auto"/>
+            </w:pPr>
+            <w:r>
+              <w:rPr>
+                <w:b w:val="0"/>
+                <w:color w:val="20252B"/>
+                <w:sz w:val="19"/>
+              </w:rPr>
+              <w:t>CP16</w:t>
+            </w:r>
+          </w:p>
+        </w:tc>
+        <w:tc>
+          <w:tcPr>
+            <w:tcW w:type="dxa" w:w="7200"/>
+            <w:vAlign w:val="center"/>
+            <w:tcBorders>
+              <w:top w:val="single" w:sz="5" w:color="D9D9D9"/>
+              <w:left w:val="single" w:sz="5" w:color="D9D9D9"/>
+              <w:bottom w:val="single" w:sz="5" w:color="D9D9D9"/>
+              <w:right w:val="single" w:sz="5" w:color="D9D9D9"/>
+            </w:tcBorders>
+            <w:shd w:fill="F2F5F8"/>
+            <w:tcMar>
+              <w:top w:w="85" w:type="dxa"/>
+              <w:left w:w="85" w:type="dxa"/>
+              <w:bottom w:w="85" w:type="dxa"/>
+              <w:right w:w="85" w:type="dxa"/>
+            </w:tcMar>
+          </w:tcPr>
+          <w:p>
+            <w:pPr>
+              <w:spacing w:after="0" w:line="259" w:lineRule="auto"/>
+            </w:pPr>
+            <w:r>
+              <w:rPr>
+                <w:b w:val="0"/>
+                <w:color w:val="20252B"/>
+                <w:sz w:val="19"/>
+              </w:rPr>
+              <w:t>se oculta al bajar y reaparece al subir</w:t>
+            </w:r>
+          </w:p>
+        </w:tc>
+        <w:tc>
+          <w:tcPr>
+            <w:tcW w:type="dxa" w:w="1224"/>
+            <w:vAlign w:val="center"/>
+            <w:tcBorders>
+              <w:top w:val="single" w:sz="5" w:color="D9D9D9"/>
+              <w:left w:val="single" w:sz="5" w:color="D9D9D9"/>
+              <w:bottom w:val="single" w:sz="5" w:color="D9D9D9"/>
+              <w:right w:val="single" w:sz="5" w:color="D9D9D9"/>
+            </w:tcBorders>
+            <w:shd w:fill="F2F5F8"/>
+            <w:tcMar>
+              <w:top w:w="85" w:type="dxa"/>
+              <w:left w:w="85" w:type="dxa"/>
+              <w:bottom w:w="85" w:type="dxa"/>
+              <w:right w:w="85" w:type="dxa"/>
+            </w:tcMar>
+          </w:tcPr>
+          <w:p>
+            <w:pPr>
+              <w:spacing w:after="0" w:line="259" w:lineRule="auto"/>
+            </w:pPr>
+            <w:r>
+              <w:rPr>
+                <w:b w:val="0"/>
+                <w:color w:val="20252B"/>
+                <w:sz w:val="19"/>
+              </w:rPr>
+              <w:t>Aprobada</w:t>
+            </w:r>
+          </w:p>
+        </w:tc>
+      </w:tr>
+      <w:tr>
+        <w:trPr>
+          <w:cantSplit/>
+        </w:trPr>
+        <w:tc>
+          <w:tcPr>
+            <w:tcW w:type="dxa" w:w="936"/>
+            <w:vAlign w:val="center"/>
+            <w:tcBorders>
+              <w:top w:val="single" w:sz="5" w:color="D9D9D9"/>
+              <w:left w:val="single" w:sz="5" w:color="D9D9D9"/>
+              <w:bottom w:val="single" w:sz="5" w:color="D9D9D9"/>
+              <w:right w:val="single" w:sz="5" w:color="D9D9D9"/>
+            </w:tcBorders>
+            <w:shd w:fill="FFFFFF"/>
+            <w:tcMar>
+              <w:top w:w="85" w:type="dxa"/>
+              <w:left w:w="85" w:type="dxa"/>
+              <w:bottom w:w="85" w:type="dxa"/>
+              <w:right w:w="85" w:type="dxa"/>
+            </w:tcMar>
+          </w:tcPr>
+          <w:p>
+            <w:pPr>
+              <w:spacing w:after="0" w:line="259" w:lineRule="auto"/>
+            </w:pPr>
+            <w:r>
+              <w:rPr>
+                <w:b w:val="0"/>
+                <w:color w:val="20252B"/>
+                <w:sz w:val="19"/>
+              </w:rPr>
+              <w:t>CP17</w:t>
+            </w:r>
+          </w:p>
+        </w:tc>
+        <w:tc>
+          <w:tcPr>
+            <w:tcW w:type="dxa" w:w="7200"/>
+            <w:vAlign w:val="center"/>
+            <w:tcBorders>
+              <w:top w:val="single" w:sz="5" w:color="D9D9D9"/>
+              <w:left w:val="single" w:sz="5" w:color="D9D9D9"/>
+              <w:bottom w:val="single" w:sz="5" w:color="D9D9D9"/>
+              <w:right w:val="single" w:sz="5" w:color="D9D9D9"/>
+            </w:tcBorders>
+            <w:shd w:fill="FFFFFF"/>
+            <w:tcMar>
+              <w:top w:w="85" w:type="dxa"/>
+              <w:left w:w="85" w:type="dxa"/>
+              <w:bottom w:w="85" w:type="dxa"/>
+              <w:right w:w="85" w:type="dxa"/>
+            </w:tcMar>
+          </w:tcPr>
+          <w:p>
+            <w:pPr>
+              <w:spacing w:after="0" w:line="259" w:lineRule="auto"/>
+            </w:pPr>
+            <w:r>
+              <w:rPr>
+                <w:b w:val="0"/>
+                <w:color w:val="20252B"/>
+                <w:sz w:val="19"/>
+              </w:rPr>
+              <w:t>confirma el añadido y desaparece después de tres segundos</w:t>
+            </w:r>
+          </w:p>
+        </w:tc>
+        <w:tc>
+          <w:tcPr>
+            <w:tcW w:type="dxa" w:w="1224"/>
+            <w:vAlign w:val="center"/>
+            <w:tcBorders>
+              <w:top w:val="single" w:sz="5" w:color="D9D9D9"/>
+              <w:left w:val="single" w:sz="5" w:color="D9D9D9"/>
+              <w:bottom w:val="single" w:sz="5" w:color="D9D9D9"/>
+              <w:right w:val="single" w:sz="5" w:color="D9D9D9"/>
+            </w:tcBorders>
+            <w:shd w:fill="FFFFFF"/>
+            <w:tcMar>
+              <w:top w:w="85" w:type="dxa"/>
+              <w:left w:w="85" w:type="dxa"/>
+              <w:bottom w:w="85" w:type="dxa"/>
+              <w:right w:w="85" w:type="dxa"/>
+            </w:tcMar>
+          </w:tcPr>
+          <w:p>
+            <w:pPr>
+              <w:spacing w:after="0" w:line="259" w:lineRule="auto"/>
+            </w:pPr>
+            <w:r>
+              <w:rPr>
+                <w:b w:val="0"/>
+                <w:color w:val="20252B"/>
+                <w:sz w:val="19"/>
+              </w:rPr>
+              <w:t>Aprobada</w:t>
+            </w:r>
+          </w:p>
+        </w:tc>
+      </w:tr>
+      <w:tr>
+        <w:trPr>
+          <w:cantSplit/>
+        </w:trPr>
+        <w:tc>
+          <w:tcPr>
+            <w:tcW w:type="dxa" w:w="936"/>
+            <w:vAlign w:val="center"/>
+            <w:tcBorders>
+              <w:top w:val="single" w:sz="5" w:color="D9D9D9"/>
+              <w:left w:val="single" w:sz="5" w:color="D9D9D9"/>
+              <w:bottom w:val="single" w:sz="5" w:color="D9D9D9"/>
+              <w:right w:val="single" w:sz="5" w:color="D9D9D9"/>
+            </w:tcBorders>
+            <w:shd w:fill="F2F5F8"/>
+            <w:tcMar>
+              <w:top w:w="85" w:type="dxa"/>
+              <w:left w:w="85" w:type="dxa"/>
+              <w:bottom w:w="85" w:type="dxa"/>
+              <w:right w:w="85" w:type="dxa"/>
+            </w:tcMar>
+          </w:tcPr>
+          <w:p>
+            <w:pPr>
+              <w:spacing w:after="0" w:line="259" w:lineRule="auto"/>
+            </w:pPr>
+            <w:r>
+              <w:rPr>
+                <w:b w:val="0"/>
+                <w:color w:val="20252B"/>
+                <w:sz w:val="19"/>
+              </w:rPr>
+              <w:t>CP18</w:t>
+            </w:r>
+          </w:p>
+        </w:tc>
+        <w:tc>
+          <w:tcPr>
+            <w:tcW w:type="dxa" w:w="7200"/>
+            <w:vAlign w:val="center"/>
+            <w:tcBorders>
+              <w:top w:val="single" w:sz="5" w:color="D9D9D9"/>
+              <w:left w:val="single" w:sz="5" w:color="D9D9D9"/>
+              <w:bottom w:val="single" w:sz="5" w:color="D9D9D9"/>
+              <w:right w:val="single" w:sz="5" w:color="D9D9D9"/>
+            </w:tcBorders>
+            <w:shd w:fill="F2F5F8"/>
+            <w:tcMar>
+              <w:top w:w="85" w:type="dxa"/>
+              <w:left w:w="85" w:type="dxa"/>
+              <w:bottom w:w="85" w:type="dxa"/>
+              <w:right w:w="85" w:type="dxa"/>
+            </w:tcMar>
+          </w:tcPr>
+          <w:p>
+            <w:pPr>
+              <w:spacing w:after="0" w:line="259" w:lineRule="auto"/>
+            </w:pPr>
+            <w:r>
+              <w:rPr>
+                <w:b w:val="0"/>
+                <w:color w:val="20252B"/>
+                <w:sz w:val="19"/>
+              </w:rPr>
+              <w:t>otro añadido reinicia el tiempo y el enlace cierra el aviso</w:t>
+            </w:r>
+          </w:p>
+        </w:tc>
+        <w:tc>
+          <w:tcPr>
+            <w:tcW w:type="dxa" w:w="1224"/>
+            <w:vAlign w:val="center"/>
+            <w:tcBorders>
+              <w:top w:val="single" w:sz="5" w:color="D9D9D9"/>
+              <w:left w:val="single" w:sz="5" w:color="D9D9D9"/>
+              <w:bottom w:val="single" w:sz="5" w:color="D9D9D9"/>
+              <w:right w:val="single" w:sz="5" w:color="D9D9D9"/>
+            </w:tcBorders>
+            <w:shd w:fill="F2F5F8"/>
+            <w:tcMar>
+              <w:top w:w="85" w:type="dxa"/>
+              <w:left w:w="85" w:type="dxa"/>
+              <w:bottom w:w="85" w:type="dxa"/>
+              <w:right w:w="85" w:type="dxa"/>
+            </w:tcMar>
+          </w:tcPr>
+          <w:p>
+            <w:pPr>
+              <w:spacing w:after="0" w:line="259" w:lineRule="auto"/>
+            </w:pPr>
+            <w:r>
+              <w:rPr>
+                <w:b w:val="0"/>
+                <w:color w:val="20252B"/>
+                <w:sz w:val="19"/>
+              </w:rPr>
+              <w:t>Aprobada</w:t>
+            </w:r>
+          </w:p>
+        </w:tc>
+      </w:tr>
+      <w:tr>
+        <w:trPr>
+          <w:cantSplit/>
+        </w:trPr>
+        <w:tc>
+          <w:tcPr>
+            <w:tcW w:type="dxa" w:w="936"/>
+            <w:vAlign w:val="center"/>
+            <w:tcBorders>
+              <w:top w:val="single" w:sz="5" w:color="D9D9D9"/>
+              <w:left w:val="single" w:sz="5" w:color="D9D9D9"/>
+              <w:bottom w:val="single" w:sz="5" w:color="D9D9D9"/>
+              <w:right w:val="single" w:sz="5" w:color="D9D9D9"/>
+            </w:tcBorders>
+            <w:shd w:fill="FFFFFF"/>
+            <w:tcMar>
+              <w:top w:w="85" w:type="dxa"/>
+              <w:left w:w="85" w:type="dxa"/>
+              <w:bottom w:w="85" w:type="dxa"/>
+              <w:right w:w="85" w:type="dxa"/>
+            </w:tcMar>
+          </w:tcPr>
+          <w:p>
+            <w:pPr>
+              <w:spacing w:after="0" w:line="259" w:lineRule="auto"/>
+            </w:pPr>
+            <w:r>
+              <w:rPr>
+                <w:b w:val="0"/>
+                <w:color w:val="20252B"/>
+                <w:sz w:val="19"/>
+              </w:rPr>
+              <w:t>CP19</w:t>
+            </w:r>
+          </w:p>
+        </w:tc>
+        <w:tc>
+          <w:tcPr>
+            <w:tcW w:type="dxa" w:w="7200"/>
+            <w:vAlign w:val="center"/>
+            <w:tcBorders>
+              <w:top w:val="single" w:sz="5" w:color="D9D9D9"/>
+              <w:left w:val="single" w:sz="5" w:color="D9D9D9"/>
+              <w:bottom w:val="single" w:sz="5" w:color="D9D9D9"/>
+              <w:right w:val="single" w:sz="5" w:color="D9D9D9"/>
+            </w:tcBorders>
+            <w:shd w:fill="FFFFFF"/>
+            <w:tcMar>
+              <w:top w:w="85" w:type="dxa"/>
+              <w:left w:w="85" w:type="dxa"/>
+              <w:bottom w:w="85" w:type="dxa"/>
+              <w:right w:w="85" w:type="dxa"/>
+            </w:tcMar>
+          </w:tcPr>
+          <w:p>
+            <w:pPr>
+              <w:spacing w:after="0" w:line="259" w:lineRule="auto"/>
+            </w:pPr>
+            <w:r>
+              <w:rPr>
+                <w:b w:val="0"/>
+                <w:color w:val="20252B"/>
+                <w:sz w:val="19"/>
+              </w:rPr>
+              <w:t>flechas y puntos cambian el banner y vuelven al principio</w:t>
+            </w:r>
+          </w:p>
+        </w:tc>
+        <w:tc>
+          <w:tcPr>
+            <w:tcW w:type="dxa" w:w="1224"/>
+            <w:vAlign w:val="center"/>
+            <w:tcBorders>
+              <w:top w:val="single" w:sz="5" w:color="D9D9D9"/>
+              <w:left w:val="single" w:sz="5" w:color="D9D9D9"/>
+              <w:bottom w:val="single" w:sz="5" w:color="D9D9D9"/>
+              <w:right w:val="single" w:sz="5" w:color="D9D9D9"/>
+            </w:tcBorders>
+            <w:shd w:fill="FFFFFF"/>
+            <w:tcMar>
+              <w:top w:w="85" w:type="dxa"/>
+              <w:left w:w="85" w:type="dxa"/>
+              <w:bottom w:w="85" w:type="dxa"/>
+              <w:right w:w="85" w:type="dxa"/>
+            </w:tcMar>
+          </w:tcPr>
+          <w:p>
+            <w:pPr>
+              <w:spacing w:after="0" w:line="259" w:lineRule="auto"/>
+            </w:pPr>
+            <w:r>
+              <w:rPr>
+                <w:b w:val="0"/>
+                <w:color w:val="20252B"/>
+                <w:sz w:val="19"/>
+              </w:rPr>
+              <w:t>Aprobada</w:t>
+            </w:r>
+          </w:p>
+        </w:tc>
+      </w:tr>
+      <w:tr>
+        <w:trPr>
+          <w:cantSplit/>
+        </w:trPr>
+        <w:tc>
+          <w:tcPr>
+            <w:tcW w:type="dxa" w:w="936"/>
+            <w:vAlign w:val="center"/>
+            <w:tcBorders>
+              <w:top w:val="single" w:sz="5" w:color="D9D9D9"/>
+              <w:left w:val="single" w:sz="5" w:color="D9D9D9"/>
+              <w:bottom w:val="single" w:sz="5" w:color="D9D9D9"/>
+              <w:right w:val="single" w:sz="5" w:color="D9D9D9"/>
+            </w:tcBorders>
+            <w:shd w:fill="F2F5F8"/>
+            <w:tcMar>
+              <w:top w:w="85" w:type="dxa"/>
+              <w:left w:w="85" w:type="dxa"/>
+              <w:bottom w:w="85" w:type="dxa"/>
+              <w:right w:w="85" w:type="dxa"/>
+            </w:tcMar>
+          </w:tcPr>
+          <w:p>
+            <w:pPr>
+              <w:spacing w:after="0" w:line="259" w:lineRule="auto"/>
+            </w:pPr>
+            <w:r>
+              <w:rPr>
+                <w:b w:val="0"/>
+                <w:color w:val="20252B"/>
+                <w:sz w:val="19"/>
+              </w:rPr>
+              <w:t>CP20</w:t>
+            </w:r>
+          </w:p>
+        </w:tc>
+        <w:tc>
+          <w:tcPr>
+            <w:tcW w:type="dxa" w:w="7200"/>
+            <w:vAlign w:val="center"/>
+            <w:tcBorders>
+              <w:top w:val="single" w:sz="5" w:color="D9D9D9"/>
+              <w:left w:val="single" w:sz="5" w:color="D9D9D9"/>
+              <w:bottom w:val="single" w:sz="5" w:color="D9D9D9"/>
+              <w:right w:val="single" w:sz="5" w:color="D9D9D9"/>
+            </w:tcBorders>
+            <w:shd w:fill="F2F5F8"/>
+            <w:tcMar>
+              <w:top w:w="85" w:type="dxa"/>
+              <w:left w:w="85" w:type="dxa"/>
+              <w:bottom w:w="85" w:type="dxa"/>
+              <w:right w:w="85" w:type="dxa"/>
+            </w:tcMar>
+          </w:tcPr>
+          <w:p>
+            <w:pPr>
+              <w:spacing w:after="0" w:line="259" w:lineRule="auto"/>
+            </w:pPr>
+            <w:r>
+              <w:rPr>
+                <w:b w:val="0"/>
+                <w:color w:val="20252B"/>
+                <w:sz w:val="19"/>
+              </w:rPr>
+              <w:t>avanza automáticamente, pausa con el puntero y reanuda</w:t>
+            </w:r>
+          </w:p>
+        </w:tc>
+        <w:tc>
+          <w:tcPr>
+            <w:tcW w:type="dxa" w:w="1224"/>
+            <w:vAlign w:val="center"/>
+            <w:tcBorders>
+              <w:top w:val="single" w:sz="5" w:color="D9D9D9"/>
+              <w:left w:val="single" w:sz="5" w:color="D9D9D9"/>
+              <w:bottom w:val="single" w:sz="5" w:color="D9D9D9"/>
+              <w:right w:val="single" w:sz="5" w:color="D9D9D9"/>
+            </w:tcBorders>
+            <w:shd w:fill="F2F5F8"/>
+            <w:tcMar>
+              <w:top w:w="85" w:type="dxa"/>
+              <w:left w:w="85" w:type="dxa"/>
+              <w:bottom w:w="85" w:type="dxa"/>
+              <w:right w:w="85" w:type="dxa"/>
+            </w:tcMar>
+          </w:tcPr>
+          <w:p>
+            <w:pPr>
+              <w:spacing w:after="0" w:line="259" w:lineRule="auto"/>
+            </w:pPr>
+            <w:r>
+              <w:rPr>
+                <w:b w:val="0"/>
+                <w:color w:val="20252B"/>
+                <w:sz w:val="19"/>
+              </w:rPr>
+              <w:t>Aprobada</w:t>
+            </w:r>
+          </w:p>
+        </w:tc>
+      </w:tr>
+      <w:tr>
+        <w:trPr>
+          <w:cantSplit/>
+        </w:trPr>
+        <w:tc>
+          <w:tcPr>
+            <w:tcW w:type="dxa" w:w="936"/>
+            <w:vAlign w:val="center"/>
+            <w:tcBorders>
+              <w:top w:val="single" w:sz="5" w:color="D9D9D9"/>
+              <w:left w:val="single" w:sz="5" w:color="D9D9D9"/>
+              <w:bottom w:val="single" w:sz="5" w:color="D9D9D9"/>
+              <w:right w:val="single" w:sz="5" w:color="D9D9D9"/>
+            </w:tcBorders>
+            <w:shd w:fill="FFFFFF"/>
+            <w:tcMar>
+              <w:top w:w="85" w:type="dxa"/>
+              <w:left w:w="85" w:type="dxa"/>
+              <w:bottom w:w="85" w:type="dxa"/>
+              <w:right w:w="85" w:type="dxa"/>
+            </w:tcMar>
+          </w:tcPr>
+          <w:p>
+            <w:pPr>
+              <w:spacing w:after="0" w:line="259" w:lineRule="auto"/>
+            </w:pPr>
+            <w:r>
+              <w:rPr>
+                <w:b w:val="0"/>
+                <w:color w:val="20252B"/>
+                <w:sz w:val="19"/>
+              </w:rPr>
+              <w:t>CP21</w:t>
+            </w:r>
+          </w:p>
+        </w:tc>
+        <w:tc>
+          <w:tcPr>
+            <w:tcW w:type="dxa" w:w="7200"/>
+            <w:vAlign w:val="center"/>
+            <w:tcBorders>
+              <w:top w:val="single" w:sz="5" w:color="D9D9D9"/>
+              <w:left w:val="single" w:sz="5" w:color="D9D9D9"/>
+              <w:bottom w:val="single" w:sz="5" w:color="D9D9D9"/>
+              <w:right w:val="single" w:sz="5" w:color="D9D9D9"/>
+            </w:tcBorders>
+            <w:shd w:fill="FFFFFF"/>
+            <w:tcMar>
+              <w:top w:w="85" w:type="dxa"/>
+              <w:left w:w="85" w:type="dxa"/>
+              <w:bottom w:w="85" w:type="dxa"/>
+              <w:right w:w="85" w:type="dxa"/>
+            </w:tcMar>
+          </w:tcPr>
+          <w:p>
+            <w:pPr>
+              <w:spacing w:after="0" w:line="259" w:lineRule="auto"/>
+            </w:pPr>
+            <w:r>
+              <w:rPr>
+                <w:b w:val="0"/>
+                <w:color w:val="20252B"/>
+                <w:sz w:val="19"/>
+              </w:rPr>
+              <w:t>activa el botón al superar el umbral y desplaza hasta arriba</w:t>
+            </w:r>
+          </w:p>
+        </w:tc>
+        <w:tc>
+          <w:tcPr>
+            <w:tcW w:type="dxa" w:w="1224"/>
+            <w:vAlign w:val="center"/>
+            <w:tcBorders>
+              <w:top w:val="single" w:sz="5" w:color="D9D9D9"/>
+              <w:left w:val="single" w:sz="5" w:color="D9D9D9"/>
+              <w:bottom w:val="single" w:sz="5" w:color="D9D9D9"/>
+              <w:right w:val="single" w:sz="5" w:color="D9D9D9"/>
+            </w:tcBorders>
+            <w:shd w:fill="FFFFFF"/>
+            <w:tcMar>
+              <w:top w:w="85" w:type="dxa"/>
+              <w:left w:w="85" w:type="dxa"/>
+              <w:bottom w:w="85" w:type="dxa"/>
+              <w:right w:w="85" w:type="dxa"/>
+            </w:tcMar>
+          </w:tcPr>
+          <w:p>
+            <w:pPr>
+              <w:spacing w:after="0" w:line="259" w:lineRule="auto"/>
+            </w:pPr>
+            <w:r>
+              <w:rPr>
+                <w:b w:val="0"/>
+                <w:color w:val="20252B"/>
+                <w:sz w:val="19"/>
+              </w:rPr>
+              <w:t>Aprobada</w:t>
+            </w:r>
+          </w:p>
+        </w:tc>
+      </w:tr>
+      <w:tr>
+        <w:trPr>
+          <w:cantSplit/>
+        </w:trPr>
+        <w:tc>
+          <w:tcPr>
+            <w:tcW w:type="dxa" w:w="936"/>
+            <w:vAlign w:val="center"/>
+            <w:tcBorders>
+              <w:top w:val="single" w:sz="5" w:color="D9D9D9"/>
+              <w:left w:val="single" w:sz="5" w:color="D9D9D9"/>
+              <w:bottom w:val="single" w:sz="5" w:color="D9D9D9"/>
+              <w:right w:val="single" w:sz="5" w:color="D9D9D9"/>
+            </w:tcBorders>
+            <w:shd w:fill="F2F5F8"/>
+            <w:tcMar>
+              <w:top w:w="85" w:type="dxa"/>
+              <w:left w:w="85" w:type="dxa"/>
+              <w:bottom w:w="85" w:type="dxa"/>
+              <w:right w:w="85" w:type="dxa"/>
+            </w:tcMar>
+          </w:tcPr>
+          <w:p>
+            <w:pPr>
+              <w:spacing w:after="0" w:line="259" w:lineRule="auto"/>
+            </w:pPr>
+            <w:r>
+              <w:rPr>
+                <w:b w:val="0"/>
+                <w:color w:val="20252B"/>
+                <w:sz w:val="19"/>
+              </w:rPr>
+              <w:t>CP22</w:t>
+            </w:r>
+          </w:p>
+        </w:tc>
+        <w:tc>
+          <w:tcPr>
+            <w:tcW w:type="dxa" w:w="7200"/>
+            <w:vAlign w:val="center"/>
+            <w:tcBorders>
+              <w:top w:val="single" w:sz="5" w:color="D9D9D9"/>
+              <w:left w:val="single" w:sz="5" w:color="D9D9D9"/>
+              <w:bottom w:val="single" w:sz="5" w:color="D9D9D9"/>
+              <w:right w:val="single" w:sz="5" w:color="D9D9D9"/>
+            </w:tcBorders>
+            <w:shd w:fill="F2F5F8"/>
+            <w:tcMar>
+              <w:top w:w="85" w:type="dxa"/>
+              <w:left w:w="85" w:type="dxa"/>
+              <w:bottom w:w="85" w:type="dxa"/>
+              <w:right w:w="85" w:type="dxa"/>
+            </w:tcMar>
+          </w:tcPr>
+          <w:p>
+            <w:pPr>
+              <w:spacing w:after="0" w:line="259" w:lineRule="auto"/>
+            </w:pPr>
+            <w:r>
+              <w:rPr>
+                <w:b w:val="0"/>
+                <w:color w:val="20252B"/>
+                <w:sz w:val="19"/>
+              </w:rPr>
+              <w:t>cambia el contenido de Outlet al navegar</w:t>
+            </w:r>
+          </w:p>
+        </w:tc>
+        <w:tc>
+          <w:tcPr>
+            <w:tcW w:type="dxa" w:w="1224"/>
+            <w:vAlign w:val="center"/>
+            <w:tcBorders>
+              <w:top w:val="single" w:sz="5" w:color="D9D9D9"/>
+              <w:left w:val="single" w:sz="5" w:color="D9D9D9"/>
+              <w:bottom w:val="single" w:sz="5" w:color="D9D9D9"/>
+              <w:right w:val="single" w:sz="5" w:color="D9D9D9"/>
+            </w:tcBorders>
+            <w:shd w:fill="F2F5F8"/>
+            <w:tcMar>
+              <w:top w:w="85" w:type="dxa"/>
+              <w:left w:w="85" w:type="dxa"/>
+              <w:bottom w:w="85" w:type="dxa"/>
+              <w:right w:w="85" w:type="dxa"/>
+            </w:tcMar>
+          </w:tcPr>
+          <w:p>
+            <w:pPr>
+              <w:spacing w:after="0" w:line="259" w:lineRule="auto"/>
+            </w:pPr>
+            <w:r>
+              <w:rPr>
+                <w:b w:val="0"/>
+                <w:color w:val="20252B"/>
+                <w:sz w:val="19"/>
+              </w:rPr>
+              <w:t>Aprobada</w:t>
+            </w:r>
+          </w:p>
+        </w:tc>
+      </w:tr>
+      <w:tr>
+        <w:trPr>
+          <w:cantSplit/>
+        </w:trPr>
+        <w:tc>
+          <w:tcPr>
+            <w:tcW w:type="dxa" w:w="936"/>
+            <w:vAlign w:val="center"/>
+            <w:tcBorders>
+              <w:top w:val="single" w:sz="5" w:color="D9D9D9"/>
+              <w:left w:val="single" w:sz="5" w:color="D9D9D9"/>
+              <w:bottom w:val="single" w:sz="5" w:color="D9D9D9"/>
+              <w:right w:val="single" w:sz="5" w:color="D9D9D9"/>
+            </w:tcBorders>
+            <w:shd w:fill="FFFFFF"/>
+            <w:tcMar>
+              <w:top w:w="85" w:type="dxa"/>
+              <w:left w:w="85" w:type="dxa"/>
+              <w:bottom w:w="85" w:type="dxa"/>
+              <w:right w:w="85" w:type="dxa"/>
+            </w:tcMar>
+          </w:tcPr>
+          <w:p>
+            <w:pPr>
+              <w:spacing w:after="0" w:line="259" w:lineRule="auto"/>
+            </w:pPr>
+            <w:r>
+              <w:rPr>
+                <w:b w:val="0"/>
+                <w:color w:val="20252B"/>
+                <w:sz w:val="19"/>
+              </w:rPr>
+              <w:t>CP23</w:t>
+            </w:r>
+          </w:p>
+        </w:tc>
+        <w:tc>
+          <w:tcPr>
+            <w:tcW w:type="dxa" w:w="7200"/>
+            <w:vAlign w:val="center"/>
+            <w:tcBorders>
+              <w:top w:val="single" w:sz="5" w:color="D9D9D9"/>
+              <w:left w:val="single" w:sz="5" w:color="D9D9D9"/>
+              <w:bottom w:val="single" w:sz="5" w:color="D9D9D9"/>
+              <w:right w:val="single" w:sz="5" w:color="D9D9D9"/>
+            </w:tcBorders>
+            <w:shd w:fill="FFFFFF"/>
+            <w:tcMar>
+              <w:top w:w="85" w:type="dxa"/>
+              <w:left w:w="85" w:type="dxa"/>
+              <w:bottom w:w="85" w:type="dxa"/>
+              <w:right w:w="85" w:type="dxa"/>
+            </w:tcMar>
+          </w:tcPr>
+          <w:p>
+            <w:pPr>
+              <w:spacing w:after="0" w:line="259" w:lineRule="auto"/>
+            </w:pPr>
+            <w:r>
+              <w:rPr>
+                <w:b w:val="0"/>
+                <w:color w:val="20252B"/>
+                <w:sz w:val="19"/>
+              </w:rPr>
+              <w:t>presenta título, descripción y acciones recibidas</w:t>
+            </w:r>
+          </w:p>
+        </w:tc>
+        <w:tc>
+          <w:tcPr>
+            <w:tcW w:type="dxa" w:w="1224"/>
+            <w:vAlign w:val="center"/>
+            <w:tcBorders>
+              <w:top w:val="single" w:sz="5" w:color="D9D9D9"/>
+              <w:left w:val="single" w:sz="5" w:color="D9D9D9"/>
+              <w:bottom w:val="single" w:sz="5" w:color="D9D9D9"/>
+              <w:right w:val="single" w:sz="5" w:color="D9D9D9"/>
+            </w:tcBorders>
+            <w:shd w:fill="FFFFFF"/>
+            <w:tcMar>
+              <w:top w:w="85" w:type="dxa"/>
+              <w:left w:w="85" w:type="dxa"/>
+              <w:bottom w:w="85" w:type="dxa"/>
+              <w:right w:w="85" w:type="dxa"/>
+            </w:tcMar>
+          </w:tcPr>
+          <w:p>
+            <w:pPr>
+              <w:spacing w:after="0" w:line="259" w:lineRule="auto"/>
+            </w:pPr>
+            <w:r>
+              <w:rPr>
+                <w:b w:val="0"/>
+                <w:color w:val="20252B"/>
+                <w:sz w:val="19"/>
+              </w:rPr>
+              <w:t>Aprobada</w:t>
+            </w:r>
+          </w:p>
+        </w:tc>
+      </w:tr>
+      <w:tr>
+        <w:trPr>
+          <w:cantSplit/>
+        </w:trPr>
+        <w:tc>
+          <w:tcPr>
+            <w:tcW w:type="dxa" w:w="936"/>
+            <w:vAlign w:val="center"/>
+            <w:tcBorders>
+              <w:top w:val="single" w:sz="5" w:color="D9D9D9"/>
+              <w:left w:val="single" w:sz="5" w:color="D9D9D9"/>
+              <w:bottom w:val="single" w:sz="5" w:color="D9D9D9"/>
+              <w:right w:val="single" w:sz="5" w:color="D9D9D9"/>
+            </w:tcBorders>
+            <w:shd w:fill="F2F5F8"/>
+            <w:tcMar>
+              <w:top w:w="85" w:type="dxa"/>
+              <w:left w:w="85" w:type="dxa"/>
+              <w:bottom w:w="85" w:type="dxa"/>
+              <w:right w:w="85" w:type="dxa"/>
+            </w:tcMar>
+          </w:tcPr>
+          <w:p>
+            <w:pPr>
+              <w:spacing w:after="0" w:line="259" w:lineRule="auto"/>
+            </w:pPr>
+            <w:r>
+              <w:rPr>
+                <w:b w:val="0"/>
+                <w:color w:val="20252B"/>
+                <w:sz w:val="19"/>
+              </w:rPr>
+              <w:t>CP24</w:t>
+            </w:r>
+          </w:p>
+        </w:tc>
+        <w:tc>
+          <w:tcPr>
+            <w:tcW w:type="dxa" w:w="7200"/>
+            <w:vAlign w:val="center"/>
+            <w:tcBorders>
+              <w:top w:val="single" w:sz="5" w:color="D9D9D9"/>
+              <w:left w:val="single" w:sz="5" w:color="D9D9D9"/>
+              <w:bottom w:val="single" w:sz="5" w:color="D9D9D9"/>
+              <w:right w:val="single" w:sz="5" w:color="D9D9D9"/>
+            </w:tcBorders>
+            <w:shd w:fill="F2F5F8"/>
+            <w:tcMar>
+              <w:top w:w="85" w:type="dxa"/>
+              <w:left w:w="85" w:type="dxa"/>
+              <w:bottom w:w="85" w:type="dxa"/>
+              <w:right w:w="85" w:type="dxa"/>
+            </w:tcMar>
+          </w:tcPr>
+          <w:p>
+            <w:pPr>
+              <w:spacing w:after="0" w:line="259" w:lineRule="auto"/>
+            </w:pPr>
+            <w:r>
+              <w:rPr>
+                <w:b w:val="0"/>
+                <w:color w:val="20252B"/>
+                <w:sz w:val="19"/>
+              </w:rPr>
+              <w:t>usa el tamaño recibido y oculta el icono decorativo al lector</w:t>
+            </w:r>
+          </w:p>
+        </w:tc>
+        <w:tc>
+          <w:tcPr>
+            <w:tcW w:type="dxa" w:w="1224"/>
+            <w:vAlign w:val="center"/>
+            <w:tcBorders>
+              <w:top w:val="single" w:sz="5" w:color="D9D9D9"/>
+              <w:left w:val="single" w:sz="5" w:color="D9D9D9"/>
+              <w:bottom w:val="single" w:sz="5" w:color="D9D9D9"/>
+              <w:right w:val="single" w:sz="5" w:color="D9D9D9"/>
+            </w:tcBorders>
+            <w:shd w:fill="F2F5F8"/>
+            <w:tcMar>
+              <w:top w:w="85" w:type="dxa"/>
+              <w:left w:w="85" w:type="dxa"/>
+              <w:bottom w:w="85" w:type="dxa"/>
+              <w:right w:w="85" w:type="dxa"/>
+            </w:tcMar>
+          </w:tcPr>
+          <w:p>
+            <w:pPr>
+              <w:spacing w:after="0" w:line="259" w:lineRule="auto"/>
+            </w:pPr>
+            <w:r>
+              <w:rPr>
+                <w:b w:val="0"/>
+                <w:color w:val="20252B"/>
+                <w:sz w:val="19"/>
+              </w:rPr>
+              <w:t>Aprobada</w:t>
+            </w:r>
+          </w:p>
+        </w:tc>
+      </w:tr>
+    </w:tbl>
+    <w:p>
+      <w:pPr>
+        <w:pStyle w:val="Heading1"/>
+        <w:pageBreakBefore/>
+      </w:pPr>
+      <w:r>
+        <w:t>8 Casos ejecutados</w:t>
+      </w:r>
+    </w:p>
+    <w:tbl>
+      <w:tblPr>
+        <w:tblW w:type="auto" w:w="0"/>
+        <w:jc w:val="center"/>
+        <w:tblLayout w:type="fixed"/>
+        <w:tblLook w:firstColumn="1" w:firstRow="1" w:lastColumn="0" w:lastRow="0" w:noHBand="0" w:noVBand="1" w:val="04A0"/>
+      </w:tblPr>
+      <w:tblGrid>
+        <w:gridCol w:w="936"/>
+        <w:gridCol w:w="7200"/>
+        <w:gridCol w:w="1224"/>
+      </w:tblGrid>
+      <w:tr>
+        <w:trPr>
+          <w:cantSplit/>
+          <w:tblHeader/>
+        </w:trPr>
+        <w:tc>
+          <w:tcPr>
+            <w:tcW w:type="dxa" w:w="936"/>
+            <w:vAlign w:val="center"/>
+            <w:tcBorders>
+              <w:top w:val="single" w:sz="5" w:color="D9D9D9"/>
+              <w:left w:val="single" w:sz="5" w:color="D9D9D9"/>
+              <w:bottom w:val="single" w:sz="5" w:color="D9D9D9"/>
+              <w:right w:val="single" w:sz="5" w:color="D9D9D9"/>
+            </w:tcBorders>
+            <w:shd w:fill="243348"/>
+            <w:tcMar>
+              <w:top w:w="85" w:type="dxa"/>
+              <w:left w:w="85" w:type="dxa"/>
+              <w:bottom w:w="85" w:type="dxa"/>
+              <w:right w:w="85" w:type="dxa"/>
+            </w:tcMar>
+          </w:tcPr>
+          <w:p>
+            <w:pPr>
+              <w:spacing w:after="0" w:line="259" w:lineRule="auto"/>
+            </w:pPr>
+            <w:r>
+              <w:rPr>
+                <w:b/>
+                <w:color w:val="FFFFFF"/>
+                <w:sz w:val="19"/>
+              </w:rPr>
+              <w:t>ID</w:t>
+            </w:r>
+          </w:p>
+        </w:tc>
+        <w:tc>
+          <w:tcPr>
+            <w:tcW w:type="dxa" w:w="7200"/>
+            <w:vAlign w:val="center"/>
+            <w:tcBorders>
+              <w:top w:val="single" w:sz="5" w:color="D9D9D9"/>
+              <w:left w:val="single" w:sz="5" w:color="D9D9D9"/>
+              <w:bottom w:val="single" w:sz="5" w:color="D9D9D9"/>
+              <w:right w:val="single" w:sz="5" w:color="D9D9D9"/>
+            </w:tcBorders>
+            <w:shd w:fill="243348"/>
+            <w:tcMar>
+              <w:top w:w="85" w:type="dxa"/>
+              <w:left w:w="85" w:type="dxa"/>
+              <w:bottom w:w="85" w:type="dxa"/>
+              <w:right w:w="85" w:type="dxa"/>
+            </w:tcMar>
+          </w:tcPr>
+          <w:p>
+            <w:pPr>
+              <w:spacing w:after="0" w:line="259" w:lineRule="auto"/>
+            </w:pPr>
+            <w:r>
+              <w:rPr>
+                <w:b/>
+                <w:color w:val="FFFFFF"/>
+                <w:sz w:val="19"/>
+              </w:rPr>
+              <w:t>Verificación</w:t>
+            </w:r>
+          </w:p>
+        </w:tc>
+        <w:tc>
+          <w:tcPr>
+            <w:tcW w:type="dxa" w:w="1224"/>
+            <w:vAlign w:val="center"/>
+            <w:tcBorders>
+              <w:top w:val="single" w:sz="5" w:color="D9D9D9"/>
+              <w:left w:val="single" w:sz="5" w:color="D9D9D9"/>
+              <w:bottom w:val="single" w:sz="5" w:color="D9D9D9"/>
+              <w:right w:val="single" w:sz="5" w:color="D9D9D9"/>
+            </w:tcBorders>
+            <w:shd w:fill="243348"/>
+            <w:tcMar>
+              <w:top w:w="85" w:type="dxa"/>
+              <w:left w:w="85" w:type="dxa"/>
+              <w:bottom w:w="85" w:type="dxa"/>
+              <w:right w:w="85" w:type="dxa"/>
+            </w:tcMar>
+          </w:tcPr>
+          <w:p>
+            <w:pPr>
+              <w:spacing w:after="0" w:line="259" w:lineRule="auto"/>
+            </w:pPr>
+            <w:r>
+              <w:rPr>
+                <w:b/>
+                <w:color w:val="FFFFFF"/>
+                <w:sz w:val="19"/>
+              </w:rPr>
+              <w:t>Estado</w:t>
+            </w:r>
+          </w:p>
+        </w:tc>
+      </w:tr>
+      <w:tr>
+        <w:trPr>
+          <w:cantSplit/>
+        </w:trPr>
+        <w:tc>
+          <w:tcPr>
+            <w:tcW w:type="dxa" w:w="936"/>
+            <w:vAlign w:val="center"/>
+            <w:tcBorders>
+              <w:top w:val="single" w:sz="5" w:color="D9D9D9"/>
+              <w:left w:val="single" w:sz="5" w:color="D9D9D9"/>
+              <w:bottom w:val="single" w:sz="5" w:color="D9D9D9"/>
+              <w:right w:val="single" w:sz="5" w:color="D9D9D9"/>
+            </w:tcBorders>
+            <w:shd w:fill="FFFFFF"/>
+            <w:tcMar>
+              <w:top w:w="85" w:type="dxa"/>
+              <w:left w:w="85" w:type="dxa"/>
+              <w:bottom w:w="85" w:type="dxa"/>
+              <w:right w:w="85" w:type="dxa"/>
+            </w:tcMar>
+          </w:tcPr>
+          <w:p>
+            <w:pPr>
+              <w:spacing w:after="0" w:line="259" w:lineRule="auto"/>
+            </w:pPr>
+            <w:r>
+              <w:rPr>
+                <w:b w:val="0"/>
+                <w:color w:val="20252B"/>
+                <w:sz w:val="19"/>
+              </w:rPr>
+              <w:t>CP25</w:t>
+            </w:r>
+          </w:p>
+        </w:tc>
+        <w:tc>
+          <w:tcPr>
+            <w:tcW w:type="dxa" w:w="7200"/>
+            <w:vAlign w:val="center"/>
+            <w:tcBorders>
+              <w:top w:val="single" w:sz="5" w:color="D9D9D9"/>
+              <w:left w:val="single" w:sz="5" w:color="D9D9D9"/>
+              <w:bottom w:val="single" w:sz="5" w:color="D9D9D9"/>
+              <w:right w:val="single" w:sz="5" w:color="D9D9D9"/>
+            </w:tcBorders>
+            <w:shd w:fill="FFFFFF"/>
+            <w:tcMar>
+              <w:top w:w="85" w:type="dxa"/>
+              <w:left w:w="85" w:type="dxa"/>
+              <w:bottom w:w="85" w:type="dxa"/>
+              <w:right w:w="85" w:type="dxa"/>
+            </w:tcMar>
+          </w:tcPr>
+          <w:p>
+            <w:pPr>
+              <w:spacing w:after="0" w:line="259" w:lineRule="auto"/>
+            </w:pPr>
+            <w:r>
+              <w:rPr>
+                <w:b w:val="0"/>
+                <w:color w:val="20252B"/>
+                <w:sz w:val="19"/>
+              </w:rPr>
+              <w:t>marca la sección activa y ofrece el retorno a la tienda</w:t>
+            </w:r>
+          </w:p>
+        </w:tc>
+        <w:tc>
+          <w:tcPr>
+            <w:tcW w:type="dxa" w:w="1224"/>
+            <w:vAlign w:val="center"/>
+            <w:tcBorders>
+              <w:top w:val="single" w:sz="5" w:color="D9D9D9"/>
+              <w:left w:val="single" w:sz="5" w:color="D9D9D9"/>
+              <w:bottom w:val="single" w:sz="5" w:color="D9D9D9"/>
+              <w:right w:val="single" w:sz="5" w:color="D9D9D9"/>
+            </w:tcBorders>
+            <w:shd w:fill="FFFFFF"/>
+            <w:tcMar>
+              <w:top w:w="85" w:type="dxa"/>
+              <w:left w:w="85" w:type="dxa"/>
+              <w:bottom w:w="85" w:type="dxa"/>
+              <w:right w:w="85" w:type="dxa"/>
+            </w:tcMar>
+          </w:tcPr>
+          <w:p>
+            <w:pPr>
+              <w:spacing w:after="0" w:line="259" w:lineRule="auto"/>
+            </w:pPr>
+            <w:r>
+              <w:rPr>
+                <w:b w:val="0"/>
+                <w:color w:val="20252B"/>
+                <w:sz w:val="19"/>
+              </w:rPr>
+              <w:t>Aprobada</w:t>
+            </w:r>
+          </w:p>
+        </w:tc>
+      </w:tr>
+      <w:tr>
+        <w:trPr>
+          <w:cantSplit/>
+        </w:trPr>
+        <w:tc>
+          <w:tcPr>
+            <w:tcW w:type="dxa" w:w="936"/>
+            <w:vAlign w:val="center"/>
+            <w:tcBorders>
+              <w:top w:val="single" w:sz="5" w:color="D9D9D9"/>
+              <w:left w:val="single" w:sz="5" w:color="D9D9D9"/>
+              <w:bottom w:val="single" w:sz="5" w:color="D9D9D9"/>
+              <w:right w:val="single" w:sz="5" w:color="D9D9D9"/>
+            </w:tcBorders>
+            <w:shd w:fill="F2F5F8"/>
+            <w:tcMar>
+              <w:top w:w="85" w:type="dxa"/>
+              <w:left w:w="85" w:type="dxa"/>
+              <w:bottom w:w="85" w:type="dxa"/>
+              <w:right w:w="85" w:type="dxa"/>
+            </w:tcMar>
+          </w:tcPr>
+          <w:p>
+            <w:pPr>
+              <w:spacing w:after="0" w:line="259" w:lineRule="auto"/>
+            </w:pPr>
+            <w:r>
+              <w:rPr>
+                <w:b w:val="0"/>
+                <w:color w:val="20252B"/>
+                <w:sz w:val="19"/>
+              </w:rPr>
+              <w:t>CP26</w:t>
+            </w:r>
+          </w:p>
+        </w:tc>
+        <w:tc>
+          <w:tcPr>
+            <w:tcW w:type="dxa" w:w="7200"/>
+            <w:vAlign w:val="center"/>
+            <w:tcBorders>
+              <w:top w:val="single" w:sz="5" w:color="D9D9D9"/>
+              <w:left w:val="single" w:sz="5" w:color="D9D9D9"/>
+              <w:bottom w:val="single" w:sz="5" w:color="D9D9D9"/>
+              <w:right w:val="single" w:sz="5" w:color="D9D9D9"/>
+            </w:tcBorders>
+            <w:shd w:fill="F2F5F8"/>
+            <w:tcMar>
+              <w:top w:w="85" w:type="dxa"/>
+              <w:left w:w="85" w:type="dxa"/>
+              <w:bottom w:w="85" w:type="dxa"/>
+              <w:right w:w="85" w:type="dxa"/>
+            </w:tcMar>
+          </w:tcPr>
+          <w:p>
+            <w:pPr>
+              <w:spacing w:after="0" w:line="259" w:lineRule="auto"/>
+            </w:pPr>
+            <w:r>
+              <w:rPr>
+                <w:b w:val="0"/>
+                <w:color w:val="20252B"/>
+                <w:sz w:val="19"/>
+              </w:rPr>
+              <w:t>traduce el estado y conserva estados desconocidos</w:t>
+            </w:r>
+          </w:p>
+        </w:tc>
+        <w:tc>
+          <w:tcPr>
+            <w:tcW w:type="dxa" w:w="1224"/>
+            <w:vAlign w:val="center"/>
+            <w:tcBorders>
+              <w:top w:val="single" w:sz="5" w:color="D9D9D9"/>
+              <w:left w:val="single" w:sz="5" w:color="D9D9D9"/>
+              <w:bottom w:val="single" w:sz="5" w:color="D9D9D9"/>
+              <w:right w:val="single" w:sz="5" w:color="D9D9D9"/>
+            </w:tcBorders>
+            <w:shd w:fill="F2F5F8"/>
+            <w:tcMar>
+              <w:top w:w="85" w:type="dxa"/>
+              <w:left w:w="85" w:type="dxa"/>
+              <w:bottom w:w="85" w:type="dxa"/>
+              <w:right w:w="85" w:type="dxa"/>
+            </w:tcMar>
+          </w:tcPr>
+          <w:p>
+            <w:pPr>
+              <w:spacing w:after="0" w:line="259" w:lineRule="auto"/>
+            </w:pPr>
+            <w:r>
+              <w:rPr>
+                <w:b w:val="0"/>
+                <w:color w:val="20252B"/>
+                <w:sz w:val="19"/>
+              </w:rPr>
+              <w:t>Aprobada</w:t>
+            </w:r>
+          </w:p>
+        </w:tc>
+      </w:tr>
+      <w:tr>
+        <w:trPr>
+          <w:cantSplit/>
+        </w:trPr>
+        <w:tc>
+          <w:tcPr>
+            <w:tcW w:type="dxa" w:w="936"/>
+            <w:vAlign w:val="center"/>
+            <w:tcBorders>
+              <w:top w:val="single" w:sz="5" w:color="D9D9D9"/>
+              <w:left w:val="single" w:sz="5" w:color="D9D9D9"/>
+              <w:bottom w:val="single" w:sz="5" w:color="D9D9D9"/>
+              <w:right w:val="single" w:sz="5" w:color="D9D9D9"/>
+            </w:tcBorders>
+            <w:shd w:fill="FFFFFF"/>
+            <w:tcMar>
+              <w:top w:w="85" w:type="dxa"/>
+              <w:left w:w="85" w:type="dxa"/>
+              <w:bottom w:w="85" w:type="dxa"/>
+              <w:right w:w="85" w:type="dxa"/>
+            </w:tcMar>
+          </w:tcPr>
+          <w:p>
+            <w:pPr>
+              <w:spacing w:after="0" w:line="259" w:lineRule="auto"/>
+            </w:pPr>
+            <w:r>
+              <w:rPr>
+                <w:b w:val="0"/>
+                <w:color w:val="20252B"/>
+                <w:sz w:val="19"/>
+              </w:rPr>
+              <w:t>CP27</w:t>
+            </w:r>
+          </w:p>
+        </w:tc>
+        <w:tc>
+          <w:tcPr>
+            <w:tcW w:type="dxa" w:w="7200"/>
+            <w:vAlign w:val="center"/>
+            <w:tcBorders>
+              <w:top w:val="single" w:sz="5" w:color="D9D9D9"/>
+              <w:left w:val="single" w:sz="5" w:color="D9D9D9"/>
+              <w:bottom w:val="single" w:sz="5" w:color="D9D9D9"/>
+              <w:right w:val="single" w:sz="5" w:color="D9D9D9"/>
+            </w:tcBorders>
+            <w:shd w:fill="FFFFFF"/>
+            <w:tcMar>
+              <w:top w:w="85" w:type="dxa"/>
+              <w:left w:w="85" w:type="dxa"/>
+              <w:bottom w:w="85" w:type="dxa"/>
+              <w:right w:w="85" w:type="dxa"/>
+            </w:tcMar>
+          </w:tcPr>
+          <w:p>
+            <w:pPr>
+              <w:spacing w:after="0" w:line="259" w:lineRule="auto"/>
+            </w:pPr>
+            <w:r>
+              <w:rPr>
+                <w:b w:val="0"/>
+                <w:color w:val="20252B"/>
+                <w:sz w:val="19"/>
+              </w:rPr>
+              <w:t>acepta props, todos y comunica el valor seleccionado</w:t>
+            </w:r>
+          </w:p>
+        </w:tc>
+        <w:tc>
+          <w:tcPr>
+            <w:tcW w:type="dxa" w:w="1224"/>
+            <w:vAlign w:val="center"/>
+            <w:tcBorders>
+              <w:top w:val="single" w:sz="5" w:color="D9D9D9"/>
+              <w:left w:val="single" w:sz="5" w:color="D9D9D9"/>
+              <w:bottom w:val="single" w:sz="5" w:color="D9D9D9"/>
+              <w:right w:val="single" w:sz="5" w:color="D9D9D9"/>
+            </w:tcBorders>
+            <w:shd w:fill="FFFFFF"/>
+            <w:tcMar>
+              <w:top w:w="85" w:type="dxa"/>
+              <w:left w:w="85" w:type="dxa"/>
+              <w:bottom w:w="85" w:type="dxa"/>
+              <w:right w:w="85" w:type="dxa"/>
+            </w:tcMar>
+          </w:tcPr>
+          <w:p>
+            <w:pPr>
+              <w:spacing w:after="0" w:line="259" w:lineRule="auto"/>
+            </w:pPr>
+            <w:r>
+              <w:rPr>
+                <w:b w:val="0"/>
+                <w:color w:val="20252B"/>
+                <w:sz w:val="19"/>
+              </w:rPr>
+              <w:t>Aprobada</w:t>
+            </w:r>
+          </w:p>
+        </w:tc>
+      </w:tr>
+      <w:tr>
+        <w:trPr>
+          <w:cantSplit/>
+        </w:trPr>
+        <w:tc>
+          <w:tcPr>
+            <w:tcW w:type="dxa" w:w="936"/>
+            <w:vAlign w:val="center"/>
+            <w:tcBorders>
+              <w:top w:val="single" w:sz="5" w:color="D9D9D9"/>
+              <w:left w:val="single" w:sz="5" w:color="D9D9D9"/>
+              <w:bottom w:val="single" w:sz="5" w:color="D9D9D9"/>
+              <w:right w:val="single" w:sz="5" w:color="D9D9D9"/>
+            </w:tcBorders>
+            <w:shd w:fill="F2F5F8"/>
+            <w:tcMar>
+              <w:top w:w="85" w:type="dxa"/>
+              <w:left w:w="85" w:type="dxa"/>
+              <w:bottom w:w="85" w:type="dxa"/>
+              <w:right w:w="85" w:type="dxa"/>
+            </w:tcMar>
+          </w:tcPr>
+          <w:p>
+            <w:pPr>
+              <w:spacing w:after="0" w:line="259" w:lineRule="auto"/>
+            </w:pPr>
+            <w:r>
+              <w:rPr>
+                <w:b w:val="0"/>
+                <w:color w:val="20252B"/>
+                <w:sz w:val="19"/>
+              </w:rPr>
+              <w:t>CP28</w:t>
+            </w:r>
+          </w:p>
+        </w:tc>
+        <w:tc>
+          <w:tcPr>
+            <w:tcW w:type="dxa" w:w="7200"/>
+            <w:vAlign w:val="center"/>
+            <w:tcBorders>
+              <w:top w:val="single" w:sz="5" w:color="D9D9D9"/>
+              <w:left w:val="single" w:sz="5" w:color="D9D9D9"/>
+              <w:bottom w:val="single" w:sz="5" w:color="D9D9D9"/>
+              <w:right w:val="single" w:sz="5" w:color="D9D9D9"/>
+            </w:tcBorders>
+            <w:shd w:fill="F2F5F8"/>
+            <w:tcMar>
+              <w:top w:w="85" w:type="dxa"/>
+              <w:left w:w="85" w:type="dxa"/>
+              <w:bottom w:w="85" w:type="dxa"/>
+              <w:right w:w="85" w:type="dxa"/>
+            </w:tcMar>
+          </w:tcPr>
+          <w:p>
+            <w:pPr>
+              <w:spacing w:after="0" w:line="259" w:lineRule="auto"/>
+            </w:pPr>
+            <w:r>
+              <w:rPr>
+                <w:b w:val="0"/>
+                <w:color w:val="20252B"/>
+                <w:sz w:val="19"/>
+              </w:rPr>
+              <w:t>envío presenta dirección completa y teléfono</w:t>
+            </w:r>
+          </w:p>
+        </w:tc>
+        <w:tc>
+          <w:tcPr>
+            <w:tcW w:type="dxa" w:w="1224"/>
+            <w:vAlign w:val="center"/>
+            <w:tcBorders>
+              <w:top w:val="single" w:sz="5" w:color="D9D9D9"/>
+              <w:left w:val="single" w:sz="5" w:color="D9D9D9"/>
+              <w:bottom w:val="single" w:sz="5" w:color="D9D9D9"/>
+              <w:right w:val="single" w:sz="5" w:color="D9D9D9"/>
+            </w:tcBorders>
+            <w:shd w:fill="F2F5F8"/>
+            <w:tcMar>
+              <w:top w:w="85" w:type="dxa"/>
+              <w:left w:w="85" w:type="dxa"/>
+              <w:bottom w:w="85" w:type="dxa"/>
+              <w:right w:w="85" w:type="dxa"/>
+            </w:tcMar>
+          </w:tcPr>
+          <w:p>
+            <w:pPr>
+              <w:spacing w:after="0" w:line="259" w:lineRule="auto"/>
+            </w:pPr>
+            <w:r>
+              <w:rPr>
+                <w:b w:val="0"/>
+                <w:color w:val="20252B"/>
+                <w:sz w:val="19"/>
+              </w:rPr>
+              <w:t>Aprobada</w:t>
+            </w:r>
+          </w:p>
+        </w:tc>
+      </w:tr>
+      <w:tr>
+        <w:trPr>
+          <w:cantSplit/>
+        </w:trPr>
+        <w:tc>
+          <w:tcPr>
+            <w:tcW w:type="dxa" w:w="936"/>
+            <w:vAlign w:val="center"/>
+            <w:tcBorders>
+              <w:top w:val="single" w:sz="5" w:color="D9D9D9"/>
+              <w:left w:val="single" w:sz="5" w:color="D9D9D9"/>
+              <w:bottom w:val="single" w:sz="5" w:color="D9D9D9"/>
+              <w:right w:val="single" w:sz="5" w:color="D9D9D9"/>
+            </w:tcBorders>
+            <w:shd w:fill="FFFFFF"/>
+            <w:tcMar>
+              <w:top w:w="85" w:type="dxa"/>
+              <w:left w:w="85" w:type="dxa"/>
+              <w:bottom w:w="85" w:type="dxa"/>
+              <w:right w:w="85" w:type="dxa"/>
+            </w:tcMar>
+          </w:tcPr>
+          <w:p>
+            <w:pPr>
+              <w:spacing w:after="0" w:line="259" w:lineRule="auto"/>
+            </w:pPr>
+            <w:r>
+              <w:rPr>
+                <w:b w:val="0"/>
+                <w:color w:val="20252B"/>
+                <w:sz w:val="19"/>
+              </w:rPr>
+              <w:t>CP29</w:t>
+            </w:r>
+          </w:p>
+        </w:tc>
+        <w:tc>
+          <w:tcPr>
+            <w:tcW w:type="dxa" w:w="7200"/>
+            <w:vAlign w:val="center"/>
+            <w:tcBorders>
+              <w:top w:val="single" w:sz="5" w:color="D9D9D9"/>
+              <w:left w:val="single" w:sz="5" w:color="D9D9D9"/>
+              <w:bottom w:val="single" w:sz="5" w:color="D9D9D9"/>
+              <w:right w:val="single" w:sz="5" w:color="D9D9D9"/>
+            </w:tcBorders>
+            <w:shd w:fill="FFFFFF"/>
+            <w:tcMar>
+              <w:top w:w="85" w:type="dxa"/>
+              <w:left w:w="85" w:type="dxa"/>
+              <w:bottom w:w="85" w:type="dxa"/>
+              <w:right w:w="85" w:type="dxa"/>
+            </w:tcMar>
+          </w:tcPr>
+          <w:p>
+            <w:pPr>
+              <w:spacing w:after="0" w:line="259" w:lineRule="auto"/>
+            </w:pPr>
+            <w:r>
+              <w:rPr>
+                <w:b w:val="0"/>
+                <w:color w:val="20252B"/>
+                <w:sz w:val="19"/>
+              </w:rPr>
+              <w:t>retiro omite dirección; envío sin teléfono indica su ausencia</w:t>
+            </w:r>
+          </w:p>
+        </w:tc>
+        <w:tc>
+          <w:tcPr>
+            <w:tcW w:type="dxa" w:w="1224"/>
+            <w:vAlign w:val="center"/>
+            <w:tcBorders>
+              <w:top w:val="single" w:sz="5" w:color="D9D9D9"/>
+              <w:left w:val="single" w:sz="5" w:color="D9D9D9"/>
+              <w:bottom w:val="single" w:sz="5" w:color="D9D9D9"/>
+              <w:right w:val="single" w:sz="5" w:color="D9D9D9"/>
+            </w:tcBorders>
+            <w:shd w:fill="FFFFFF"/>
+            <w:tcMar>
+              <w:top w:w="85" w:type="dxa"/>
+              <w:left w:w="85" w:type="dxa"/>
+              <w:bottom w:w="85" w:type="dxa"/>
+              <w:right w:w="85" w:type="dxa"/>
+            </w:tcMar>
+          </w:tcPr>
+          <w:p>
+            <w:pPr>
+              <w:spacing w:after="0" w:line="259" w:lineRule="auto"/>
+            </w:pPr>
+            <w:r>
+              <w:rPr>
+                <w:b w:val="0"/>
+                <w:color w:val="20252B"/>
+                <w:sz w:val="19"/>
+              </w:rPr>
+              <w:t>Aprobada</w:t>
+            </w:r>
+          </w:p>
+        </w:tc>
+      </w:tr>
+      <w:tr>
+        <w:trPr>
+          <w:cantSplit/>
+        </w:trPr>
+        <w:tc>
+          <w:tcPr>
+            <w:tcW w:type="dxa" w:w="936"/>
+            <w:vAlign w:val="center"/>
+            <w:tcBorders>
+              <w:top w:val="single" w:sz="5" w:color="D9D9D9"/>
+              <w:left w:val="single" w:sz="5" w:color="D9D9D9"/>
+              <w:bottom w:val="single" w:sz="5" w:color="D9D9D9"/>
+              <w:right w:val="single" w:sz="5" w:color="D9D9D9"/>
+            </w:tcBorders>
+            <w:shd w:fill="F2F5F8"/>
+            <w:tcMar>
+              <w:top w:w="85" w:type="dxa"/>
+              <w:left w:w="85" w:type="dxa"/>
+              <w:bottom w:w="85" w:type="dxa"/>
+              <w:right w:w="85" w:type="dxa"/>
+            </w:tcMar>
+          </w:tcPr>
+          <w:p>
+            <w:pPr>
+              <w:spacing w:after="0" w:line="259" w:lineRule="auto"/>
+            </w:pPr>
+            <w:r>
+              <w:rPr>
+                <w:b w:val="0"/>
+                <w:color w:val="20252B"/>
+                <w:sz w:val="19"/>
+              </w:rPr>
+              <w:t>CP30</w:t>
+            </w:r>
+          </w:p>
+        </w:tc>
+        <w:tc>
+          <w:tcPr>
+            <w:tcW w:type="dxa" w:w="7200"/>
+            <w:vAlign w:val="center"/>
+            <w:tcBorders>
+              <w:top w:val="single" w:sz="5" w:color="D9D9D9"/>
+              <w:left w:val="single" w:sz="5" w:color="D9D9D9"/>
+              <w:bottom w:val="single" w:sz="5" w:color="D9D9D9"/>
+              <w:right w:val="single" w:sz="5" w:color="D9D9D9"/>
+            </w:tcBorders>
+            <w:shd w:fill="F2F5F8"/>
+            <w:tcMar>
+              <w:top w:w="85" w:type="dxa"/>
+              <w:left w:w="85" w:type="dxa"/>
+              <w:bottom w:w="85" w:type="dxa"/>
+              <w:right w:w="85" w:type="dxa"/>
+            </w:tcMar>
+          </w:tcPr>
+          <w:p>
+            <w:pPr>
+              <w:spacing w:after="0" w:line="259" w:lineRule="auto"/>
+            </w:pPr>
+            <w:r>
+              <w:rPr>
+                <w:b w:val="0"/>
+                <w:color w:val="20252B"/>
+                <w:sz w:val="19"/>
+              </w:rPr>
+              <w:t>presenta cantidad, subtotal y total de los items recibidos</w:t>
+            </w:r>
+          </w:p>
+        </w:tc>
+        <w:tc>
+          <w:tcPr>
+            <w:tcW w:type="dxa" w:w="1224"/>
+            <w:vAlign w:val="center"/>
+            <w:tcBorders>
+              <w:top w:val="single" w:sz="5" w:color="D9D9D9"/>
+              <w:left w:val="single" w:sz="5" w:color="D9D9D9"/>
+              <w:bottom w:val="single" w:sz="5" w:color="D9D9D9"/>
+              <w:right w:val="single" w:sz="5" w:color="D9D9D9"/>
+            </w:tcBorders>
+            <w:shd w:fill="F2F5F8"/>
+            <w:tcMar>
+              <w:top w:w="85" w:type="dxa"/>
+              <w:left w:w="85" w:type="dxa"/>
+              <w:bottom w:w="85" w:type="dxa"/>
+              <w:right w:w="85" w:type="dxa"/>
+            </w:tcMar>
+          </w:tcPr>
+          <w:p>
+            <w:pPr>
+              <w:spacing w:after="0" w:line="259" w:lineRule="auto"/>
+            </w:pPr>
+            <w:r>
+              <w:rPr>
+                <w:b w:val="0"/>
+                <w:color w:val="20252B"/>
+                <w:sz w:val="19"/>
+              </w:rPr>
+              <w:t>Aprobada</w:t>
+            </w:r>
+          </w:p>
+        </w:tc>
+      </w:tr>
+      <w:tr>
+        <w:trPr>
+          <w:cantSplit/>
+        </w:trPr>
+        <w:tc>
+          <w:tcPr>
+            <w:tcW w:type="dxa" w:w="936"/>
+            <w:vAlign w:val="center"/>
+            <w:tcBorders>
+              <w:top w:val="single" w:sz="5" w:color="D9D9D9"/>
+              <w:left w:val="single" w:sz="5" w:color="D9D9D9"/>
+              <w:bottom w:val="single" w:sz="5" w:color="D9D9D9"/>
+              <w:right w:val="single" w:sz="5" w:color="D9D9D9"/>
+            </w:tcBorders>
+            <w:shd w:fill="FFFFFF"/>
+            <w:tcMar>
+              <w:top w:w="85" w:type="dxa"/>
+              <w:left w:w="85" w:type="dxa"/>
+              <w:bottom w:w="85" w:type="dxa"/>
+              <w:right w:w="85" w:type="dxa"/>
+            </w:tcMar>
+          </w:tcPr>
+          <w:p>
+            <w:pPr>
+              <w:spacing w:after="0" w:line="259" w:lineRule="auto"/>
+            </w:pPr>
+            <w:r>
+              <w:rPr>
+                <w:b w:val="0"/>
+                <w:color w:val="20252B"/>
+                <w:sz w:val="19"/>
+              </w:rPr>
+              <w:t>CP31</w:t>
+            </w:r>
+          </w:p>
+        </w:tc>
+        <w:tc>
+          <w:tcPr>
+            <w:tcW w:type="dxa" w:w="7200"/>
+            <w:vAlign w:val="center"/>
+            <w:tcBorders>
+              <w:top w:val="single" w:sz="5" w:color="D9D9D9"/>
+              <w:left w:val="single" w:sz="5" w:color="D9D9D9"/>
+              <w:bottom w:val="single" w:sz="5" w:color="D9D9D9"/>
+              <w:right w:val="single" w:sz="5" w:color="D9D9D9"/>
+            </w:tcBorders>
+            <w:shd w:fill="FFFFFF"/>
+            <w:tcMar>
+              <w:top w:w="85" w:type="dxa"/>
+              <w:left w:w="85" w:type="dxa"/>
+              <w:bottom w:w="85" w:type="dxa"/>
+              <w:right w:w="85" w:type="dxa"/>
+            </w:tcMar>
+          </w:tcPr>
+          <w:p>
+            <w:pPr>
+              <w:spacing w:after="0" w:line="259" w:lineRule="auto"/>
+            </w:pPr>
+            <w:r>
+              <w:rPr>
+                <w:b w:val="0"/>
+                <w:color w:val="20252B"/>
+                <w:sz w:val="19"/>
+              </w:rPr>
+              <w:t>muestra cantidades y deshabilita agotados</w:t>
+            </w:r>
+          </w:p>
+        </w:tc>
+        <w:tc>
+          <w:tcPr>
+            <w:tcW w:type="dxa" w:w="1224"/>
+            <w:vAlign w:val="center"/>
+            <w:tcBorders>
+              <w:top w:val="single" w:sz="5" w:color="D9D9D9"/>
+              <w:left w:val="single" w:sz="5" w:color="D9D9D9"/>
+              <w:bottom w:val="single" w:sz="5" w:color="D9D9D9"/>
+              <w:right w:val="single" w:sz="5" w:color="D9D9D9"/>
+            </w:tcBorders>
+            <w:shd w:fill="FFFFFF"/>
+            <w:tcMar>
+              <w:top w:w="85" w:type="dxa"/>
+              <w:left w:w="85" w:type="dxa"/>
+              <w:bottom w:w="85" w:type="dxa"/>
+              <w:right w:w="85" w:type="dxa"/>
+            </w:tcMar>
+          </w:tcPr>
+          <w:p>
+            <w:pPr>
+              <w:spacing w:after="0" w:line="259" w:lineRule="auto"/>
+            </w:pPr>
+            <w:r>
+              <w:rPr>
+                <w:b w:val="0"/>
+                <w:color w:val="20252B"/>
+                <w:sz w:val="19"/>
+              </w:rPr>
+              <w:t>Aprobada</w:t>
+            </w:r>
+          </w:p>
+        </w:tc>
+      </w:tr>
+      <w:tr>
+        <w:trPr>
+          <w:cantSplit/>
+        </w:trPr>
+        <w:tc>
+          <w:tcPr>
+            <w:tcW w:type="dxa" w:w="936"/>
+            <w:vAlign w:val="center"/>
+            <w:tcBorders>
+              <w:top w:val="single" w:sz="5" w:color="D9D9D9"/>
+              <w:left w:val="single" w:sz="5" w:color="D9D9D9"/>
+              <w:bottom w:val="single" w:sz="5" w:color="D9D9D9"/>
+              <w:right w:val="single" w:sz="5" w:color="D9D9D9"/>
+            </w:tcBorders>
+            <w:shd w:fill="F2F5F8"/>
+            <w:tcMar>
+              <w:top w:w="85" w:type="dxa"/>
+              <w:left w:w="85" w:type="dxa"/>
+              <w:bottom w:w="85" w:type="dxa"/>
+              <w:right w:w="85" w:type="dxa"/>
+            </w:tcMar>
+          </w:tcPr>
+          <w:p>
+            <w:pPr>
+              <w:spacing w:after="0" w:line="259" w:lineRule="auto"/>
+            </w:pPr>
+            <w:r>
+              <w:rPr>
+                <w:b w:val="0"/>
+                <w:color w:val="20252B"/>
+                <w:sz w:val="19"/>
+              </w:rPr>
+              <w:t>CP32</w:t>
+            </w:r>
+          </w:p>
+        </w:tc>
+        <w:tc>
+          <w:tcPr>
+            <w:tcW w:type="dxa" w:w="7200"/>
+            <w:vAlign w:val="center"/>
+            <w:tcBorders>
+              <w:top w:val="single" w:sz="5" w:color="D9D9D9"/>
+              <w:left w:val="single" w:sz="5" w:color="D9D9D9"/>
+              <w:bottom w:val="single" w:sz="5" w:color="D9D9D9"/>
+              <w:right w:val="single" w:sz="5" w:color="D9D9D9"/>
+            </w:tcBorders>
+            <w:shd w:fill="F2F5F8"/>
+            <w:tcMar>
+              <w:top w:w="85" w:type="dxa"/>
+              <w:left w:w="85" w:type="dxa"/>
+              <w:bottom w:w="85" w:type="dxa"/>
+              <w:right w:w="85" w:type="dxa"/>
+            </w:tcMar>
+          </w:tcPr>
+          <w:p>
+            <w:pPr>
+              <w:spacing w:after="0" w:line="259" w:lineRule="auto"/>
+            </w:pPr>
+            <w:r>
+              <w:rPr>
+                <w:b w:val="0"/>
+                <w:color w:val="20252B"/>
+                <w:sz w:val="19"/>
+              </w:rPr>
+              <w:t>limita al stock, elimina negativos y redondea las fracciones</w:t>
+            </w:r>
+          </w:p>
+        </w:tc>
+        <w:tc>
+          <w:tcPr>
+            <w:tcW w:type="dxa" w:w="1224"/>
+            <w:vAlign w:val="center"/>
+            <w:tcBorders>
+              <w:top w:val="single" w:sz="5" w:color="D9D9D9"/>
+              <w:left w:val="single" w:sz="5" w:color="D9D9D9"/>
+              <w:bottom w:val="single" w:sz="5" w:color="D9D9D9"/>
+              <w:right w:val="single" w:sz="5" w:color="D9D9D9"/>
+            </w:tcBorders>
+            <w:shd w:fill="F2F5F8"/>
+            <w:tcMar>
+              <w:top w:w="85" w:type="dxa"/>
+              <w:left w:w="85" w:type="dxa"/>
+              <w:bottom w:w="85" w:type="dxa"/>
+              <w:right w:w="85" w:type="dxa"/>
+            </w:tcMar>
+          </w:tcPr>
+          <w:p>
+            <w:pPr>
+              <w:spacing w:after="0" w:line="259" w:lineRule="auto"/>
+            </w:pPr>
+            <w:r>
+              <w:rPr>
+                <w:b w:val="0"/>
+                <w:color w:val="20252B"/>
+                <w:sz w:val="19"/>
+              </w:rPr>
+              <w:t>Aprobada</w:t>
+            </w:r>
+          </w:p>
+        </w:tc>
+      </w:tr>
+      <w:tr>
+        <w:trPr>
+          <w:cantSplit/>
+        </w:trPr>
+        <w:tc>
+          <w:tcPr>
+            <w:tcW w:type="dxa" w:w="936"/>
+            <w:vAlign w:val="center"/>
+            <w:tcBorders>
+              <w:top w:val="single" w:sz="5" w:color="D9D9D9"/>
+              <w:left w:val="single" w:sz="5" w:color="D9D9D9"/>
+              <w:bottom w:val="single" w:sz="5" w:color="D9D9D9"/>
+              <w:right w:val="single" w:sz="5" w:color="D9D9D9"/>
+            </w:tcBorders>
+            <w:shd w:fill="FFFFFF"/>
+            <w:tcMar>
+              <w:top w:w="85" w:type="dxa"/>
+              <w:left w:w="85" w:type="dxa"/>
+              <w:bottom w:w="85" w:type="dxa"/>
+              <w:right w:w="85" w:type="dxa"/>
+            </w:tcMar>
+          </w:tcPr>
+          <w:p>
+            <w:pPr>
+              <w:spacing w:after="0" w:line="259" w:lineRule="auto"/>
+            </w:pPr>
+            <w:r>
+              <w:rPr>
+                <w:b w:val="0"/>
+                <w:color w:val="20252B"/>
+                <w:sz w:val="19"/>
+              </w:rPr>
+              <w:t>CP33</w:t>
+            </w:r>
+          </w:p>
+        </w:tc>
+        <w:tc>
+          <w:tcPr>
+            <w:tcW w:type="dxa" w:w="7200"/>
+            <w:vAlign w:val="center"/>
+            <w:tcBorders>
+              <w:top w:val="single" w:sz="5" w:color="D9D9D9"/>
+              <w:left w:val="single" w:sz="5" w:color="D9D9D9"/>
+              <w:bottom w:val="single" w:sz="5" w:color="D9D9D9"/>
+              <w:right w:val="single" w:sz="5" w:color="D9D9D9"/>
+            </w:tcBorders>
+            <w:shd w:fill="FFFFFF"/>
+            <w:tcMar>
+              <w:top w:w="85" w:type="dxa"/>
+              <w:left w:w="85" w:type="dxa"/>
+              <w:bottom w:w="85" w:type="dxa"/>
+              <w:right w:w="85" w:type="dxa"/>
+            </w:tcMar>
+          </w:tcPr>
+          <w:p>
+            <w:pPr>
+              <w:spacing w:after="0" w:line="259" w:lineRule="auto"/>
+            </w:pPr>
+            <w:r>
+              <w:rPr>
+                <w:b w:val="0"/>
+                <w:color w:val="20252B"/>
+                <w:sz w:val="19"/>
+              </w:rPr>
+              <w:t>presenta pedido, entrega, estado y enlace al detalle</w:t>
+            </w:r>
+          </w:p>
+        </w:tc>
+        <w:tc>
+          <w:tcPr>
+            <w:tcW w:type="dxa" w:w="1224"/>
+            <w:vAlign w:val="center"/>
+            <w:tcBorders>
+              <w:top w:val="single" w:sz="5" w:color="D9D9D9"/>
+              <w:left w:val="single" w:sz="5" w:color="D9D9D9"/>
+              <w:bottom w:val="single" w:sz="5" w:color="D9D9D9"/>
+              <w:right w:val="single" w:sz="5" w:color="D9D9D9"/>
+            </w:tcBorders>
+            <w:shd w:fill="FFFFFF"/>
+            <w:tcMar>
+              <w:top w:w="85" w:type="dxa"/>
+              <w:left w:w="85" w:type="dxa"/>
+              <w:bottom w:w="85" w:type="dxa"/>
+              <w:right w:w="85" w:type="dxa"/>
+            </w:tcMar>
+          </w:tcPr>
+          <w:p>
+            <w:pPr>
+              <w:spacing w:after="0" w:line="259" w:lineRule="auto"/>
+            </w:pPr>
+            <w:r>
+              <w:rPr>
+                <w:b w:val="0"/>
+                <w:color w:val="20252B"/>
+                <w:sz w:val="19"/>
+              </w:rPr>
+              <w:t>Aprobada</w:t>
+            </w:r>
+          </w:p>
+        </w:tc>
+      </w:tr>
+      <w:tr>
+        <w:trPr>
+          <w:cantSplit/>
+        </w:trPr>
+        <w:tc>
+          <w:tcPr>
+            <w:tcW w:type="dxa" w:w="936"/>
+            <w:vAlign w:val="center"/>
+            <w:tcBorders>
+              <w:top w:val="single" w:sz="5" w:color="D9D9D9"/>
+              <w:left w:val="single" w:sz="5" w:color="D9D9D9"/>
+              <w:bottom w:val="single" w:sz="5" w:color="D9D9D9"/>
+              <w:right w:val="single" w:sz="5" w:color="D9D9D9"/>
+            </w:tcBorders>
+            <w:shd w:fill="F2F5F8"/>
+            <w:tcMar>
+              <w:top w:w="85" w:type="dxa"/>
+              <w:left w:w="85" w:type="dxa"/>
+              <w:bottom w:w="85" w:type="dxa"/>
+              <w:right w:w="85" w:type="dxa"/>
+            </w:tcMar>
+          </w:tcPr>
+          <w:p>
+            <w:pPr>
+              <w:spacing w:after="0" w:line="259" w:lineRule="auto"/>
+            </w:pPr>
+            <w:r>
+              <w:rPr>
+                <w:b w:val="0"/>
+                <w:color w:val="20252B"/>
+                <w:sz w:val="19"/>
+              </w:rPr>
+              <w:t>CP34</w:t>
+            </w:r>
+          </w:p>
+        </w:tc>
+        <w:tc>
+          <w:tcPr>
+            <w:tcW w:type="dxa" w:w="7200"/>
+            <w:vAlign w:val="center"/>
+            <w:tcBorders>
+              <w:top w:val="single" w:sz="5" w:color="D9D9D9"/>
+              <w:left w:val="single" w:sz="5" w:color="D9D9D9"/>
+              <w:bottom w:val="single" w:sz="5" w:color="D9D9D9"/>
+              <w:right w:val="single" w:sz="5" w:color="D9D9D9"/>
+            </w:tcBorders>
+            <w:shd w:fill="F2F5F8"/>
+            <w:tcMar>
+              <w:top w:w="85" w:type="dxa"/>
+              <w:left w:w="85" w:type="dxa"/>
+              <w:bottom w:w="85" w:type="dxa"/>
+              <w:right w:w="85" w:type="dxa"/>
+            </w:tcMar>
+          </w:tcPr>
+          <w:p>
+            <w:pPr>
+              <w:spacing w:after="0" w:line="259" w:lineRule="auto"/>
+            </w:pPr>
+            <w:r>
+              <w:rPr>
+                <w:b w:val="0"/>
+                <w:color w:val="20252B"/>
+                <w:sz w:val="19"/>
+              </w:rPr>
+              <w:t>lista vacía conserva los encabezados sin pedidos ficticios</w:t>
+            </w:r>
+          </w:p>
+        </w:tc>
+        <w:tc>
+          <w:tcPr>
+            <w:tcW w:type="dxa" w:w="1224"/>
+            <w:vAlign w:val="center"/>
+            <w:tcBorders>
+              <w:top w:val="single" w:sz="5" w:color="D9D9D9"/>
+              <w:left w:val="single" w:sz="5" w:color="D9D9D9"/>
+              <w:bottom w:val="single" w:sz="5" w:color="D9D9D9"/>
+              <w:right w:val="single" w:sz="5" w:color="D9D9D9"/>
+            </w:tcBorders>
+            <w:shd w:fill="F2F5F8"/>
+            <w:tcMar>
+              <w:top w:w="85" w:type="dxa"/>
+              <w:left w:w="85" w:type="dxa"/>
+              <w:bottom w:w="85" w:type="dxa"/>
+              <w:right w:w="85" w:type="dxa"/>
+            </w:tcMar>
+          </w:tcPr>
+          <w:p>
+            <w:pPr>
+              <w:spacing w:after="0" w:line="259" w:lineRule="auto"/>
+            </w:pPr>
+            <w:r>
+              <w:rPr>
+                <w:b w:val="0"/>
+                <w:color w:val="20252B"/>
+                <w:sz w:val="19"/>
+              </w:rPr>
+              <w:t>Aprobada</w:t>
+            </w:r>
+          </w:p>
+        </w:tc>
+      </w:tr>
+      <w:tr>
+        <w:trPr>
+          <w:cantSplit/>
+        </w:trPr>
+        <w:tc>
+          <w:tcPr>
+            <w:tcW w:type="dxa" w:w="936"/>
+            <w:vAlign w:val="center"/>
+            <w:tcBorders>
+              <w:top w:val="single" w:sz="5" w:color="D9D9D9"/>
+              <w:left w:val="single" w:sz="5" w:color="D9D9D9"/>
+              <w:bottom w:val="single" w:sz="5" w:color="D9D9D9"/>
+              <w:right w:val="single" w:sz="5" w:color="D9D9D9"/>
+            </w:tcBorders>
+            <w:shd w:fill="FFFFFF"/>
+            <w:tcMar>
+              <w:top w:w="85" w:type="dxa"/>
+              <w:left w:w="85" w:type="dxa"/>
+              <w:bottom w:w="85" w:type="dxa"/>
+              <w:right w:w="85" w:type="dxa"/>
+            </w:tcMar>
+          </w:tcPr>
+          <w:p>
+            <w:pPr>
+              <w:spacing w:after="0" w:line="259" w:lineRule="auto"/>
+            </w:pPr>
+            <w:r>
+              <w:rPr>
+                <w:b w:val="0"/>
+                <w:color w:val="20252B"/>
+                <w:sz w:val="19"/>
+              </w:rPr>
+              <w:t>CP35</w:t>
+            </w:r>
+          </w:p>
+        </w:tc>
+        <w:tc>
+          <w:tcPr>
+            <w:tcW w:type="dxa" w:w="7200"/>
+            <w:vAlign w:val="center"/>
+            <w:tcBorders>
+              <w:top w:val="single" w:sz="5" w:color="D9D9D9"/>
+              <w:left w:val="single" w:sz="5" w:color="D9D9D9"/>
+              <w:bottom w:val="single" w:sz="5" w:color="D9D9D9"/>
+              <w:right w:val="single" w:sz="5" w:color="D9D9D9"/>
+            </w:tcBorders>
+            <w:shd w:fill="FFFFFF"/>
+            <w:tcMar>
+              <w:top w:w="85" w:type="dxa"/>
+              <w:left w:w="85" w:type="dxa"/>
+              <w:bottom w:w="85" w:type="dxa"/>
+              <w:right w:w="85" w:type="dxa"/>
+            </w:tcMar>
+          </w:tcPr>
+          <w:p>
+            <w:pPr>
+              <w:spacing w:after="0" w:line="259" w:lineRule="auto"/>
+            </w:pPr>
+            <w:r>
+              <w:rPr>
+                <w:b w:val="0"/>
+                <w:color w:val="20252B"/>
+                <w:sz w:val="19"/>
+              </w:rPr>
+              <w:t>combina marca, orden y límites de precio mediante sus eventos</w:t>
+            </w:r>
+          </w:p>
+        </w:tc>
+        <w:tc>
+          <w:tcPr>
+            <w:tcW w:type="dxa" w:w="1224"/>
+            <w:vAlign w:val="center"/>
+            <w:tcBorders>
+              <w:top w:val="single" w:sz="5" w:color="D9D9D9"/>
+              <w:left w:val="single" w:sz="5" w:color="D9D9D9"/>
+              <w:bottom w:val="single" w:sz="5" w:color="D9D9D9"/>
+              <w:right w:val="single" w:sz="5" w:color="D9D9D9"/>
+            </w:tcBorders>
+            <w:shd w:fill="FFFFFF"/>
+            <w:tcMar>
+              <w:top w:w="85" w:type="dxa"/>
+              <w:left w:w="85" w:type="dxa"/>
+              <w:bottom w:w="85" w:type="dxa"/>
+              <w:right w:w="85" w:type="dxa"/>
+            </w:tcMar>
+          </w:tcPr>
+          <w:p>
+            <w:pPr>
+              <w:spacing w:after="0" w:line="259" w:lineRule="auto"/>
+            </w:pPr>
+            <w:r>
+              <w:rPr>
+                <w:b w:val="0"/>
+                <w:color w:val="20252B"/>
+                <w:sz w:val="19"/>
+              </w:rPr>
+              <w:t>Aprobada</w:t>
+            </w:r>
+          </w:p>
+        </w:tc>
+      </w:tr>
+      <w:tr>
+        <w:trPr>
+          <w:cantSplit/>
+        </w:trPr>
+        <w:tc>
+          <w:tcPr>
+            <w:tcW w:type="dxa" w:w="936"/>
+            <w:vAlign w:val="center"/>
+            <w:tcBorders>
+              <w:top w:val="single" w:sz="5" w:color="D9D9D9"/>
+              <w:left w:val="single" w:sz="5" w:color="D9D9D9"/>
+              <w:bottom w:val="single" w:sz="5" w:color="D9D9D9"/>
+              <w:right w:val="single" w:sz="5" w:color="D9D9D9"/>
+            </w:tcBorders>
+            <w:shd w:fill="F2F5F8"/>
+            <w:tcMar>
+              <w:top w:w="85" w:type="dxa"/>
+              <w:left w:w="85" w:type="dxa"/>
+              <w:bottom w:w="85" w:type="dxa"/>
+              <w:right w:w="85" w:type="dxa"/>
+            </w:tcMar>
+          </w:tcPr>
+          <w:p>
+            <w:pPr>
+              <w:spacing w:after="0" w:line="259" w:lineRule="auto"/>
+            </w:pPr>
+            <w:r>
+              <w:rPr>
+                <w:b w:val="0"/>
+                <w:color w:val="20252B"/>
+                <w:sz w:val="19"/>
+              </w:rPr>
+              <w:t>CP36</w:t>
+            </w:r>
+          </w:p>
+        </w:tc>
+        <w:tc>
+          <w:tcPr>
+            <w:tcW w:type="dxa" w:w="7200"/>
+            <w:vAlign w:val="center"/>
+            <w:tcBorders>
+              <w:top w:val="single" w:sz="5" w:color="D9D9D9"/>
+              <w:left w:val="single" w:sz="5" w:color="D9D9D9"/>
+              <w:bottom w:val="single" w:sz="5" w:color="D9D9D9"/>
+              <w:right w:val="single" w:sz="5" w:color="D9D9D9"/>
+            </w:tcBorders>
+            <w:shd w:fill="F2F5F8"/>
+            <w:tcMar>
+              <w:top w:w="85" w:type="dxa"/>
+              <w:left w:w="85" w:type="dxa"/>
+              <w:bottom w:w="85" w:type="dxa"/>
+              <w:right w:w="85" w:type="dxa"/>
+            </w:tcMar>
+          </w:tcPr>
+          <w:p>
+            <w:pPr>
+              <w:spacing w:after="0" w:line="259" w:lineRule="auto"/>
+            </w:pPr>
+            <w:r>
+              <w:rPr>
+                <w:b w:val="0"/>
+                <w:color w:val="20252B"/>
+                <w:sz w:val="19"/>
+              </w:rPr>
+              <w:t>muestra límites incompatibles y permite quitar una marca seleccionada</w:t>
+            </w:r>
+          </w:p>
+        </w:tc>
+        <w:tc>
+          <w:tcPr>
+            <w:tcW w:type="dxa" w:w="1224"/>
+            <w:vAlign w:val="center"/>
+            <w:tcBorders>
+              <w:top w:val="single" w:sz="5" w:color="D9D9D9"/>
+              <w:left w:val="single" w:sz="5" w:color="D9D9D9"/>
+              <w:bottom w:val="single" w:sz="5" w:color="D9D9D9"/>
+              <w:right w:val="single" w:sz="5" w:color="D9D9D9"/>
+            </w:tcBorders>
+            <w:shd w:fill="F2F5F8"/>
+            <w:tcMar>
+              <w:top w:w="85" w:type="dxa"/>
+              <w:left w:w="85" w:type="dxa"/>
+              <w:bottom w:w="85" w:type="dxa"/>
+              <w:right w:w="85" w:type="dxa"/>
+            </w:tcMar>
+          </w:tcPr>
+          <w:p>
+            <w:pPr>
+              <w:spacing w:after="0" w:line="259" w:lineRule="auto"/>
+            </w:pPr>
+            <w:r>
+              <w:rPr>
+                <w:b w:val="0"/>
+                <w:color w:val="20252B"/>
+                <w:sz w:val="19"/>
+              </w:rPr>
+              <w:t>Aprobada</w:t>
+            </w:r>
+          </w:p>
+        </w:tc>
+      </w:tr>
+      <w:tr>
+        <w:trPr>
+          <w:cantSplit/>
+        </w:trPr>
+        <w:tc>
+          <w:tcPr>
+            <w:tcW w:type="dxa" w:w="936"/>
+            <w:vAlign w:val="center"/>
+            <w:tcBorders>
+              <w:top w:val="single" w:sz="5" w:color="D9D9D9"/>
+              <w:left w:val="single" w:sz="5" w:color="D9D9D9"/>
+              <w:bottom w:val="single" w:sz="5" w:color="D9D9D9"/>
+              <w:right w:val="single" w:sz="5" w:color="D9D9D9"/>
+            </w:tcBorders>
+            <w:shd w:fill="FFFFFF"/>
+            <w:tcMar>
+              <w:top w:w="85" w:type="dxa"/>
+              <w:left w:w="85" w:type="dxa"/>
+              <w:bottom w:w="85" w:type="dxa"/>
+              <w:right w:w="85" w:type="dxa"/>
+            </w:tcMar>
+          </w:tcPr>
+          <w:p>
+            <w:pPr>
+              <w:spacing w:after="0" w:line="259" w:lineRule="auto"/>
+            </w:pPr>
+            <w:r>
+              <w:rPr>
+                <w:b w:val="0"/>
+                <w:color w:val="20252B"/>
+                <w:sz w:val="19"/>
+              </w:rPr>
+              <w:t>CP37</w:t>
+            </w:r>
+          </w:p>
+        </w:tc>
+        <w:tc>
+          <w:tcPr>
+            <w:tcW w:type="dxa" w:w="7200"/>
+            <w:vAlign w:val="center"/>
+            <w:tcBorders>
+              <w:top w:val="single" w:sz="5" w:color="D9D9D9"/>
+              <w:left w:val="single" w:sz="5" w:color="D9D9D9"/>
+              <w:bottom w:val="single" w:sz="5" w:color="D9D9D9"/>
+              <w:right w:val="single" w:sz="5" w:color="D9D9D9"/>
+            </w:tcBorders>
+            <w:shd w:fill="FFFFFF"/>
+            <w:tcMar>
+              <w:top w:w="85" w:type="dxa"/>
+              <w:left w:w="85" w:type="dxa"/>
+              <w:bottom w:w="85" w:type="dxa"/>
+              <w:right w:w="85" w:type="dxa"/>
+            </w:tcMar>
+          </w:tcPr>
+          <w:p>
+            <w:pPr>
+              <w:spacing w:after="0" w:line="259" w:lineRule="auto"/>
+            </w:pPr>
+            <w:r>
+              <w:rPr>
+                <w:b w:val="0"/>
+                <w:color w:val="20252B"/>
+                <w:sz w:val="19"/>
+              </w:rPr>
+              <w:t>presenta la ruta local y las propiedades de accesibilidad y carga</w:t>
+            </w:r>
+          </w:p>
+        </w:tc>
+        <w:tc>
+          <w:tcPr>
+            <w:tcW w:type="dxa" w:w="1224"/>
+            <w:vAlign w:val="center"/>
+            <w:tcBorders>
+              <w:top w:val="single" w:sz="5" w:color="D9D9D9"/>
+              <w:left w:val="single" w:sz="5" w:color="D9D9D9"/>
+              <w:bottom w:val="single" w:sz="5" w:color="D9D9D9"/>
+              <w:right w:val="single" w:sz="5" w:color="D9D9D9"/>
+            </w:tcBorders>
+            <w:shd w:fill="FFFFFF"/>
+            <w:tcMar>
+              <w:top w:w="85" w:type="dxa"/>
+              <w:left w:w="85" w:type="dxa"/>
+              <w:bottom w:w="85" w:type="dxa"/>
+              <w:right w:w="85" w:type="dxa"/>
+            </w:tcMar>
+          </w:tcPr>
+          <w:p>
+            <w:pPr>
+              <w:spacing w:after="0" w:line="259" w:lineRule="auto"/>
+            </w:pPr>
+            <w:r>
+              <w:rPr>
+                <w:b w:val="0"/>
+                <w:color w:val="20252B"/>
+                <w:sz w:val="19"/>
+              </w:rPr>
+              <w:t>Aprobada</w:t>
+            </w:r>
+          </w:p>
+        </w:tc>
+      </w:tr>
+      <w:tr>
+        <w:trPr>
+          <w:cantSplit/>
+        </w:trPr>
+        <w:tc>
+          <w:tcPr>
+            <w:tcW w:type="dxa" w:w="936"/>
+            <w:vAlign w:val="center"/>
+            <w:tcBorders>
+              <w:top w:val="single" w:sz="5" w:color="D9D9D9"/>
+              <w:left w:val="single" w:sz="5" w:color="D9D9D9"/>
+              <w:bottom w:val="single" w:sz="5" w:color="D9D9D9"/>
+              <w:right w:val="single" w:sz="5" w:color="D9D9D9"/>
+            </w:tcBorders>
+            <w:shd w:fill="F2F5F8"/>
+            <w:tcMar>
+              <w:top w:w="85" w:type="dxa"/>
+              <w:left w:w="85" w:type="dxa"/>
+              <w:bottom w:w="85" w:type="dxa"/>
+              <w:right w:w="85" w:type="dxa"/>
+            </w:tcMar>
+          </w:tcPr>
+          <w:p>
+            <w:pPr>
+              <w:spacing w:after="0" w:line="259" w:lineRule="auto"/>
+            </w:pPr>
+            <w:r>
+              <w:rPr>
+                <w:b w:val="0"/>
+                <w:color w:val="20252B"/>
+                <w:sz w:val="19"/>
+              </w:rPr>
+              <w:t>CP38</w:t>
+            </w:r>
+          </w:p>
+        </w:tc>
+        <w:tc>
+          <w:tcPr>
+            <w:tcW w:type="dxa" w:w="7200"/>
+            <w:vAlign w:val="center"/>
+            <w:tcBorders>
+              <w:top w:val="single" w:sz="5" w:color="D9D9D9"/>
+              <w:left w:val="single" w:sz="5" w:color="D9D9D9"/>
+              <w:bottom w:val="single" w:sz="5" w:color="D9D9D9"/>
+              <w:right w:val="single" w:sz="5" w:color="D9D9D9"/>
+            </w:tcBorders>
+            <w:shd w:fill="F2F5F8"/>
+            <w:tcMar>
+              <w:top w:w="85" w:type="dxa"/>
+              <w:left w:w="85" w:type="dxa"/>
+              <w:bottom w:w="85" w:type="dxa"/>
+              <w:right w:w="85" w:type="dxa"/>
+            </w:tcMar>
+          </w:tcPr>
+          <w:p>
+            <w:pPr>
+              <w:spacing w:after="0" w:line="259" w:lineRule="auto"/>
+            </w:pPr>
+            <w:r>
+              <w:rPr>
+                <w:b w:val="0"/>
+                <w:color w:val="20252B"/>
+                <w:sz w:val="19"/>
+              </w:rPr>
+              <w:t>conserva la URL HTTPS de una imagen externa</w:t>
+            </w:r>
+          </w:p>
+        </w:tc>
+        <w:tc>
+          <w:tcPr>
+            <w:tcW w:type="dxa" w:w="1224"/>
+            <w:vAlign w:val="center"/>
+            <w:tcBorders>
+              <w:top w:val="single" w:sz="5" w:color="D9D9D9"/>
+              <w:left w:val="single" w:sz="5" w:color="D9D9D9"/>
+              <w:bottom w:val="single" w:sz="5" w:color="D9D9D9"/>
+              <w:right w:val="single" w:sz="5" w:color="D9D9D9"/>
+            </w:tcBorders>
+            <w:shd w:fill="F2F5F8"/>
+            <w:tcMar>
+              <w:top w:w="85" w:type="dxa"/>
+              <w:left w:w="85" w:type="dxa"/>
+              <w:bottom w:w="85" w:type="dxa"/>
+              <w:right w:w="85" w:type="dxa"/>
+            </w:tcMar>
+          </w:tcPr>
+          <w:p>
+            <w:pPr>
+              <w:spacing w:after="0" w:line="259" w:lineRule="auto"/>
+            </w:pPr>
+            <w:r>
+              <w:rPr>
+                <w:b w:val="0"/>
+                <w:color w:val="20252B"/>
+                <w:sz w:val="19"/>
+              </w:rPr>
+              <w:t>Aprobada</w:t>
+            </w:r>
+          </w:p>
+        </w:tc>
+      </w:tr>
+      <w:tr>
+        <w:trPr>
+          <w:cantSplit/>
+        </w:trPr>
+        <w:tc>
+          <w:tcPr>
+            <w:tcW w:type="dxa" w:w="936"/>
+            <w:vAlign w:val="center"/>
+            <w:tcBorders>
+              <w:top w:val="single" w:sz="5" w:color="D9D9D9"/>
+              <w:left w:val="single" w:sz="5" w:color="D9D9D9"/>
+              <w:bottom w:val="single" w:sz="5" w:color="D9D9D9"/>
+              <w:right w:val="single" w:sz="5" w:color="D9D9D9"/>
+            </w:tcBorders>
+            <w:shd w:fill="FFFFFF"/>
+            <w:tcMar>
+              <w:top w:w="85" w:type="dxa"/>
+              <w:left w:w="85" w:type="dxa"/>
+              <w:bottom w:w="85" w:type="dxa"/>
+              <w:right w:w="85" w:type="dxa"/>
+            </w:tcMar>
+          </w:tcPr>
+          <w:p>
+            <w:pPr>
+              <w:spacing w:after="0" w:line="259" w:lineRule="auto"/>
+            </w:pPr>
+            <w:r>
+              <w:rPr>
+                <w:b w:val="0"/>
+                <w:color w:val="20252B"/>
+                <w:sz w:val="19"/>
+              </w:rPr>
+              <w:t>CP39</w:t>
+            </w:r>
+          </w:p>
+        </w:tc>
+        <w:tc>
+          <w:tcPr>
+            <w:tcW w:type="dxa" w:w="7200"/>
+            <w:vAlign w:val="center"/>
+            <w:tcBorders>
+              <w:top w:val="single" w:sz="5" w:color="D9D9D9"/>
+              <w:left w:val="single" w:sz="5" w:color="D9D9D9"/>
+              <w:bottom w:val="single" w:sz="5" w:color="D9D9D9"/>
+              <w:right w:val="single" w:sz="5" w:color="D9D9D9"/>
+            </w:tcBorders>
+            <w:shd w:fill="FFFFFF"/>
+            <w:tcMar>
+              <w:top w:w="85" w:type="dxa"/>
+              <w:left w:w="85" w:type="dxa"/>
+              <w:bottom w:w="85" w:type="dxa"/>
+              <w:right w:w="85" w:type="dxa"/>
+            </w:tcMar>
+          </w:tcPr>
+          <w:p>
+            <w:pPr>
+              <w:spacing w:after="0" w:line="259" w:lineRule="auto"/>
+            </w:pPr>
+            <w:r>
+              <w:rPr>
+                <w:b w:val="0"/>
+                <w:color w:val="20252B"/>
+                <w:sz w:val="19"/>
+              </w:rPr>
+              <w:t>reemplaza la imagen fallida por el respaldo local y tolera otro error</w:t>
+            </w:r>
+          </w:p>
+        </w:tc>
+        <w:tc>
+          <w:tcPr>
+            <w:tcW w:type="dxa" w:w="1224"/>
+            <w:vAlign w:val="center"/>
+            <w:tcBorders>
+              <w:top w:val="single" w:sz="5" w:color="D9D9D9"/>
+              <w:left w:val="single" w:sz="5" w:color="D9D9D9"/>
+              <w:bottom w:val="single" w:sz="5" w:color="D9D9D9"/>
+              <w:right w:val="single" w:sz="5" w:color="D9D9D9"/>
+            </w:tcBorders>
+            <w:shd w:fill="FFFFFF"/>
+            <w:tcMar>
+              <w:top w:w="85" w:type="dxa"/>
+              <w:left w:w="85" w:type="dxa"/>
+              <w:bottom w:w="85" w:type="dxa"/>
+              <w:right w:w="85" w:type="dxa"/>
+            </w:tcMar>
+          </w:tcPr>
+          <w:p>
+            <w:pPr>
+              <w:spacing w:after="0" w:line="259" w:lineRule="auto"/>
+            </w:pPr>
+            <w:r>
+              <w:rPr>
+                <w:b w:val="0"/>
+                <w:color w:val="20252B"/>
+                <w:sz w:val="19"/>
+              </w:rPr>
+              <w:t>Aprobada</w:t>
+            </w:r>
+          </w:p>
+        </w:tc>
+      </w:tr>
+      <w:tr>
+        <w:trPr>
+          <w:cantSplit/>
+        </w:trPr>
+        <w:tc>
+          <w:tcPr>
+            <w:tcW w:type="dxa" w:w="936"/>
+            <w:vAlign w:val="center"/>
+            <w:tcBorders>
+              <w:top w:val="single" w:sz="5" w:color="D9D9D9"/>
+              <w:left w:val="single" w:sz="5" w:color="D9D9D9"/>
+              <w:bottom w:val="single" w:sz="5" w:color="D9D9D9"/>
+              <w:right w:val="single" w:sz="5" w:color="D9D9D9"/>
+            </w:tcBorders>
+            <w:shd w:fill="F2F5F8"/>
+            <w:tcMar>
+              <w:top w:w="85" w:type="dxa"/>
+              <w:left w:w="85" w:type="dxa"/>
+              <w:bottom w:w="85" w:type="dxa"/>
+              <w:right w:w="85" w:type="dxa"/>
+            </w:tcMar>
+          </w:tcPr>
+          <w:p>
+            <w:pPr>
+              <w:spacing w:after="0" w:line="259" w:lineRule="auto"/>
+            </w:pPr>
+            <w:r>
+              <w:rPr>
+                <w:b w:val="0"/>
+                <w:color w:val="20252B"/>
+                <w:sz w:val="19"/>
+              </w:rPr>
+              <w:t>CP40</w:t>
+            </w:r>
+          </w:p>
+        </w:tc>
+        <w:tc>
+          <w:tcPr>
+            <w:tcW w:type="dxa" w:w="7200"/>
+            <w:vAlign w:val="center"/>
+            <w:tcBorders>
+              <w:top w:val="single" w:sz="5" w:color="D9D9D9"/>
+              <w:left w:val="single" w:sz="5" w:color="D9D9D9"/>
+              <w:bottom w:val="single" w:sz="5" w:color="D9D9D9"/>
+              <w:right w:val="single" w:sz="5" w:color="D9D9D9"/>
+            </w:tcBorders>
+            <w:shd w:fill="F2F5F8"/>
+            <w:tcMar>
+              <w:top w:w="85" w:type="dxa"/>
+              <w:left w:w="85" w:type="dxa"/>
+              <w:bottom w:w="85" w:type="dxa"/>
+              <w:right w:w="85" w:type="dxa"/>
+            </w:tcMar>
+          </w:tcPr>
+          <w:p>
+            <w:pPr>
+              <w:spacing w:after="0" w:line="259" w:lineRule="auto"/>
+            </w:pPr>
+            <w:r>
+              <w:rPr>
+                <w:b w:val="0"/>
+                <w:color w:val="20252B"/>
+                <w:sz w:val="19"/>
+              </w:rPr>
+              <w:t>usa el respaldo sin src y actualiza la imagen al recibir otras props</w:t>
+            </w:r>
+          </w:p>
+        </w:tc>
+        <w:tc>
+          <w:tcPr>
+            <w:tcW w:type="dxa" w:w="1224"/>
+            <w:vAlign w:val="center"/>
+            <w:tcBorders>
+              <w:top w:val="single" w:sz="5" w:color="D9D9D9"/>
+              <w:left w:val="single" w:sz="5" w:color="D9D9D9"/>
+              <w:bottom w:val="single" w:sz="5" w:color="D9D9D9"/>
+              <w:right w:val="single" w:sz="5" w:color="D9D9D9"/>
+            </w:tcBorders>
+            <w:shd w:fill="F2F5F8"/>
             <w:tcMar>
               <w:top w:w="85" w:type="dxa"/>
               <w:left w:w="85" w:type="dxa"/>
